--- a/docs/Formato HV XPERT.docx
+++ b/docs/Formato HV XPERT.docx
@@ -1,6 +1,6 @@
 
 <file path=word/document.xml><?xml version="1.0" encoding="utf-8"?>
-<w:document xmlns:wpc="http://schemas.microsoft.com/office/word/2010/wordprocessingCanvas" xmlns:cx="http://schemas.microsoft.com/office/drawing/2014/chartex" xmlns:cx1="http://schemas.microsoft.com/office/drawing/2015/9/8/chartex" xmlns:cx2="http://schemas.microsoft.com/office/drawing/2015/10/21/chartex" xmlns:cx3="http://schemas.microsoft.com/office/drawing/2016/5/9/chartex" xmlns:cx4="http://schemas.microsoft.com/office/drawing/2016/5/10/chartex" xmlns:cx5="http://schemas.microsoft.com/office/drawing/2016/5/11/chartex" xmlns:cx6="http://schemas.microsoft.com/office/drawing/2016/5/12/chartex" xmlns:cx7="http://schemas.microsoft.com/office/drawing/2016/5/13/chartex" xmlns:cx8="http://schemas.microsoft.com/office/drawing/2016/5/14/chartex" xmlns:mc="http://schemas.openxmlformats.org/markup-compatibility/2006" xmlns:aink="http://schemas.microsoft.com/office/drawing/2016/ink" xmlns:am3d="http://schemas.microsoft.com/office/drawing/2017/model3d" xmlns:o="urn:schemas-microsoft-com:office:office" xmlns:oel="http://schemas.microsoft.com/office/2019/extlst" xmlns:r="http://schemas.openxmlformats.org/officeDocument/2006/relationships" xmlns:m="http://schemas.openxmlformats.org/officeDocument/2006/math" xmlns:v="urn:schemas-microsoft-com:vml" xmlns:wp14="http://schemas.microsoft.com/office/word/2010/wordprocessingDrawing" xmlns:wp="http://schemas.openxmlformats.org/drawingml/2006/wordprocessingDrawing" xmlns:w10="urn:schemas-microsoft-com:office:word" xmlns:w="http://schemas.openxmlformats.org/wordprocessingml/2006/main" xmlns:w14="http://schemas.microsoft.com/office/word/2010/wordml" xmlns:w15="http://schemas.microsoft.com/office/word/2012/wordml" xmlns:w16cex="http://schemas.microsoft.com/office/word/2018/wordml/cex" xmlns:w16cid="http://schemas.microsoft.com/office/word/2016/wordml/cid" xmlns:w16="http://schemas.microsoft.com/office/word/2018/wordml" xmlns:w16du="http://schemas.microsoft.com/office/word/2023/wordml/word16du" xmlns:w16sdtdh="http://schemas.microsoft.com/office/word/2020/wordml/sdtdatahash" xmlns:w16sdtfl="http://schemas.microsoft.com/office/word/2024/wordml/sdtformatlock" xmlns:w16se="http://schemas.microsoft.com/office/word/2015/wordml/symex" xmlns:wpg="http://schemas.microsoft.com/office/word/2010/wordprocessingGroup" xmlns:wpi="http://schemas.microsoft.com/office/word/2010/wordprocessingInk" xmlns:wne="http://schemas.microsoft.com/office/word/2006/wordml" xmlns:wps="http://schemas.microsoft.com/office/word/2010/wordprocessingShape" mc:Ignorable="w14 w15 w16se w16cid w16 w16cex w16sdtdh w16sdtfl w16du wp14">
+<w:document xmlns:wpc="http://schemas.microsoft.com/office/word/2010/wordprocessingCanvas" xmlns:cx="http://schemas.microsoft.com/office/drawing/2014/chartex" xmlns:cx1="http://schemas.microsoft.com/office/drawing/2015/9/8/chartex" xmlns:cx2="http://schemas.microsoft.com/office/drawing/2015/10/21/chartex" xmlns:cx3="http://schemas.microsoft.com/office/drawing/2016/5/9/chartex" xmlns:cx4="http://schemas.microsoft.com/office/drawing/2016/5/10/chartex" xmlns:cx5="http://schemas.microsoft.com/office/drawing/2016/5/11/chartex" xmlns:cx6="http://schemas.microsoft.com/office/drawing/2016/5/12/chartex" xmlns:cx7="http://schemas.microsoft.com/office/drawing/2016/5/13/chartex" xmlns:cx8="http://schemas.microsoft.com/office/drawing/2016/5/14/chartex" xmlns:mc="http://schemas.openxmlformats.org/markup-compatibility/2006" xmlns:aink="http://schemas.microsoft.com/office/drawing/2016/ink" xmlns:am3d="http://schemas.microsoft.com/office/drawing/2017/model3d" xmlns:o="urn:schemas-microsoft-com:office:office" xmlns:oel="http://schemas.microsoft.com/office/2019/extlst" xmlns:r="http://schemas.openxmlformats.org/officeDocument/2006/relationships" xmlns:m="http://schemas.openxmlformats.org/officeDocument/2006/math" xmlns:v="urn:schemas-microsoft-com:vml" xmlns:wp14="http://schemas.microsoft.com/office/word/2010/wordprocessingDrawing" xmlns:wp="http://schemas.openxmlformats.org/drawingml/2006/wordprocessingDrawing" xmlns:w10="urn:schemas-microsoft-com:office:word" xmlns:w="http://schemas.openxmlformats.org/wordprocessingml/2006/main" xmlns:w14="http://schemas.microsoft.com/office/word/2010/wordml" xmlns:w15="http://schemas.microsoft.com/office/word/2012/wordml" xmlns:w16cex="http://schemas.microsoft.com/office/word/2018/wordml/cex" xmlns:w16cid="http://schemas.microsoft.com/office/word/2016/wordml/cid" xmlns:w16="http://schemas.microsoft.com/office/word/2018/wordml" xmlns:w16du="http://schemas.microsoft.com/office/word/2023/wordml/word16du" xmlns:w16sdtdh="http://schemas.microsoft.com/office/word/2020/wordml/sdtdatahash" xmlns:w16se="http://schemas.microsoft.com/office/word/2015/wordml/symex" xmlns:wpg="http://schemas.microsoft.com/office/word/2010/wordprocessingGroup" xmlns:wpi="http://schemas.microsoft.com/office/word/2010/wordprocessingInk" xmlns:wne="http://schemas.microsoft.com/office/word/2006/wordml" xmlns:wps="http://schemas.microsoft.com/office/word/2010/wordprocessingShape" mc:Ignorable="w14 w15 w16se w16cid w16 w16cex w16sdtdh w16du wp14">
   <w:body>
     <w:p>
       <w:pPr>
@@ -289,16 +289,16 @@
         <w:rPr>
           <w:sz w:val="56"/>
           <w:szCs w:val="56"/>
-          <w:lang w:val="es-CO"/>
+          <w:lang w:val="en-US"/>
         </w:rPr>
       </w:pPr>
       <w:r>
         <w:rPr>
           <w:sz w:val="56"/>
           <w:szCs w:val="56"/>
-          <w:lang w:val="es-CO"/>
-        </w:rPr>
-        <w:t>NOMBRE COMPLETO</w:t>
+          <w:lang w:val="en-US"/>
+        </w:rPr>
+        <w:t>YULIAN STIVEN BEDOYA BURITICA</w:t>
       </w:r>
     </w:p>
     <w:p>
@@ -306,7 +306,7 @@
         <w:pStyle w:val="Ttulo"/>
         <w:jc w:val="left"/>
         <w:rPr>
-          <w:lang w:val="es-CO"/>
+          <w:lang w:val="en-US"/>
         </w:rPr>
       </w:pPr>
     </w:p>
@@ -315,7 +315,7 @@
         <w:pStyle w:val="Ttulo"/>
         <w:jc w:val="left"/>
         <w:rPr>
-          <w:lang w:val="es-CO"/>
+          <w:lang w:val="en-US"/>
         </w:rPr>
       </w:pPr>
     </w:p>
@@ -324,7 +324,7 @@
         <w:pStyle w:val="Ttulo"/>
         <w:jc w:val="left"/>
         <w:rPr>
-          <w:lang w:val="es-CO"/>
+          <w:lang w:val="en-US"/>
         </w:rPr>
         <w:sectPr>
           <w:headerReference w:type="default" r:id="rId9"/>
@@ -350,7 +350,7 @@
           <w:bCs/>
           <w:sz w:val="24"/>
           <w:szCs w:val="24"/>
-          <w:lang w:val="es-CO"/>
+          <w:lang w:val="en-US"/>
         </w:rPr>
       </w:pPr>
     </w:p>
@@ -380,18 +380,40 @@
           <w:szCs w:val="24"/>
           <w:lang w:val="es-CO"/>
         </w:rPr>
-        <w:t>PERFIL LÍDER TÉCNICO DE DATOS FULL</w:t>
-      </w:r>
-      <w:r>
-        <w:rPr>
-          <w:rFonts w:ascii="Arial" w:hAnsi="Arial" w:cs="Arial"/>
-          <w:b/>
-          <w:bCs/>
-          <w:sz w:val="24"/>
-          <w:szCs w:val="24"/>
-          <w:lang w:val="es-CO"/>
-        </w:rPr>
-        <w:t>STACK</w:t>
+        <w:t xml:space="preserve">PERFIL </w:t>
+      </w:r>
+      <w:r>
+        <w:rPr>
+          <w:rFonts w:ascii="Arial" w:hAnsi="Arial" w:cs="Arial"/>
+          <w:b/>
+          <w:bCs/>
+          <w:sz w:val="24"/>
+          <w:szCs w:val="24"/>
+          <w:lang w:val="es-CO"/>
+        </w:rPr>
+        <w:t>INGENIERO DE DATOS</w:t>
+      </w:r>
+      <w:r>
+        <w:rPr>
+          <w:rFonts w:ascii="Arial" w:hAnsi="Arial" w:cs="Arial"/>
+          <w:b/>
+          <w:bCs/>
+          <w:sz w:val="24"/>
+          <w:szCs w:val="24"/>
+          <w:lang w:val="es-CO"/>
+        </w:rPr>
+        <w:t xml:space="preserve"> </w:t>
+      </w:r>
+      <w:r>
+        <w:rPr>
+          <w:rFonts w:ascii="Arial" w:hAnsi="Arial" w:cs="Arial"/>
+          <w:b/>
+          <w:bCs/>
+          <w:sz w:val="24"/>
+          <w:szCs w:val="24"/>
+          <w:lang w:val="es-CO"/>
+        </w:rPr>
+        <w:t>SEMI SENIOR</w:t>
       </w:r>
     </w:p>
     <w:p>
@@ -414,11 +436,303 @@
     </w:p>
     <w:p>
       <w:pPr>
-        <w:tabs>
-          <w:tab w:val="left" w:pos="1077"/>
-        </w:tabs>
-        <w:spacing w:before="1"/>
-        <w:ind w:left="359"/>
+        <w:pStyle w:val="NormalWeb"/>
+        <w:rPr>
+          <w:rFonts w:ascii="Arial" w:hAnsi="Arial" w:cs="Arial"/>
+        </w:rPr>
+      </w:pPr>
+      <w:r>
+        <w:rPr>
+          <w:rFonts w:ascii="Arial" w:hAnsi="Arial" w:cs="Arial"/>
+        </w:rPr>
+        <w:t>Ingeniero de Datos</w:t>
+      </w:r>
+      <w:r>
+        <w:rPr>
+          <w:rFonts w:ascii="Arial" w:hAnsi="Arial" w:cs="Arial"/>
+        </w:rPr>
+        <w:t xml:space="preserve"> Semi Senior</w:t>
+      </w:r>
+      <w:r>
+        <w:rPr>
+          <w:rFonts w:ascii="Arial" w:hAnsi="Arial" w:cs="Arial"/>
+        </w:rPr>
+        <w:t xml:space="preserve"> con experiencia práctica en el diseño, construcción y operación de pipelines de datos </w:t>
+      </w:r>
+      <w:proofErr w:type="spellStart"/>
+      <w:r>
+        <w:rPr>
+          <w:rFonts w:ascii="Arial" w:hAnsi="Arial" w:cs="Arial"/>
+        </w:rPr>
+        <w:t>end-to-end</w:t>
+      </w:r>
+      <w:proofErr w:type="spellEnd"/>
+      <w:r>
+        <w:rPr>
+          <w:rFonts w:ascii="Arial" w:hAnsi="Arial" w:cs="Arial"/>
+        </w:rPr>
+        <w:t xml:space="preserve"> en entornos productivos, utilizando herramientas como Python, SQL, </w:t>
+      </w:r>
+      <w:proofErr w:type="spellStart"/>
+      <w:r>
+        <w:rPr>
+          <w:rFonts w:ascii="Arial" w:hAnsi="Arial" w:cs="Arial"/>
+        </w:rPr>
+        <w:t>PySpark</w:t>
+      </w:r>
+      <w:proofErr w:type="spellEnd"/>
+      <w:r>
+        <w:rPr>
+          <w:rFonts w:ascii="Arial" w:hAnsi="Arial" w:cs="Arial"/>
+        </w:rPr>
+        <w:t xml:space="preserve">, Pentaho PDI y Apache </w:t>
+      </w:r>
+      <w:proofErr w:type="spellStart"/>
+      <w:r>
+        <w:rPr>
+          <w:rFonts w:ascii="Arial" w:hAnsi="Arial" w:cs="Arial"/>
+        </w:rPr>
+        <w:t>Airflow</w:t>
+      </w:r>
+      <w:proofErr w:type="spellEnd"/>
+      <w:r>
+        <w:rPr>
+          <w:rFonts w:ascii="Arial" w:hAnsi="Arial" w:cs="Arial"/>
+        </w:rPr>
+        <w:t xml:space="preserve">. Cuenta con experiencia en ingestión desde múltiples fuentes, incluyendo bases de datos relacionales, </w:t>
+      </w:r>
+      <w:proofErr w:type="spellStart"/>
+      <w:r>
+        <w:rPr>
+          <w:rFonts w:ascii="Arial" w:hAnsi="Arial" w:cs="Arial"/>
+        </w:rPr>
+        <w:t>APIs</w:t>
+      </w:r>
+      <w:proofErr w:type="spellEnd"/>
+      <w:r>
+        <w:rPr>
+          <w:rFonts w:ascii="Arial" w:hAnsi="Arial" w:cs="Arial"/>
+        </w:rPr>
+        <w:t xml:space="preserve">, archivos planos y procesos de web </w:t>
+      </w:r>
+      <w:proofErr w:type="spellStart"/>
+      <w:r>
+        <w:rPr>
+          <w:rFonts w:ascii="Arial" w:hAnsi="Arial" w:cs="Arial"/>
+        </w:rPr>
+        <w:t>scraping</w:t>
+      </w:r>
+      <w:proofErr w:type="spellEnd"/>
+      <w:r>
+        <w:rPr>
+          <w:rFonts w:ascii="Arial" w:hAnsi="Arial" w:cs="Arial"/>
+        </w:rPr>
+        <w:t xml:space="preserve">, asegurando calidad, integridad y confiabilidad en los datos para consumo analítico y operacional. </w:t>
+      </w:r>
+    </w:p>
+    <w:p>
+      <w:pPr>
+        <w:pStyle w:val="NormalWeb"/>
+        <w:rPr>
+          <w:rFonts w:ascii="Arial" w:hAnsi="Arial" w:cs="Arial"/>
+        </w:rPr>
+      </w:pPr>
+      <w:r>
+        <w:rPr>
+          <w:rFonts w:ascii="Arial" w:hAnsi="Arial" w:cs="Arial"/>
+        </w:rPr>
+        <w:t xml:space="preserve">Posee experiencia en procesamiento de grandes volúmenes de información estructurada, semiestructurada y no estructurada, aplicando transformaciones escalables, validaciones de negocio, reprocesamiento idempotente y controles de calidad de datos. También ha trabajado en la preparación de </w:t>
+      </w:r>
+      <w:proofErr w:type="spellStart"/>
+      <w:r>
+        <w:rPr>
+          <w:rFonts w:ascii="Arial" w:hAnsi="Arial" w:cs="Arial"/>
+        </w:rPr>
+        <w:t>datasets</w:t>
+      </w:r>
+      <w:proofErr w:type="spellEnd"/>
+      <w:r>
+        <w:rPr>
+          <w:rFonts w:ascii="Arial" w:hAnsi="Arial" w:cs="Arial"/>
+        </w:rPr>
+        <w:t xml:space="preserve"> analíticos a partir de texto y transcripciones, integrando flujos basados en </w:t>
+      </w:r>
+      <w:proofErr w:type="spellStart"/>
+      <w:r>
+        <w:rPr>
+          <w:rFonts w:ascii="Arial" w:hAnsi="Arial" w:cs="Arial"/>
+        </w:rPr>
+        <w:t>GenAI</w:t>
+      </w:r>
+      <w:proofErr w:type="spellEnd"/>
+      <w:r>
+        <w:rPr>
+          <w:rFonts w:ascii="Arial" w:hAnsi="Arial" w:cs="Arial"/>
+        </w:rPr>
+        <w:t xml:space="preserve"> para análisis automatizado, </w:t>
+      </w:r>
+      <w:proofErr w:type="spellStart"/>
+      <w:r>
+        <w:rPr>
+          <w:rFonts w:ascii="Arial" w:hAnsi="Arial" w:cs="Arial"/>
+        </w:rPr>
+        <w:t>scoring</w:t>
+      </w:r>
+      <w:proofErr w:type="spellEnd"/>
+      <w:r>
+        <w:rPr>
+          <w:rFonts w:ascii="Arial" w:hAnsi="Arial" w:cs="Arial"/>
+        </w:rPr>
+        <w:t xml:space="preserve"> y extracción de señales útiles para auditoría y toma de decisiones. </w:t>
+      </w:r>
+    </w:p>
+    <w:p>
+      <w:pPr>
+        <w:pStyle w:val="NormalWeb"/>
+        <w:rPr>
+          <w:rFonts w:ascii="Arial" w:hAnsi="Arial" w:cs="Arial"/>
+        </w:rPr>
+      </w:pPr>
+      <w:r>
+        <w:rPr>
+          <w:rFonts w:ascii="Arial" w:hAnsi="Arial" w:cs="Arial"/>
+        </w:rPr>
+        <w:t xml:space="preserve">Ha participado en la migración y modernización de pipelines </w:t>
+      </w:r>
+      <w:proofErr w:type="spellStart"/>
+      <w:r>
+        <w:rPr>
+          <w:rFonts w:ascii="Arial" w:hAnsi="Arial" w:cs="Arial"/>
+        </w:rPr>
+        <w:t>legacy</w:t>
+      </w:r>
+      <w:proofErr w:type="spellEnd"/>
+      <w:r>
+        <w:rPr>
+          <w:rFonts w:ascii="Arial" w:hAnsi="Arial" w:cs="Arial"/>
+        </w:rPr>
+        <w:t xml:space="preserve"> de datos, mejorando </w:t>
+      </w:r>
+      <w:proofErr w:type="spellStart"/>
+      <w:r>
+        <w:rPr>
+          <w:rFonts w:ascii="Arial" w:hAnsi="Arial" w:cs="Arial"/>
+        </w:rPr>
+        <w:t>observabilidad</w:t>
+      </w:r>
+      <w:proofErr w:type="spellEnd"/>
+      <w:r>
+        <w:rPr>
+          <w:rFonts w:ascii="Arial" w:hAnsi="Arial" w:cs="Arial"/>
+        </w:rPr>
+        <w:t xml:space="preserve">, control y confiabilidad de procesos de ingestión. Tiene experiencia en arquitecturas tipo data </w:t>
+      </w:r>
+      <w:proofErr w:type="spellStart"/>
+      <w:r>
+        <w:rPr>
+          <w:rFonts w:ascii="Arial" w:hAnsi="Arial" w:cs="Arial"/>
+        </w:rPr>
+        <w:t>lake</w:t>
+      </w:r>
+      <w:proofErr w:type="spellEnd"/>
+      <w:r>
+        <w:rPr>
+          <w:rFonts w:ascii="Arial" w:hAnsi="Arial" w:cs="Arial"/>
+        </w:rPr>
+        <w:t xml:space="preserve"> y fundamentos de </w:t>
+      </w:r>
+      <w:proofErr w:type="spellStart"/>
+      <w:r>
+        <w:rPr>
+          <w:rFonts w:ascii="Arial" w:hAnsi="Arial" w:cs="Arial"/>
+        </w:rPr>
+        <w:t>lakehouse</w:t>
+      </w:r>
+      <w:proofErr w:type="spellEnd"/>
+      <w:r>
+        <w:rPr>
+          <w:rFonts w:ascii="Arial" w:hAnsi="Arial" w:cs="Arial"/>
+        </w:rPr>
+        <w:t xml:space="preserve">, utilizando tecnologías como Google Cloud Storage, AWS S3, </w:t>
+      </w:r>
+      <w:proofErr w:type="spellStart"/>
+      <w:r>
+        <w:rPr>
+          <w:rFonts w:ascii="Arial" w:hAnsi="Arial" w:cs="Arial"/>
+        </w:rPr>
+        <w:t>BigQuery</w:t>
+      </w:r>
+      <w:proofErr w:type="spellEnd"/>
+      <w:r>
+        <w:rPr>
+          <w:rFonts w:ascii="Arial" w:hAnsi="Arial" w:cs="Arial"/>
+        </w:rPr>
+        <w:t xml:space="preserve">, </w:t>
+      </w:r>
+      <w:proofErr w:type="spellStart"/>
+      <w:r>
+        <w:rPr>
+          <w:rFonts w:ascii="Arial" w:hAnsi="Arial" w:cs="Arial"/>
+        </w:rPr>
+        <w:t>Databricks</w:t>
+      </w:r>
+      <w:proofErr w:type="spellEnd"/>
+      <w:r>
+        <w:rPr>
+          <w:rFonts w:ascii="Arial" w:hAnsi="Arial" w:cs="Arial"/>
+        </w:rPr>
+        <w:t xml:space="preserve"> y Delta Lake a nivel conceptual y práctico, además de conocimientos en modelado relacional, ambientes de </w:t>
+      </w:r>
+      <w:proofErr w:type="spellStart"/>
+      <w:r>
+        <w:rPr>
+          <w:rFonts w:ascii="Arial" w:hAnsi="Arial" w:cs="Arial"/>
+        </w:rPr>
+        <w:t>staging</w:t>
+      </w:r>
+      <w:proofErr w:type="spellEnd"/>
+      <w:r>
+        <w:rPr>
+          <w:rFonts w:ascii="Arial" w:hAnsi="Arial" w:cs="Arial"/>
+        </w:rPr>
+        <w:t xml:space="preserve"> y producción, y soporte operativo guiado por SLA. </w:t>
+      </w:r>
+    </w:p>
+    <w:p>
+      <w:pPr>
+        <w:pStyle w:val="NormalWeb"/>
+        <w:rPr>
+          <w:rFonts w:ascii="Arial" w:hAnsi="Arial" w:cs="Arial"/>
+        </w:rPr>
+      </w:pPr>
+      <w:r>
+        <w:rPr>
+          <w:rFonts w:ascii="Arial" w:hAnsi="Arial" w:cs="Arial"/>
+        </w:rPr>
+        <w:t xml:space="preserve">Se destaca por su capacidad para depurar flujos complejos, asegurar calidad de extremo a extremo, adaptarse rápidamente a nuevos entornos técnicos y comunicar de forma clara hallazgos, problemas y soluciones. Complementa su perfil técnico con experiencia en proyectos académicos, </w:t>
+      </w:r>
+      <w:proofErr w:type="spellStart"/>
+      <w:r>
+        <w:rPr>
+          <w:rFonts w:ascii="Arial" w:hAnsi="Arial" w:cs="Arial"/>
+        </w:rPr>
+        <w:t>hackathons</w:t>
+      </w:r>
+      <w:proofErr w:type="spellEnd"/>
+      <w:r>
+        <w:rPr>
+          <w:rFonts w:ascii="Arial" w:hAnsi="Arial" w:cs="Arial"/>
+        </w:rPr>
+        <w:t xml:space="preserve"> y competencias de tecnología, lo que le ha permitido fortalecer una visión integral orientada a datos, analítica avanzada y mejora continua. </w:t>
+      </w:r>
+    </w:p>
+    <w:p>
+      <w:pPr>
+        <w:pStyle w:val="Prrafodelista"/>
+        <w:tabs>
+          <w:tab w:val="left" w:pos="1077"/>
+        </w:tabs>
+        <w:spacing w:before="1"/>
         <w:jc w:val="both"/>
         <w:rPr>
           <w:rFonts w:ascii="Arial" w:hAnsi="Arial" w:cs="Arial"/>
@@ -429,115 +743,6 @@
           <w:lang w:val="es-CO"/>
         </w:rPr>
       </w:pPr>
-      <w:r>
-        <w:rPr>
-          <w:rFonts w:ascii="Arial" w:hAnsi="Arial" w:cs="Arial"/>
-          <w:sz w:val="24"/>
-          <w:szCs w:val="24"/>
-          <w:lang w:val="es-CO"/>
-        </w:rPr>
-        <w:t xml:space="preserve">Ingeniero de software senior con amplia experiencia en el diseño y desarrollo de plataformas </w:t>
-      </w:r>
-      <w:proofErr w:type="spellStart"/>
-      <w:r>
-        <w:rPr>
-          <w:rFonts w:ascii="Arial" w:hAnsi="Arial" w:cs="Arial"/>
-          <w:sz w:val="24"/>
-          <w:szCs w:val="24"/>
-          <w:lang w:val="es-CO"/>
-        </w:rPr>
-        <w:t>fullstack</w:t>
-      </w:r>
-      <w:proofErr w:type="spellEnd"/>
-      <w:r>
-        <w:rPr>
-          <w:rFonts w:ascii="Arial" w:hAnsi="Arial" w:cs="Arial"/>
-          <w:sz w:val="24"/>
-          <w:szCs w:val="24"/>
-          <w:lang w:val="es-CO"/>
-        </w:rPr>
-        <w:t xml:space="preserve"> y arquitecturas de datos escalables, especializado en Python, </w:t>
-      </w:r>
-      <w:proofErr w:type="spellStart"/>
-      <w:r>
-        <w:rPr>
-          <w:rFonts w:ascii="Arial" w:hAnsi="Arial" w:cs="Arial"/>
-          <w:sz w:val="24"/>
-          <w:szCs w:val="24"/>
-          <w:lang w:val="es-CO"/>
-        </w:rPr>
-        <w:t>TypeScript</w:t>
-      </w:r>
-      <w:proofErr w:type="spellEnd"/>
-      <w:r>
-        <w:rPr>
-          <w:rFonts w:ascii="Arial" w:hAnsi="Arial" w:cs="Arial"/>
-          <w:sz w:val="24"/>
-          <w:szCs w:val="24"/>
-          <w:lang w:val="es-CO"/>
-        </w:rPr>
-        <w:t>/JavaScript y microservicios en la nube. Cuenta con experiencia liderando la construcción de pipelines de procesamiento de datos en tiempo real, sistemas analíticos y plataformas data-</w:t>
-      </w:r>
-      <w:proofErr w:type="spellStart"/>
-      <w:r>
-        <w:rPr>
-          <w:rFonts w:ascii="Arial" w:hAnsi="Arial" w:cs="Arial"/>
-          <w:sz w:val="24"/>
-          <w:szCs w:val="24"/>
-          <w:lang w:val="es-CO"/>
-        </w:rPr>
-        <w:t>driven</w:t>
-      </w:r>
-      <w:proofErr w:type="spellEnd"/>
-      <w:r>
-        <w:rPr>
-          <w:rFonts w:ascii="Arial" w:hAnsi="Arial" w:cs="Arial"/>
-          <w:sz w:val="24"/>
-          <w:szCs w:val="24"/>
-          <w:lang w:val="es-CO"/>
-        </w:rPr>
-        <w:t xml:space="preserve"> sobre entornos </w:t>
-      </w:r>
-      <w:proofErr w:type="spellStart"/>
-      <w:r>
-        <w:rPr>
-          <w:rFonts w:ascii="Arial" w:hAnsi="Arial" w:cs="Arial"/>
-          <w:sz w:val="24"/>
-          <w:szCs w:val="24"/>
-          <w:lang w:val="es-CO"/>
-        </w:rPr>
-        <w:t>cloud</w:t>
-      </w:r>
-      <w:proofErr w:type="spellEnd"/>
-      <w:r>
-        <w:rPr>
-          <w:rFonts w:ascii="Arial" w:hAnsi="Arial" w:cs="Arial"/>
-          <w:sz w:val="24"/>
-          <w:szCs w:val="24"/>
-          <w:lang w:val="es-CO"/>
-        </w:rPr>
-        <w:t xml:space="preserve"> como Azure, utilizando contenedores y orquestación con Docker y </w:t>
-      </w:r>
-      <w:proofErr w:type="spellStart"/>
-      <w:r>
-        <w:rPr>
-          <w:rFonts w:ascii="Arial" w:hAnsi="Arial" w:cs="Arial"/>
-          <w:sz w:val="24"/>
-          <w:szCs w:val="24"/>
-          <w:lang w:val="es-CO"/>
-        </w:rPr>
-        <w:t>Kubernetes</w:t>
-      </w:r>
-      <w:proofErr w:type="spellEnd"/>
-      <w:r>
-        <w:rPr>
-          <w:rFonts w:ascii="Arial" w:hAnsi="Arial" w:cs="Arial"/>
-          <w:sz w:val="24"/>
-          <w:szCs w:val="24"/>
-          <w:lang w:val="es-CO"/>
-        </w:rPr>
-        <w:t xml:space="preserve">. </w:t>
-      </w:r>
     </w:p>
     <w:p>
       <w:pPr>
@@ -546,10 +751,11 @@
           <w:tab w:val="left" w:pos="1077"/>
         </w:tabs>
         <w:spacing w:before="1"/>
-        <w:ind w:left="718"/>
         <w:jc w:val="both"/>
         <w:rPr>
           <w:rFonts w:ascii="Arial" w:hAnsi="Arial" w:cs="Arial"/>
+          <w:b/>
+          <w:bCs/>
           <w:sz w:val="24"/>
           <w:szCs w:val="24"/>
           <w:lang w:val="es-CO"/>
@@ -563,67 +769,20 @@
           <w:tab w:val="left" w:pos="1077"/>
         </w:tabs>
         <w:spacing w:before="1"/>
-        <w:ind w:left="359" w:firstLine="0"/>
         <w:jc w:val="both"/>
         <w:rPr>
           <w:rFonts w:ascii="Arial" w:hAnsi="Arial" w:cs="Arial"/>
-          <w:sz w:val="24"/>
-          <w:szCs w:val="24"/>
-          <w:lang w:val="es-CO"/>
-        </w:rPr>
-      </w:pPr>
-      <w:r>
-        <w:rPr>
-          <w:rFonts w:ascii="Arial" w:hAnsi="Arial" w:cs="Arial"/>
-          <w:sz w:val="24"/>
-          <w:szCs w:val="24"/>
-          <w:lang w:val="es-CO"/>
-        </w:rPr>
-        <w:t xml:space="preserve">Posee experiencia en el desarrollo de soluciones basadas en IA generativa, utilizando </w:t>
-      </w:r>
-      <w:proofErr w:type="spellStart"/>
-      <w:r>
-        <w:rPr>
-          <w:rFonts w:ascii="Arial" w:hAnsi="Arial" w:cs="Arial"/>
-          <w:sz w:val="24"/>
-          <w:szCs w:val="24"/>
-          <w:lang w:val="es-CO"/>
-        </w:rPr>
-        <w:t>LangChain</w:t>
-      </w:r>
-      <w:proofErr w:type="spellEnd"/>
-      <w:r>
-        <w:rPr>
-          <w:rFonts w:ascii="Arial" w:hAnsi="Arial" w:cs="Arial"/>
-          <w:sz w:val="24"/>
-          <w:szCs w:val="24"/>
-          <w:lang w:val="es-CO"/>
-        </w:rPr>
-        <w:t xml:space="preserve"> y </w:t>
-      </w:r>
-      <w:proofErr w:type="spellStart"/>
-      <w:r>
-        <w:rPr>
-          <w:rFonts w:ascii="Arial" w:hAnsi="Arial" w:cs="Arial"/>
-          <w:sz w:val="24"/>
-          <w:szCs w:val="24"/>
-          <w:lang w:val="es-CO"/>
-        </w:rPr>
-        <w:t>LangGraph</w:t>
-      </w:r>
-      <w:proofErr w:type="spellEnd"/>
-      <w:r>
-        <w:rPr>
-          <w:rFonts w:ascii="Arial" w:hAnsi="Arial" w:cs="Arial"/>
-          <w:sz w:val="24"/>
-          <w:szCs w:val="24"/>
-          <w:lang w:val="es-CO"/>
-        </w:rPr>
-        <w:t xml:space="preserve"> para la creación de flujos de procesamiento inteligente, orquestación de agentes y sistemas de recomendación basados en contenido. Ha trabajado en la estructuración e ingestión de grandes volúmenes de datos, preparando información para el consumo de modelos de IA y motores de decisión automatizados. </w:t>
-      </w:r>
-    </w:p>
-    <w:p>
-      <w:pPr>
+          <w:b/>
+          <w:bCs/>
+          <w:sz w:val="24"/>
+          <w:szCs w:val="24"/>
+          <w:lang w:val="es-CO"/>
+        </w:rPr>
+      </w:pPr>
+    </w:p>
+    <w:p>
+      <w:pPr>
+        <w:pStyle w:val="Prrafodelista"/>
         <w:tabs>
           <w:tab w:val="left" w:pos="1077"/>
         </w:tabs>
@@ -631,6 +790,8 @@
         <w:jc w:val="both"/>
         <w:rPr>
           <w:rFonts w:ascii="Arial" w:hAnsi="Arial" w:cs="Arial"/>
+          <w:b/>
+          <w:bCs/>
           <w:sz w:val="24"/>
           <w:szCs w:val="24"/>
           <w:lang w:val="es-CO"/>
@@ -644,124 +805,16 @@
           <w:tab w:val="left" w:pos="1077"/>
         </w:tabs>
         <w:spacing w:before="1"/>
-        <w:ind w:left="359" w:firstLine="0"/>
         <w:jc w:val="both"/>
         <w:rPr>
           <w:rFonts w:ascii="Arial" w:hAnsi="Arial" w:cs="Arial"/>
-          <w:sz w:val="24"/>
-          <w:szCs w:val="24"/>
-          <w:lang w:val="es-CO"/>
-        </w:rPr>
-      </w:pPr>
-      <w:r>
-        <w:rPr>
-          <w:rFonts w:ascii="Arial" w:hAnsi="Arial" w:cs="Arial"/>
-          <w:sz w:val="24"/>
-          <w:szCs w:val="24"/>
-          <w:lang w:val="es-CO"/>
-        </w:rPr>
-        <w:t xml:space="preserve">Ha liderado el desarrollo de plataformas </w:t>
-      </w:r>
-      <w:proofErr w:type="spellStart"/>
-      <w:r>
-        <w:rPr>
-          <w:rFonts w:ascii="Arial" w:hAnsi="Arial" w:cs="Arial"/>
-          <w:sz w:val="24"/>
-          <w:szCs w:val="24"/>
-          <w:lang w:val="es-CO"/>
-        </w:rPr>
-        <w:t>fullstack</w:t>
-      </w:r>
-      <w:proofErr w:type="spellEnd"/>
-      <w:r>
-        <w:rPr>
-          <w:rFonts w:ascii="Arial" w:hAnsi="Arial" w:cs="Arial"/>
-          <w:sz w:val="24"/>
-          <w:szCs w:val="24"/>
-          <w:lang w:val="es-CO"/>
-        </w:rPr>
-        <w:t xml:space="preserve"> complejas y sistemas de gestión de datos, integrando </w:t>
-      </w:r>
-      <w:proofErr w:type="spellStart"/>
-      <w:r>
-        <w:rPr>
-          <w:rFonts w:ascii="Arial" w:hAnsi="Arial" w:cs="Arial"/>
-          <w:sz w:val="24"/>
-          <w:szCs w:val="24"/>
-          <w:lang w:val="es-CO"/>
-        </w:rPr>
-        <w:t>backend</w:t>
-      </w:r>
-      <w:proofErr w:type="spellEnd"/>
-      <w:r>
-        <w:rPr>
-          <w:rFonts w:ascii="Arial" w:hAnsi="Arial" w:cs="Arial"/>
-          <w:sz w:val="24"/>
-          <w:szCs w:val="24"/>
-          <w:lang w:val="es-CO"/>
-        </w:rPr>
-        <w:t xml:space="preserve"> robusto, </w:t>
-      </w:r>
-      <w:proofErr w:type="spellStart"/>
-      <w:r>
-        <w:rPr>
-          <w:rFonts w:ascii="Arial" w:hAnsi="Arial" w:cs="Arial"/>
-          <w:sz w:val="24"/>
-          <w:szCs w:val="24"/>
-          <w:lang w:val="es-CO"/>
-        </w:rPr>
-        <w:t>APIs</w:t>
-      </w:r>
-      <w:proofErr w:type="spellEnd"/>
-      <w:r>
-        <w:rPr>
-          <w:rFonts w:ascii="Arial" w:hAnsi="Arial" w:cs="Arial"/>
-          <w:sz w:val="24"/>
-          <w:szCs w:val="24"/>
-          <w:lang w:val="es-CO"/>
-        </w:rPr>
-        <w:t xml:space="preserve"> escalables y bases de datos relacionales y NoSQL (PostgreSQL, MongoDB, Redis y </w:t>
-      </w:r>
-      <w:proofErr w:type="spellStart"/>
-      <w:r>
-        <w:rPr>
-          <w:rFonts w:ascii="Arial" w:hAnsi="Arial" w:cs="Arial"/>
-          <w:sz w:val="24"/>
-          <w:szCs w:val="24"/>
-          <w:lang w:val="es-CO"/>
-        </w:rPr>
-        <w:t>Elasticsearch</w:t>
-      </w:r>
-      <w:proofErr w:type="spellEnd"/>
-      <w:r>
-        <w:rPr>
-          <w:rFonts w:ascii="Arial" w:hAnsi="Arial" w:cs="Arial"/>
-          <w:sz w:val="24"/>
-          <w:szCs w:val="24"/>
-          <w:lang w:val="es-CO"/>
-        </w:rPr>
-        <w:t xml:space="preserve">). También ha implementado infraestructura como código con </w:t>
-      </w:r>
-      <w:proofErr w:type="spellStart"/>
-      <w:r>
-        <w:rPr>
-          <w:rFonts w:ascii="Arial" w:hAnsi="Arial" w:cs="Arial"/>
-          <w:sz w:val="24"/>
-          <w:szCs w:val="24"/>
-          <w:lang w:val="es-CO"/>
-        </w:rPr>
-        <w:t>Terraform</w:t>
-      </w:r>
-      <w:proofErr w:type="spellEnd"/>
-      <w:r>
-        <w:rPr>
-          <w:rFonts w:ascii="Arial" w:hAnsi="Arial" w:cs="Arial"/>
-          <w:sz w:val="24"/>
-          <w:szCs w:val="24"/>
-          <w:lang w:val="es-CO"/>
-        </w:rPr>
-        <w:t xml:space="preserve">, pipelines CI/CD y arquitecturas distribuidas, mejorando la escalabilidad y la frecuencia de despliegue en entornos productivos. </w:t>
-      </w:r>
+          <w:b/>
+          <w:bCs/>
+          <w:sz w:val="24"/>
+          <w:szCs w:val="24"/>
+          <w:lang w:val="es-CO"/>
+        </w:rPr>
+      </w:pPr>
     </w:p>
     <w:p>
       <w:pPr>
@@ -770,10 +823,11 @@
           <w:tab w:val="left" w:pos="1077"/>
         </w:tabs>
         <w:spacing w:before="1"/>
-        <w:ind w:left="359" w:firstLine="0"/>
         <w:jc w:val="both"/>
         <w:rPr>
           <w:rFonts w:ascii="Arial" w:hAnsi="Arial" w:cs="Arial"/>
+          <w:b/>
+          <w:bCs/>
           <w:sz w:val="24"/>
           <w:szCs w:val="24"/>
           <w:lang w:val="es-CO"/>
@@ -787,64 +841,16 @@
           <w:tab w:val="left" w:pos="1077"/>
         </w:tabs>
         <w:spacing w:before="1"/>
-        <w:ind w:left="359" w:firstLine="0"/>
         <w:jc w:val="both"/>
         <w:rPr>
           <w:rFonts w:ascii="Arial" w:hAnsi="Arial" w:cs="Arial"/>
-          <w:sz w:val="24"/>
-          <w:szCs w:val="24"/>
-          <w:lang w:val="es-CO"/>
-        </w:rPr>
-      </w:pPr>
-      <w:r>
-        <w:rPr>
-          <w:rFonts w:ascii="Arial" w:hAnsi="Arial" w:cs="Arial"/>
-          <w:sz w:val="24"/>
-          <w:szCs w:val="24"/>
-          <w:lang w:val="es-CO"/>
-        </w:rPr>
-        <w:t xml:space="preserve">Se destaca por su capacidad para liderar equipos técnicos, definir arquitecturas modernas de datos y construir soluciones que integran ingeniería de datos, desarrollo </w:t>
-      </w:r>
-      <w:proofErr w:type="spellStart"/>
-      <w:r>
-        <w:rPr>
-          <w:rFonts w:ascii="Arial" w:hAnsi="Arial" w:cs="Arial"/>
-          <w:sz w:val="24"/>
-          <w:szCs w:val="24"/>
-          <w:lang w:val="es-CO"/>
-        </w:rPr>
-        <w:t>fullstack</w:t>
-      </w:r>
-      <w:proofErr w:type="spellEnd"/>
-      <w:r>
-        <w:rPr>
-          <w:rFonts w:ascii="Arial" w:hAnsi="Arial" w:cs="Arial"/>
-          <w:sz w:val="24"/>
-          <w:szCs w:val="24"/>
-          <w:lang w:val="es-CO"/>
-        </w:rPr>
-        <w:t xml:space="preserve"> e inteligencia artificial, aportando una visión integral para proyectos de plataformas inteligentes, sistemas de analítica avanzada y aplicaciones basadas en agentes de </w:t>
-      </w:r>
-      <w:proofErr w:type="gramStart"/>
-      <w:r>
-        <w:rPr>
-          <w:rFonts w:ascii="Arial" w:hAnsi="Arial" w:cs="Arial"/>
-          <w:sz w:val="24"/>
-          <w:szCs w:val="24"/>
-          <w:lang w:val="es-CO"/>
-        </w:rPr>
-        <w:t>IA.</w:t>
-      </w:r>
-      <w:r>
-        <w:rPr>
-          <w:rFonts w:ascii="Arial" w:hAnsi="Arial" w:cs="Arial"/>
-          <w:sz w:val="24"/>
-          <w:szCs w:val="24"/>
-          <w:lang w:val="es-CO"/>
-        </w:rPr>
-        <w:t>.</w:t>
-      </w:r>
-      <w:proofErr w:type="gramEnd"/>
+          <w:b/>
+          <w:bCs/>
+          <w:sz w:val="24"/>
+          <w:szCs w:val="24"/>
+          <w:lang w:val="es-CO"/>
+        </w:rPr>
+      </w:pPr>
     </w:p>
     <w:p>
       <w:pPr>
@@ -1010,205 +1016,6 @@
     </w:p>
     <w:p>
       <w:pPr>
-        <w:pStyle w:val="Prrafodelista"/>
-        <w:tabs>
-          <w:tab w:val="left" w:pos="1077"/>
-        </w:tabs>
-        <w:spacing w:before="1"/>
-        <w:jc w:val="both"/>
-        <w:rPr>
-          <w:rFonts w:ascii="Arial" w:hAnsi="Arial" w:cs="Arial"/>
-          <w:b/>
-          <w:bCs/>
-          <w:sz w:val="24"/>
-          <w:szCs w:val="24"/>
-          <w:lang w:val="es-CO"/>
-        </w:rPr>
-      </w:pPr>
-    </w:p>
-    <w:p>
-      <w:pPr>
-        <w:pStyle w:val="Prrafodelista"/>
-        <w:tabs>
-          <w:tab w:val="left" w:pos="1077"/>
-        </w:tabs>
-        <w:spacing w:before="1"/>
-        <w:jc w:val="both"/>
-        <w:rPr>
-          <w:rFonts w:ascii="Arial" w:hAnsi="Arial" w:cs="Arial"/>
-          <w:b/>
-          <w:bCs/>
-          <w:sz w:val="24"/>
-          <w:szCs w:val="24"/>
-          <w:lang w:val="es-CO"/>
-        </w:rPr>
-      </w:pPr>
-    </w:p>
-    <w:p>
-      <w:pPr>
-        <w:pStyle w:val="Prrafodelista"/>
-        <w:tabs>
-          <w:tab w:val="left" w:pos="1077"/>
-        </w:tabs>
-        <w:spacing w:before="1"/>
-        <w:jc w:val="both"/>
-        <w:rPr>
-          <w:rFonts w:ascii="Arial" w:hAnsi="Arial" w:cs="Arial"/>
-          <w:b/>
-          <w:bCs/>
-          <w:sz w:val="24"/>
-          <w:szCs w:val="24"/>
-          <w:lang w:val="es-CO"/>
-        </w:rPr>
-      </w:pPr>
-    </w:p>
-    <w:p>
-      <w:pPr>
-        <w:pStyle w:val="Prrafodelista"/>
-        <w:tabs>
-          <w:tab w:val="left" w:pos="1077"/>
-        </w:tabs>
-        <w:spacing w:before="1"/>
-        <w:jc w:val="both"/>
-        <w:rPr>
-          <w:rFonts w:ascii="Arial" w:hAnsi="Arial" w:cs="Arial"/>
-          <w:b/>
-          <w:bCs/>
-          <w:sz w:val="24"/>
-          <w:szCs w:val="24"/>
-          <w:lang w:val="es-CO"/>
-        </w:rPr>
-      </w:pPr>
-    </w:p>
-    <w:p>
-      <w:pPr>
-        <w:pStyle w:val="Prrafodelista"/>
-        <w:tabs>
-          <w:tab w:val="left" w:pos="1077"/>
-        </w:tabs>
-        <w:spacing w:before="1"/>
-        <w:jc w:val="both"/>
-        <w:rPr>
-          <w:rFonts w:ascii="Arial" w:hAnsi="Arial" w:cs="Arial"/>
-          <w:b/>
-          <w:bCs/>
-          <w:sz w:val="24"/>
-          <w:szCs w:val="24"/>
-          <w:lang w:val="es-CO"/>
-        </w:rPr>
-      </w:pPr>
-    </w:p>
-    <w:p>
-      <w:pPr>
-        <w:pStyle w:val="Prrafodelista"/>
-        <w:tabs>
-          <w:tab w:val="left" w:pos="1077"/>
-        </w:tabs>
-        <w:spacing w:before="1"/>
-        <w:jc w:val="both"/>
-        <w:rPr>
-          <w:rFonts w:ascii="Arial" w:hAnsi="Arial" w:cs="Arial"/>
-          <w:b/>
-          <w:bCs/>
-          <w:sz w:val="24"/>
-          <w:szCs w:val="24"/>
-          <w:lang w:val="es-CO"/>
-        </w:rPr>
-      </w:pPr>
-    </w:p>
-    <w:p>
-      <w:pPr>
-        <w:pStyle w:val="Prrafodelista"/>
-        <w:tabs>
-          <w:tab w:val="left" w:pos="1077"/>
-        </w:tabs>
-        <w:spacing w:before="1"/>
-        <w:jc w:val="both"/>
-        <w:rPr>
-          <w:rFonts w:ascii="Arial" w:hAnsi="Arial" w:cs="Arial"/>
-          <w:b/>
-          <w:bCs/>
-          <w:sz w:val="24"/>
-          <w:szCs w:val="24"/>
-          <w:lang w:val="es-CO"/>
-        </w:rPr>
-      </w:pPr>
-    </w:p>
-    <w:p>
-      <w:pPr>
-        <w:pStyle w:val="Prrafodelista"/>
-        <w:tabs>
-          <w:tab w:val="left" w:pos="1077"/>
-        </w:tabs>
-        <w:spacing w:before="1"/>
-        <w:jc w:val="both"/>
-        <w:rPr>
-          <w:rFonts w:ascii="Arial" w:hAnsi="Arial" w:cs="Arial"/>
-          <w:b/>
-          <w:bCs/>
-          <w:sz w:val="24"/>
-          <w:szCs w:val="24"/>
-          <w:lang w:val="es-CO"/>
-        </w:rPr>
-      </w:pPr>
-    </w:p>
-    <w:p>
-      <w:pPr>
-        <w:pStyle w:val="Prrafodelista"/>
-        <w:tabs>
-          <w:tab w:val="left" w:pos="1077"/>
-        </w:tabs>
-        <w:spacing w:before="1"/>
-        <w:jc w:val="both"/>
-        <w:rPr>
-          <w:rFonts w:ascii="Arial" w:hAnsi="Arial" w:cs="Arial"/>
-          <w:b/>
-          <w:bCs/>
-          <w:sz w:val="24"/>
-          <w:szCs w:val="24"/>
-          <w:lang w:val="es-CO"/>
-        </w:rPr>
-      </w:pPr>
-    </w:p>
-    <w:p>
-      <w:pPr>
-        <w:pStyle w:val="Prrafodelista"/>
-        <w:tabs>
-          <w:tab w:val="left" w:pos="1077"/>
-        </w:tabs>
-        <w:spacing w:before="1"/>
-        <w:jc w:val="both"/>
-        <w:rPr>
-          <w:rFonts w:ascii="Arial" w:hAnsi="Arial" w:cs="Arial"/>
-          <w:b/>
-          <w:bCs/>
-          <w:sz w:val="24"/>
-          <w:szCs w:val="24"/>
-          <w:lang w:val="es-CO"/>
-        </w:rPr>
-      </w:pPr>
-    </w:p>
-    <w:p>
-      <w:pPr>
-        <w:pStyle w:val="Prrafodelista"/>
-        <w:tabs>
-          <w:tab w:val="left" w:pos="1077"/>
-        </w:tabs>
-        <w:spacing w:before="1"/>
-        <w:jc w:val="both"/>
-        <w:rPr>
-          <w:rFonts w:ascii="Arial" w:hAnsi="Arial" w:cs="Arial"/>
-          <w:b/>
-          <w:bCs/>
-          <w:sz w:val="24"/>
-          <w:szCs w:val="24"/>
-          <w:lang w:val="es-CO"/>
-        </w:rPr>
-      </w:pPr>
-    </w:p>
-    <w:p>
-      <w:pPr>
-        <w:pStyle w:val="Prrafodelista"/>
         <w:tabs>
           <w:tab w:val="left" w:pos="1077"/>
         </w:tabs>
@@ -1335,7 +1142,7 @@
           <w:sz w:val="24"/>
           <w:szCs w:val="24"/>
         </w:rPr>
-        <w:t xml:space="preserve">MBA - Maestría en Administración y Dirección de Empresas </w:t>
+        <w:t>Técnico en Programación de Software</w:t>
       </w:r>
     </w:p>
     <w:p>
@@ -1359,7 +1166,7 @@
           <w:sz w:val="24"/>
           <w:szCs w:val="24"/>
         </w:rPr>
-        <w:t>UNIR – Universidad Internacional de la Rioja, la Rioja España</w:t>
+        <w:t>SENA – Servicio Nacional de Aprendizaje, Cartago, Valle del Cauca</w:t>
       </w:r>
     </w:p>
     <w:p>
@@ -1383,7 +1190,23 @@
           <w:sz w:val="24"/>
           <w:szCs w:val="24"/>
         </w:rPr>
-        <w:t>22 febrero 2017 – 22 mayo 2019</w:t>
+        <w:t>2020</w:t>
+      </w:r>
+      <w:r>
+        <w:rPr>
+          <w:rFonts w:ascii="Arial" w:hAnsi="Arial" w:cs="Arial"/>
+          <w:sz w:val="24"/>
+          <w:szCs w:val="24"/>
+        </w:rPr>
+        <w:t xml:space="preserve"> – 2</w:t>
+      </w:r>
+      <w:r>
+        <w:rPr>
+          <w:rFonts w:ascii="Arial" w:hAnsi="Arial" w:cs="Arial"/>
+          <w:sz w:val="24"/>
+          <w:szCs w:val="24"/>
+        </w:rPr>
+        <w:t>022</w:t>
       </w:r>
       <w:r>
         <w:rPr>
@@ -1438,7 +1261,7 @@
           <w:sz w:val="24"/>
           <w:szCs w:val="24"/>
         </w:rPr>
-        <w:t>Especialización en Gerencia de Proyectos</w:t>
+        <w:t>Pregrado en Ingeniería Mecánica</w:t>
       </w:r>
     </w:p>
     <w:p>
@@ -1462,20 +1285,17 @@
           <w:sz w:val="24"/>
           <w:szCs w:val="24"/>
         </w:rPr>
-        <w:t xml:space="preserve">Universidad Pontificia Bolivariana, Medellín </w:t>
+        <w:t>UNAL – Universidad Nacional de Colombia, Medellín, Antioquia</w:t>
       </w:r>
     </w:p>
     <w:p>
       <w:pPr>
         <w:pStyle w:val="Prrafodelista"/>
-        <w:numPr>
-          <w:ilvl w:val="0"/>
-          <w:numId w:val="35"/>
-        </w:numPr>
-        <w:tabs>
-          <w:tab w:val="left" w:pos="1077"/>
-        </w:tabs>
-        <w:spacing w:before="1"/>
+        <w:tabs>
+          <w:tab w:val="left" w:pos="1077"/>
+        </w:tabs>
+        <w:spacing w:before="1"/>
+        <w:ind w:left="720" w:firstLine="0"/>
         <w:jc w:val="both"/>
         <w:rPr>
           <w:rFonts w:ascii="Arial" w:hAnsi="Arial" w:cs="Arial"/>
@@ -1489,28 +1309,151 @@
           <w:sz w:val="24"/>
           <w:szCs w:val="24"/>
         </w:rPr>
-        <w:t>F</w:t>
-      </w:r>
-      <w:r>
-        <w:rPr>
-          <w:rFonts w:ascii="Arial" w:hAnsi="Arial" w:cs="Arial"/>
-          <w:sz w:val="24"/>
-          <w:szCs w:val="24"/>
-        </w:rPr>
-        <w:t xml:space="preserve">ebrero 2007 – 8 agosto 2008 </w:t>
-      </w:r>
-    </w:p>
-    <w:p>
-      <w:pPr>
-        <w:tabs>
-          <w:tab w:val="left" w:pos="1077"/>
-        </w:tabs>
-        <w:spacing w:before="1"/>
+        <w:t>2023 - Actualidad</w:t>
+      </w:r>
+      <w:r>
+        <w:rPr>
+          <w:rFonts w:ascii="Arial" w:hAnsi="Arial" w:cs="Arial"/>
+          <w:sz w:val="24"/>
+          <w:szCs w:val="24"/>
+        </w:rPr>
+        <w:tab/>
+      </w:r>
+      <w:r>
+        <w:rPr>
+          <w:rFonts w:ascii="Arial" w:hAnsi="Arial" w:cs="Arial"/>
+          <w:sz w:val="24"/>
+          <w:szCs w:val="24"/>
+        </w:rPr>
+        <w:t xml:space="preserve"> </w:t>
+      </w:r>
+    </w:p>
+    <w:p>
+      <w:pPr>
+        <w:pStyle w:val="Prrafodelista"/>
+        <w:tabs>
+          <w:tab w:val="left" w:pos="1077"/>
+        </w:tabs>
+        <w:spacing w:before="1"/>
+        <w:ind w:left="720" w:firstLine="0"/>
         <w:jc w:val="both"/>
         <w:rPr>
           <w:rFonts w:ascii="Arial" w:hAnsi="Arial" w:cs="Arial"/>
           <w:sz w:val="24"/>
           <w:szCs w:val="24"/>
+          <w:lang w:val="es-CO"/>
+        </w:rPr>
+      </w:pPr>
+    </w:p>
+    <w:p>
+      <w:pPr>
+        <w:tabs>
+          <w:tab w:val="left" w:pos="1077"/>
+        </w:tabs>
+        <w:spacing w:before="1"/>
+        <w:jc w:val="both"/>
+        <w:rPr>
+          <w:rFonts w:ascii="Arial" w:hAnsi="Arial" w:cs="Arial"/>
+          <w:sz w:val="24"/>
+          <w:szCs w:val="24"/>
+        </w:rPr>
+      </w:pPr>
+    </w:p>
+    <w:p>
+      <w:pPr>
+        <w:tabs>
+          <w:tab w:val="left" w:pos="1077"/>
+        </w:tabs>
+        <w:spacing w:before="1"/>
+        <w:jc w:val="both"/>
+        <w:rPr>
+          <w:rFonts w:ascii="Arial" w:hAnsi="Arial" w:cs="Arial"/>
+          <w:sz w:val="24"/>
+          <w:szCs w:val="24"/>
+        </w:rPr>
+      </w:pPr>
+    </w:p>
+    <w:p>
+      <w:pPr>
+        <w:pStyle w:val="Prrafodelista"/>
+        <w:tabs>
+          <w:tab w:val="left" w:pos="1077"/>
+        </w:tabs>
+        <w:spacing w:before="1"/>
+        <w:ind w:firstLine="0"/>
+        <w:jc w:val="both"/>
+        <w:rPr>
+          <w:rFonts w:ascii="Arial" w:hAnsi="Arial" w:cs="Arial"/>
+          <w:sz w:val="24"/>
+          <w:szCs w:val="24"/>
+        </w:rPr>
+      </w:pPr>
+    </w:p>
+    <w:p>
+      <w:pPr>
+        <w:pStyle w:val="Prrafodelista"/>
+        <w:tabs>
+          <w:tab w:val="left" w:pos="1077"/>
+        </w:tabs>
+        <w:spacing w:before="1"/>
+        <w:ind w:firstLine="0"/>
+        <w:jc w:val="center"/>
+        <w:rPr>
+          <w:rFonts w:ascii="Arial" w:hAnsi="Arial" w:cs="Arial"/>
+          <w:b/>
+          <w:bCs/>
+          <w:sz w:val="24"/>
+          <w:szCs w:val="24"/>
+          <w:lang w:val="es-CO"/>
+        </w:rPr>
+      </w:pPr>
+      <w:r>
+        <w:rPr>
+          <w:rFonts w:ascii="Arial" w:hAnsi="Arial" w:cs="Arial"/>
+          <w:b/>
+          <w:bCs/>
+          <w:sz w:val="24"/>
+          <w:szCs w:val="24"/>
+          <w:lang w:val="es-CO"/>
+        </w:rPr>
+        <w:t>EDUCACION COMPLEMENTARIA</w:t>
+      </w:r>
+    </w:p>
+    <w:p>
+      <w:pPr>
+        <w:pStyle w:val="Prrafodelista"/>
+        <w:tabs>
+          <w:tab w:val="left" w:pos="1077"/>
+        </w:tabs>
+        <w:spacing w:before="1"/>
+        <w:ind w:firstLine="0"/>
+        <w:jc w:val="both"/>
+        <w:rPr>
+          <w:rFonts w:ascii="Arial" w:hAnsi="Arial" w:cs="Arial"/>
+          <w:b/>
+          <w:bCs/>
+          <w:sz w:val="24"/>
+          <w:szCs w:val="24"/>
+          <w:lang w:val="es-CO"/>
+        </w:rPr>
+      </w:pPr>
+    </w:p>
+    <w:p>
+      <w:pPr>
+        <w:pStyle w:val="Prrafodelista"/>
+        <w:tabs>
+          <w:tab w:val="left" w:pos="1077"/>
+        </w:tabs>
+        <w:spacing w:before="1"/>
+        <w:ind w:firstLine="0"/>
+        <w:jc w:val="both"/>
+        <w:rPr>
+          <w:rFonts w:ascii="Arial" w:hAnsi="Arial" w:cs="Arial"/>
+          <w:b/>
+          <w:bCs/>
+          <w:sz w:val="24"/>
+          <w:szCs w:val="24"/>
+          <w:lang w:val="es-CO"/>
         </w:rPr>
       </w:pPr>
     </w:p>
@@ -1532,17 +1475,30 @@
           <w:bCs/>
           <w:sz w:val="24"/>
           <w:szCs w:val="24"/>
-        </w:rPr>
-      </w:pPr>
-      <w:r>
-        <w:rPr>
-          <w:rFonts w:ascii="Arial" w:hAnsi="Arial" w:cs="Arial"/>
-          <w:b/>
-          <w:bCs/>
-          <w:sz w:val="24"/>
-          <w:szCs w:val="24"/>
-        </w:rPr>
-        <w:t>Ingeniería Industrial</w:t>
+          <w:lang w:val="es-CO"/>
+        </w:rPr>
+      </w:pPr>
+      <w:r>
+        <w:rPr>
+          <w:rFonts w:ascii="Arial" w:hAnsi="Arial" w:cs="Arial"/>
+          <w:b/>
+          <w:bCs/>
+          <w:sz w:val="24"/>
+          <w:szCs w:val="24"/>
+          <w:lang w:val="es-CO"/>
+        </w:rPr>
+        <w:t>Capacitación en E</w:t>
+      </w:r>
+      <w:r>
+        <w:rPr>
+          <w:rFonts w:ascii="Arial" w:hAnsi="Arial" w:cs="Arial"/>
+          <w:b/>
+          <w:bCs/>
+          <w:sz w:val="24"/>
+          <w:szCs w:val="24"/>
+          <w:lang w:val="es-CO"/>
+        </w:rPr>
+        <w:t>mprendimiento y Liderazgo</w:t>
       </w:r>
     </w:p>
     <w:p>
@@ -1558,15 +1514,17 @@
           <w:rFonts w:ascii="Arial" w:hAnsi="Arial" w:cs="Arial"/>
           <w:sz w:val="24"/>
           <w:szCs w:val="24"/>
-        </w:rPr>
-      </w:pPr>
-      <w:r>
-        <w:rPr>
-          <w:rFonts w:ascii="Arial" w:hAnsi="Arial" w:cs="Arial"/>
-          <w:sz w:val="24"/>
-          <w:szCs w:val="24"/>
-        </w:rPr>
-        <w:t>Universidad Nacional de Colombia, Medellín</w:t>
+          <w:lang w:val="es-CO"/>
+        </w:rPr>
+      </w:pPr>
+      <w:r>
+        <w:rPr>
+          <w:rFonts w:ascii="Arial" w:hAnsi="Arial" w:cs="Arial"/>
+          <w:sz w:val="24"/>
+          <w:szCs w:val="24"/>
+          <w:lang w:val="es-CO"/>
+        </w:rPr>
+        <w:t>Tecnológico de Monterrey, Ciudad de México, México - 2024</w:t>
       </w:r>
     </w:p>
     <w:p>
@@ -1580,141 +1538,6 @@
         <w:jc w:val="both"/>
         <w:rPr>
           <w:rFonts w:ascii="Arial" w:hAnsi="Arial" w:cs="Arial"/>
-          <w:sz w:val="24"/>
-          <w:szCs w:val="24"/>
-        </w:rPr>
-      </w:pPr>
-      <w:r>
-        <w:rPr>
-          <w:rFonts w:ascii="Arial" w:hAnsi="Arial" w:cs="Arial"/>
-          <w:sz w:val="24"/>
-          <w:szCs w:val="24"/>
-        </w:rPr>
-        <w:t xml:space="preserve">23 mayo 1998- 23 junio 2003 </w:t>
-      </w:r>
-    </w:p>
-    <w:p>
-      <w:pPr>
-        <w:pStyle w:val="Prrafodelista"/>
-        <w:tabs>
-          <w:tab w:val="left" w:pos="1077"/>
-        </w:tabs>
-        <w:spacing w:before="1"/>
-        <w:ind w:left="720" w:firstLine="0"/>
-        <w:jc w:val="both"/>
-        <w:rPr>
-          <w:rFonts w:ascii="Arial" w:hAnsi="Arial" w:cs="Arial"/>
-          <w:sz w:val="24"/>
-          <w:szCs w:val="24"/>
-        </w:rPr>
-      </w:pPr>
-    </w:p>
-    <w:p>
-      <w:pPr>
-        <w:tabs>
-          <w:tab w:val="left" w:pos="1077"/>
-        </w:tabs>
-        <w:spacing w:before="1"/>
-        <w:jc w:val="both"/>
-        <w:rPr>
-          <w:rFonts w:ascii="Arial" w:hAnsi="Arial" w:cs="Arial"/>
-          <w:sz w:val="24"/>
-          <w:szCs w:val="24"/>
-        </w:rPr>
-      </w:pPr>
-    </w:p>
-    <w:p>
-      <w:pPr>
-        <w:tabs>
-          <w:tab w:val="left" w:pos="1077"/>
-        </w:tabs>
-        <w:spacing w:before="1"/>
-        <w:jc w:val="both"/>
-        <w:rPr>
-          <w:rFonts w:ascii="Arial" w:hAnsi="Arial" w:cs="Arial"/>
-          <w:sz w:val="24"/>
-          <w:szCs w:val="24"/>
-        </w:rPr>
-      </w:pPr>
-    </w:p>
-    <w:p>
-      <w:pPr>
-        <w:pStyle w:val="Prrafodelista"/>
-        <w:tabs>
-          <w:tab w:val="left" w:pos="1077"/>
-        </w:tabs>
-        <w:spacing w:before="1"/>
-        <w:ind w:firstLine="0"/>
-        <w:jc w:val="both"/>
-        <w:rPr>
-          <w:rFonts w:ascii="Arial" w:hAnsi="Arial" w:cs="Arial"/>
-          <w:sz w:val="24"/>
-          <w:szCs w:val="24"/>
-        </w:rPr>
-      </w:pPr>
-    </w:p>
-    <w:p>
-      <w:pPr>
-        <w:pStyle w:val="Prrafodelista"/>
-        <w:tabs>
-          <w:tab w:val="left" w:pos="1077"/>
-        </w:tabs>
-        <w:spacing w:before="1"/>
-        <w:ind w:firstLine="0"/>
-        <w:jc w:val="center"/>
-        <w:rPr>
-          <w:rFonts w:ascii="Arial" w:hAnsi="Arial" w:cs="Arial"/>
-          <w:b/>
-          <w:bCs/>
-          <w:sz w:val="24"/>
-          <w:szCs w:val="24"/>
-          <w:lang w:val="es-CO"/>
-        </w:rPr>
-      </w:pPr>
-      <w:r>
-        <w:rPr>
-          <w:rFonts w:ascii="Arial" w:hAnsi="Arial" w:cs="Arial"/>
-          <w:b/>
-          <w:bCs/>
-          <w:sz w:val="24"/>
-          <w:szCs w:val="24"/>
-          <w:lang w:val="es-CO"/>
-        </w:rPr>
-        <w:t>EDUCACION COMPLEMENTARIA</w:t>
-      </w:r>
-    </w:p>
-    <w:p>
-      <w:pPr>
-        <w:pStyle w:val="Prrafodelista"/>
-        <w:tabs>
-          <w:tab w:val="left" w:pos="1077"/>
-        </w:tabs>
-        <w:spacing w:before="1"/>
-        <w:ind w:firstLine="0"/>
-        <w:jc w:val="both"/>
-        <w:rPr>
-          <w:rFonts w:ascii="Arial" w:hAnsi="Arial" w:cs="Arial"/>
-          <w:b/>
-          <w:bCs/>
-          <w:sz w:val="24"/>
-          <w:szCs w:val="24"/>
-          <w:lang w:val="es-CO"/>
-        </w:rPr>
-      </w:pPr>
-    </w:p>
-    <w:p>
-      <w:pPr>
-        <w:pStyle w:val="Prrafodelista"/>
-        <w:tabs>
-          <w:tab w:val="left" w:pos="1077"/>
-        </w:tabs>
-        <w:spacing w:before="1"/>
-        <w:ind w:firstLine="0"/>
-        <w:jc w:val="both"/>
-        <w:rPr>
-          <w:rFonts w:ascii="Arial" w:hAnsi="Arial" w:cs="Arial"/>
-          <w:b/>
-          <w:bCs/>
           <w:sz w:val="24"/>
           <w:szCs w:val="24"/>
           <w:lang w:val="es-CO"/>
@@ -1751,7 +1574,18 @@
           <w:szCs w:val="24"/>
           <w:lang w:val="es-CO"/>
         </w:rPr>
-        <w:t>Capacitación en Educación STEM</w:t>
+        <w:t xml:space="preserve">Nivel de </w:t>
+      </w:r>
+      <w:r>
+        <w:rPr>
+          <w:rFonts w:ascii="Arial" w:hAnsi="Arial" w:cs="Arial"/>
+          <w:b/>
+          <w:bCs/>
+          <w:sz w:val="24"/>
+          <w:szCs w:val="24"/>
+          <w:lang w:val="es-CO"/>
+        </w:rPr>
+        <w:t>Inglés C1</w:t>
       </w:r>
     </w:p>
     <w:p>
@@ -1777,7 +1611,7 @@
           <w:szCs w:val="24"/>
           <w:lang w:val="es-CO"/>
         </w:rPr>
-        <w:t>Universidad Nacional De Colombia, Bogotá -2020</w:t>
+        <w:t>Instituto de Inglés, Cartago, Valle del Cauca - 2017</w:t>
       </w:r>
     </w:p>
     <w:p>
@@ -1827,7 +1661,7 @@
           <w:szCs w:val="24"/>
           <w:lang w:val="es-CO"/>
         </w:rPr>
-        <w:t>Diplomatura en Administración de Riesgos</w:t>
+        <w:t>Arquitectura en la nube</w:t>
       </w:r>
     </w:p>
     <w:p>
@@ -1853,7 +1687,16 @@
           <w:szCs w:val="24"/>
           <w:lang w:val="es-CO"/>
         </w:rPr>
-        <w:t xml:space="preserve"> Universidad EAFIT – Medellín 2009</w:t>
+        <w:t>Ministerio de Tecnologías de la Información y las Comunicaciones</w:t>
+      </w:r>
+      <w:r>
+        <w:rPr>
+          <w:rFonts w:ascii="Arial" w:hAnsi="Arial" w:cs="Arial"/>
+          <w:sz w:val="24"/>
+          <w:szCs w:val="24"/>
+          <w:lang w:val="es-CO"/>
+        </w:rPr>
+        <w:t>, Remoto - 2025</w:t>
       </w:r>
     </w:p>
     <w:p>
@@ -1903,33 +1746,31 @@
           <w:szCs w:val="24"/>
           <w:lang w:val="es-CO"/>
         </w:rPr>
-        <w:t xml:space="preserve">Capacitación </w:t>
+        <w:t xml:space="preserve">Programación para Machine </w:t>
       </w:r>
       <w:proofErr w:type="spellStart"/>
-      <w:proofErr w:type="gramStart"/>
-      <w:r>
-        <w:rPr>
-          <w:rFonts w:ascii="Arial" w:hAnsi="Arial" w:cs="Arial"/>
-          <w:b/>
-          <w:bCs/>
-          <w:sz w:val="24"/>
-          <w:szCs w:val="24"/>
-          <w:lang w:val="es-CO"/>
-        </w:rPr>
-        <w:t>SLA,s</w:t>
+      <w:r>
+        <w:rPr>
+          <w:rFonts w:ascii="Arial" w:hAnsi="Arial" w:cs="Arial"/>
+          <w:b/>
+          <w:bCs/>
+          <w:sz w:val="24"/>
+          <w:szCs w:val="24"/>
+          <w:lang w:val="es-CO"/>
+        </w:rPr>
+        <w:t>Learning</w:t>
       </w:r>
       <w:proofErr w:type="spellEnd"/>
-      <w:proofErr w:type="gramEnd"/>
-      <w:r>
-        <w:rPr>
-          <w:rFonts w:ascii="Arial" w:hAnsi="Arial" w:cs="Arial"/>
-          <w:b/>
-          <w:bCs/>
-          <w:sz w:val="24"/>
-          <w:szCs w:val="24"/>
-          <w:lang w:val="es-CO"/>
-        </w:rPr>
-        <w:t xml:space="preserve"> </w:t>
+      <w:r>
+        <w:rPr>
+          <w:rFonts w:ascii="Arial" w:hAnsi="Arial" w:cs="Arial"/>
+          <w:b/>
+          <w:bCs/>
+          <w:sz w:val="24"/>
+          <w:szCs w:val="24"/>
+          <w:lang w:val="es-CO"/>
+        </w:rPr>
+        <w:t xml:space="preserve"> y Emprendimiento</w:t>
       </w:r>
     </w:p>
     <w:p>
@@ -1943,63 +1784,23 @@
         <w:jc w:val="both"/>
         <w:rPr>
           <w:rFonts w:ascii="Arial" w:hAnsi="Arial" w:cs="Arial"/>
-          <w:b/>
-          <w:bCs/>
-          <w:sz w:val="24"/>
-          <w:szCs w:val="24"/>
-          <w:lang w:val="es-CO"/>
-        </w:rPr>
-      </w:pPr>
-      <w:r>
-        <w:rPr>
-          <w:rFonts w:ascii="Arial" w:hAnsi="Arial" w:cs="Arial"/>
-          <w:sz w:val="24"/>
-          <w:szCs w:val="24"/>
-          <w:lang w:val="es-CO"/>
-        </w:rPr>
-        <w:t>IT Service</w:t>
-      </w:r>
-      <w:r>
-        <w:rPr>
-          <w:rFonts w:ascii="Arial" w:hAnsi="Arial" w:cs="Arial"/>
-          <w:b/>
-          <w:bCs/>
-          <w:sz w:val="24"/>
-          <w:szCs w:val="24"/>
-          <w:lang w:val="es-CO"/>
-        </w:rPr>
-        <w:t xml:space="preserve"> - </w:t>
-      </w:r>
-      <w:proofErr w:type="gramStart"/>
-      <w:r>
-        <w:rPr>
-          <w:rFonts w:ascii="Arial" w:hAnsi="Arial" w:cs="Arial"/>
-          <w:sz w:val="24"/>
-          <w:szCs w:val="24"/>
-          <w:lang w:val="es-CO"/>
-        </w:rPr>
-        <w:t>Septiembre</w:t>
-      </w:r>
-      <w:proofErr w:type="gramEnd"/>
-      <w:r>
-        <w:rPr>
-          <w:rFonts w:ascii="Arial" w:hAnsi="Arial" w:cs="Arial"/>
-          <w:sz w:val="24"/>
-          <w:szCs w:val="24"/>
-          <w:lang w:val="es-CO"/>
-        </w:rPr>
-        <w:t xml:space="preserve"> 2009</w:t>
-      </w:r>
-    </w:p>
-    <w:p>
-      <w:pPr>
-        <w:pStyle w:val="Prrafodelista"/>
-        <w:tabs>
-          <w:tab w:val="left" w:pos="1077"/>
-        </w:tabs>
-        <w:spacing w:before="1"/>
-        <w:ind w:left="720" w:firstLine="0"/>
-        <w:jc w:val="both"/>
+          <w:sz w:val="24"/>
+          <w:szCs w:val="24"/>
+          <w:lang w:val="es-CO"/>
+        </w:rPr>
+      </w:pPr>
+      <w:r>
+        <w:rPr>
+          <w:rFonts w:ascii="Arial" w:hAnsi="Arial" w:cs="Arial"/>
+          <w:sz w:val="24"/>
+          <w:szCs w:val="24"/>
+          <w:lang w:val="es-CO"/>
+        </w:rPr>
+        <w:t>Universidad de Antioquia, Remoto - 2023</w:t>
+      </w:r>
+    </w:p>
+    <w:p>
+      <w:pPr>
         <w:rPr>
           <w:rFonts w:ascii="Arial" w:hAnsi="Arial" w:cs="Arial"/>
           <w:sz w:val="24"/>
@@ -2038,7 +1839,7 @@
           <w:szCs w:val="24"/>
           <w:lang w:val="es-CO"/>
         </w:rPr>
-        <w:t>Capacitación UML</w:t>
+        <w:t>Gestión y Análisis de datos con Python</w:t>
       </w:r>
     </w:p>
     <w:p>
@@ -2057,45 +1858,14 @@
           <w:lang w:val="es-CO"/>
         </w:rPr>
       </w:pPr>
-      <w:proofErr w:type="spellStart"/>
-      <w:r>
-        <w:rPr>
-          <w:rFonts w:ascii="Arial" w:hAnsi="Arial" w:cs="Arial"/>
-          <w:sz w:val="24"/>
-          <w:szCs w:val="24"/>
-          <w:lang w:val="es-CO"/>
-        </w:rPr>
-        <w:t>Procesix</w:t>
-      </w:r>
-      <w:proofErr w:type="spellEnd"/>
-      <w:r>
-        <w:rPr>
-          <w:rFonts w:ascii="Arial" w:hAnsi="Arial" w:cs="Arial"/>
-          <w:sz w:val="24"/>
-          <w:szCs w:val="24"/>
-          <w:lang w:val="es-CO"/>
-        </w:rPr>
-        <w:t xml:space="preserve"> - </w:t>
-      </w:r>
-      <w:proofErr w:type="gramStart"/>
-      <w:r>
-        <w:rPr>
-          <w:rFonts w:ascii="Arial" w:hAnsi="Arial" w:cs="Arial"/>
-          <w:sz w:val="24"/>
-          <w:szCs w:val="24"/>
-          <w:lang w:val="es-CO"/>
-        </w:rPr>
-        <w:t>Junio</w:t>
-      </w:r>
-      <w:proofErr w:type="gramEnd"/>
-      <w:r>
-        <w:rPr>
-          <w:rFonts w:ascii="Arial" w:hAnsi="Arial" w:cs="Arial"/>
-          <w:sz w:val="24"/>
-          <w:szCs w:val="24"/>
-          <w:lang w:val="es-CO"/>
-        </w:rPr>
-        <w:t xml:space="preserve"> 2008 </w:t>
+      <w:r>
+        <w:rPr>
+          <w:rFonts w:ascii="Arial" w:hAnsi="Arial" w:cs="Arial"/>
+          <w:sz w:val="24"/>
+          <w:szCs w:val="24"/>
+          <w:lang w:val="es-CO"/>
+        </w:rPr>
+        <w:t>Institución Universitaria Pascual Bravo, Remoto – 2024</w:t>
       </w:r>
     </w:p>
     <w:p>
@@ -2107,17 +1877,6 @@
         <w:spacing w:before="1"/>
         <w:ind w:left="720" w:firstLine="0"/>
         <w:jc w:val="both"/>
-        <w:rPr>
-          <w:rFonts w:ascii="Arial" w:hAnsi="Arial" w:cs="Arial"/>
-          <w:sz w:val="24"/>
-          <w:szCs w:val="24"/>
-          <w:lang w:val="es-CO"/>
-        </w:rPr>
-      </w:pPr>
-    </w:p>
-    <w:p>
-      <w:pPr>
-        <w:pStyle w:val="Prrafodelista"/>
         <w:rPr>
           <w:rFonts w:ascii="Arial" w:hAnsi="Arial" w:cs="Arial"/>
           <w:sz w:val="24"/>
@@ -2156,7 +1915,31 @@
           <w:szCs w:val="24"/>
           <w:lang w:val="es-CO"/>
         </w:rPr>
-        <w:t>Curso de Gestión pública</w:t>
+        <w:t xml:space="preserve">Data </w:t>
+      </w:r>
+      <w:proofErr w:type="spellStart"/>
+      <w:r>
+        <w:rPr>
+          <w:rFonts w:ascii="Arial" w:hAnsi="Arial" w:cs="Arial"/>
+          <w:b/>
+          <w:bCs/>
+          <w:sz w:val="24"/>
+          <w:szCs w:val="24"/>
+          <w:lang w:val="es-CO"/>
+        </w:rPr>
+        <w:t>Science</w:t>
+      </w:r>
+      <w:proofErr w:type="spellEnd"/>
+      <w:r>
+        <w:rPr>
+          <w:rFonts w:ascii="Arial" w:hAnsi="Arial" w:cs="Arial"/>
+          <w:b/>
+          <w:bCs/>
+          <w:sz w:val="24"/>
+          <w:szCs w:val="24"/>
+          <w:lang w:val="es-CO"/>
+        </w:rPr>
+        <w:t xml:space="preserve"> e Inteligencia Artificial</w:t>
       </w:r>
     </w:p>
     <w:p>
@@ -2182,7 +1965,25 @@
           <w:szCs w:val="24"/>
           <w:lang w:val="es-CO"/>
         </w:rPr>
-        <w:t xml:space="preserve"> 2021</w:t>
+        <w:t xml:space="preserve">Universidad de Antioquia, Remoto </w:t>
+      </w:r>
+      <w:r>
+        <w:rPr>
+          <w:rFonts w:ascii="Arial" w:hAnsi="Arial" w:cs="Arial"/>
+          <w:sz w:val="24"/>
+          <w:szCs w:val="24"/>
+          <w:lang w:val="es-CO"/>
+        </w:rPr>
+        <w:t>–</w:t>
+      </w:r>
+      <w:r>
+        <w:rPr>
+          <w:rFonts w:ascii="Arial" w:hAnsi="Arial" w:cs="Arial"/>
+          <w:sz w:val="24"/>
+          <w:szCs w:val="24"/>
+          <w:lang w:val="es-CO"/>
+        </w:rPr>
+        <w:t xml:space="preserve"> 2023</w:t>
       </w:r>
     </w:p>
     <w:p>
@@ -2192,625 +1993,7 @@
           <w:tab w:val="left" w:pos="1077"/>
         </w:tabs>
         <w:spacing w:before="1"/>
-        <w:ind w:firstLine="0"/>
-        <w:jc w:val="both"/>
-        <w:rPr>
-          <w:rFonts w:ascii="Arial" w:hAnsi="Arial" w:cs="Arial"/>
-          <w:sz w:val="24"/>
-          <w:szCs w:val="24"/>
-          <w:lang w:val="es-CO"/>
-        </w:rPr>
-      </w:pPr>
-    </w:p>
-    <w:p>
-      <w:pPr>
-        <w:pStyle w:val="Prrafodelista"/>
-        <w:tabs>
-          <w:tab w:val="left" w:pos="1077"/>
-        </w:tabs>
-        <w:spacing w:before="1"/>
-        <w:ind w:firstLine="0"/>
-        <w:jc w:val="both"/>
-        <w:rPr>
-          <w:rFonts w:ascii="Arial" w:hAnsi="Arial" w:cs="Arial"/>
-          <w:sz w:val="24"/>
-          <w:szCs w:val="24"/>
-          <w:lang w:val="es-CO"/>
-        </w:rPr>
-      </w:pPr>
-    </w:p>
-    <w:p>
-      <w:pPr>
-        <w:pStyle w:val="Prrafodelista"/>
-        <w:tabs>
-          <w:tab w:val="left" w:pos="1077"/>
-        </w:tabs>
-        <w:spacing w:before="1"/>
-        <w:ind w:firstLine="0"/>
-        <w:jc w:val="both"/>
-        <w:rPr>
-          <w:rFonts w:ascii="Arial" w:hAnsi="Arial" w:cs="Arial"/>
-          <w:sz w:val="24"/>
-          <w:szCs w:val="24"/>
-          <w:lang w:val="es-CO"/>
-        </w:rPr>
-      </w:pPr>
-    </w:p>
-    <w:p>
-      <w:pPr>
-        <w:tabs>
-          <w:tab w:val="left" w:pos="1077"/>
-        </w:tabs>
-        <w:spacing w:before="1"/>
-        <w:jc w:val="both"/>
-        <w:rPr>
-          <w:rFonts w:ascii="Arial" w:hAnsi="Arial" w:cs="Arial"/>
-          <w:sz w:val="24"/>
-          <w:szCs w:val="24"/>
-          <w:lang w:val="es-CO"/>
-        </w:rPr>
-      </w:pPr>
-    </w:p>
-    <w:p>
-      <w:pPr>
-        <w:tabs>
-          <w:tab w:val="left" w:pos="1077"/>
-        </w:tabs>
-        <w:spacing w:before="1"/>
-        <w:jc w:val="both"/>
-        <w:rPr>
-          <w:rFonts w:ascii="Arial" w:hAnsi="Arial" w:cs="Arial"/>
-          <w:sz w:val="24"/>
-          <w:szCs w:val="24"/>
-          <w:lang w:val="es-CO"/>
-        </w:rPr>
-      </w:pPr>
-    </w:p>
-    <w:p>
-      <w:pPr>
-        <w:tabs>
-          <w:tab w:val="left" w:pos="1077"/>
-        </w:tabs>
-        <w:spacing w:before="1"/>
-        <w:jc w:val="both"/>
-        <w:rPr>
-          <w:rFonts w:ascii="Arial" w:hAnsi="Arial" w:cs="Arial"/>
-          <w:sz w:val="24"/>
-          <w:szCs w:val="24"/>
-          <w:lang w:val="es-CO"/>
-        </w:rPr>
-      </w:pPr>
-    </w:p>
-    <w:p>
-      <w:pPr>
-        <w:tabs>
-          <w:tab w:val="left" w:pos="1077"/>
-        </w:tabs>
-        <w:spacing w:before="1"/>
-        <w:jc w:val="both"/>
-        <w:rPr>
-          <w:rFonts w:ascii="Arial" w:hAnsi="Arial" w:cs="Arial"/>
-          <w:sz w:val="24"/>
-          <w:szCs w:val="24"/>
-          <w:lang w:val="es-CO"/>
-        </w:rPr>
-      </w:pPr>
-    </w:p>
-    <w:p>
-      <w:pPr>
-        <w:tabs>
-          <w:tab w:val="left" w:pos="1077"/>
-        </w:tabs>
-        <w:spacing w:before="1"/>
-        <w:jc w:val="both"/>
-        <w:rPr>
-          <w:rFonts w:ascii="Arial" w:hAnsi="Arial" w:cs="Arial"/>
-          <w:sz w:val="24"/>
-          <w:szCs w:val="24"/>
-          <w:lang w:val="es-CO"/>
-        </w:rPr>
-      </w:pPr>
-    </w:p>
-    <w:p>
-      <w:pPr>
-        <w:tabs>
-          <w:tab w:val="left" w:pos="1077"/>
-        </w:tabs>
-        <w:spacing w:before="1"/>
-        <w:jc w:val="both"/>
-        <w:rPr>
-          <w:rFonts w:ascii="Arial" w:hAnsi="Arial" w:cs="Arial"/>
-          <w:sz w:val="24"/>
-          <w:szCs w:val="24"/>
-          <w:lang w:val="es-CO"/>
-        </w:rPr>
-      </w:pPr>
-    </w:p>
-    <w:p>
-      <w:pPr>
-        <w:tabs>
-          <w:tab w:val="left" w:pos="1077"/>
-        </w:tabs>
-        <w:spacing w:before="1"/>
-        <w:jc w:val="both"/>
-        <w:rPr>
-          <w:rFonts w:ascii="Arial" w:hAnsi="Arial" w:cs="Arial"/>
-          <w:sz w:val="24"/>
-          <w:szCs w:val="24"/>
-          <w:lang w:val="es-CO"/>
-        </w:rPr>
-      </w:pPr>
-    </w:p>
-    <w:p>
-      <w:pPr>
-        <w:tabs>
-          <w:tab w:val="left" w:pos="1077"/>
-        </w:tabs>
-        <w:spacing w:before="1"/>
-        <w:jc w:val="center"/>
-        <w:rPr>
-          <w:rFonts w:ascii="Arial" w:hAnsi="Arial" w:cs="Arial"/>
-          <w:b/>
-          <w:bCs/>
-          <w:sz w:val="24"/>
-          <w:szCs w:val="24"/>
-          <w:lang w:val="es-CO"/>
-        </w:rPr>
-      </w:pPr>
-      <w:r>
-        <w:rPr>
-          <w:rFonts w:ascii="Arial" w:hAnsi="Arial" w:cs="Arial"/>
-          <w:b/>
-          <w:bCs/>
-          <w:sz w:val="24"/>
-          <w:szCs w:val="24"/>
-          <w:lang w:val="es-CO"/>
-        </w:rPr>
-        <w:lastRenderedPageBreak/>
-        <w:t>HABILIDADES TÉCNICAS</w:t>
-      </w:r>
-    </w:p>
-    <w:p>
-      <w:pPr>
-        <w:tabs>
-          <w:tab w:val="left" w:pos="1077"/>
-        </w:tabs>
-        <w:spacing w:before="1"/>
-        <w:jc w:val="both"/>
-        <w:rPr>
-          <w:rFonts w:ascii="Arial" w:hAnsi="Arial" w:cs="Arial"/>
-          <w:b/>
-          <w:bCs/>
-          <w:sz w:val="24"/>
-          <w:szCs w:val="24"/>
-          <w:lang w:val="es-CO"/>
-        </w:rPr>
-      </w:pPr>
-    </w:p>
-    <w:p>
-      <w:pPr>
-        <w:tabs>
-          <w:tab w:val="left" w:pos="1077"/>
-        </w:tabs>
-        <w:spacing w:before="1"/>
-        <w:jc w:val="both"/>
-        <w:rPr>
-          <w:rFonts w:ascii="Arial" w:hAnsi="Arial" w:cs="Arial"/>
-          <w:b/>
-          <w:bCs/>
-          <w:sz w:val="24"/>
-          <w:szCs w:val="24"/>
-          <w:lang w:val="es-CO"/>
-        </w:rPr>
-      </w:pPr>
-    </w:p>
-    <w:p>
-      <w:pPr>
-        <w:tabs>
-          <w:tab w:val="left" w:pos="1077"/>
-        </w:tabs>
-        <w:spacing w:before="1"/>
-        <w:jc w:val="center"/>
-        <w:rPr>
-          <w:rFonts w:ascii="Arial" w:hAnsi="Arial" w:cs="Arial"/>
-          <w:b/>
-          <w:bCs/>
-          <w:sz w:val="24"/>
-          <w:szCs w:val="24"/>
-          <w:lang w:val="es-CO"/>
-        </w:rPr>
-      </w:pPr>
-      <w:r>
-        <w:rPr>
-          <w:rFonts w:ascii="Arial" w:hAnsi="Arial" w:cs="Arial"/>
-          <w:b/>
-          <w:bCs/>
-          <w:sz w:val="24"/>
-          <w:szCs w:val="24"/>
-          <w:lang w:val="es-CO"/>
-        </w:rPr>
-        <w:t xml:space="preserve">Hard </w:t>
-      </w:r>
-      <w:proofErr w:type="spellStart"/>
-      <w:r>
-        <w:rPr>
-          <w:rFonts w:ascii="Arial" w:hAnsi="Arial" w:cs="Arial"/>
-          <w:b/>
-          <w:bCs/>
-          <w:sz w:val="24"/>
-          <w:szCs w:val="24"/>
-          <w:lang w:val="es-CO"/>
-        </w:rPr>
-        <w:t>skills</w:t>
-      </w:r>
-      <w:proofErr w:type="spellEnd"/>
-    </w:p>
-    <w:p>
-      <w:pPr>
-        <w:tabs>
-          <w:tab w:val="left" w:pos="1077"/>
-        </w:tabs>
-        <w:spacing w:before="1"/>
-        <w:jc w:val="center"/>
-        <w:rPr>
-          <w:rFonts w:ascii="Arial" w:hAnsi="Arial" w:cs="Arial"/>
-          <w:b/>
-          <w:bCs/>
-          <w:sz w:val="24"/>
-          <w:szCs w:val="24"/>
-          <w:lang w:val="es-CO"/>
-        </w:rPr>
-      </w:pPr>
-    </w:p>
-    <w:p>
-      <w:pPr>
-        <w:tabs>
-          <w:tab w:val="left" w:pos="1077"/>
-        </w:tabs>
-        <w:spacing w:before="1"/>
-        <w:jc w:val="both"/>
-        <w:rPr>
-          <w:rFonts w:ascii="Arial" w:hAnsi="Arial" w:cs="Arial"/>
-          <w:sz w:val="24"/>
-          <w:szCs w:val="24"/>
-          <w:lang w:val="es-CO"/>
-        </w:rPr>
-      </w:pPr>
-      <w:r>
-        <w:rPr>
-          <w:rFonts w:ascii="Arial" w:hAnsi="Arial" w:cs="Arial"/>
-          <w:sz w:val="24"/>
-          <w:szCs w:val="24"/>
-          <w:lang w:val="es-CO"/>
-        </w:rPr>
-        <w:t>P</w:t>
-      </w:r>
-      <w:r>
-        <w:rPr>
-          <w:rFonts w:ascii="Arial" w:hAnsi="Arial" w:cs="Arial"/>
-          <w:sz w:val="24"/>
-          <w:szCs w:val="24"/>
-          <w:lang w:val="es-CO"/>
-        </w:rPr>
-        <w:t xml:space="preserve">ython (experto), </w:t>
-      </w:r>
-      <w:proofErr w:type="spellStart"/>
-      <w:r>
-        <w:rPr>
-          <w:rFonts w:ascii="Arial" w:hAnsi="Arial" w:cs="Arial"/>
-          <w:sz w:val="24"/>
-          <w:szCs w:val="24"/>
-          <w:lang w:val="es-CO"/>
-        </w:rPr>
-        <w:t>TypeScript</w:t>
-      </w:r>
-      <w:proofErr w:type="spellEnd"/>
-      <w:r>
-        <w:rPr>
-          <w:rFonts w:ascii="Arial" w:hAnsi="Arial" w:cs="Arial"/>
-          <w:sz w:val="24"/>
-          <w:szCs w:val="24"/>
-          <w:lang w:val="es-CO"/>
-        </w:rPr>
-        <w:t xml:space="preserve">/JavaScript, </w:t>
-      </w:r>
-      <w:proofErr w:type="spellStart"/>
-      <w:r>
-        <w:rPr>
-          <w:rFonts w:ascii="Arial" w:hAnsi="Arial" w:cs="Arial"/>
-          <w:sz w:val="24"/>
-          <w:szCs w:val="24"/>
-          <w:lang w:val="es-CO"/>
-        </w:rPr>
-        <w:t>Go</w:t>
-      </w:r>
-      <w:proofErr w:type="spellEnd"/>
-      <w:r>
-        <w:rPr>
-          <w:rFonts w:ascii="Arial" w:hAnsi="Arial" w:cs="Arial"/>
-          <w:sz w:val="24"/>
-          <w:szCs w:val="24"/>
-          <w:lang w:val="es-CO"/>
-        </w:rPr>
-        <w:t xml:space="preserve">, Java, SQL; desarrollo </w:t>
-      </w:r>
-      <w:proofErr w:type="spellStart"/>
-      <w:r>
-        <w:rPr>
-          <w:rFonts w:ascii="Arial" w:hAnsi="Arial" w:cs="Arial"/>
-          <w:sz w:val="24"/>
-          <w:szCs w:val="24"/>
-          <w:lang w:val="es-CO"/>
-        </w:rPr>
-        <w:t>Fullstack</w:t>
-      </w:r>
-      <w:proofErr w:type="spellEnd"/>
-      <w:r>
-        <w:rPr>
-          <w:rFonts w:ascii="Arial" w:hAnsi="Arial" w:cs="Arial"/>
-          <w:sz w:val="24"/>
-          <w:szCs w:val="24"/>
-          <w:lang w:val="es-CO"/>
-        </w:rPr>
-        <w:t xml:space="preserve"> con Django, </w:t>
-      </w:r>
-      <w:proofErr w:type="spellStart"/>
-      <w:r>
-        <w:rPr>
-          <w:rFonts w:ascii="Arial" w:hAnsi="Arial" w:cs="Arial"/>
-          <w:sz w:val="24"/>
-          <w:szCs w:val="24"/>
-          <w:lang w:val="es-CO"/>
-        </w:rPr>
-        <w:t>FastAPI</w:t>
-      </w:r>
-      <w:proofErr w:type="spellEnd"/>
-      <w:r>
-        <w:rPr>
-          <w:rFonts w:ascii="Arial" w:hAnsi="Arial" w:cs="Arial"/>
-          <w:sz w:val="24"/>
-          <w:szCs w:val="24"/>
-          <w:lang w:val="es-CO"/>
-        </w:rPr>
-        <w:t xml:space="preserve"> y Node.js; desarrollo de aplicaciones de IA generativa y agentes usando </w:t>
-      </w:r>
-      <w:proofErr w:type="spellStart"/>
-      <w:r>
-        <w:rPr>
-          <w:rFonts w:ascii="Arial" w:hAnsi="Arial" w:cs="Arial"/>
-          <w:sz w:val="24"/>
-          <w:szCs w:val="24"/>
-          <w:lang w:val="es-CO"/>
-        </w:rPr>
-        <w:t>LangChain</w:t>
-      </w:r>
-      <w:proofErr w:type="spellEnd"/>
-      <w:r>
-        <w:rPr>
-          <w:rFonts w:ascii="Arial" w:hAnsi="Arial" w:cs="Arial"/>
-          <w:sz w:val="24"/>
-          <w:szCs w:val="24"/>
-          <w:lang w:val="es-CO"/>
-        </w:rPr>
-        <w:t xml:space="preserve"> y </w:t>
-      </w:r>
-      <w:proofErr w:type="spellStart"/>
-      <w:r>
-        <w:rPr>
-          <w:rFonts w:ascii="Arial" w:hAnsi="Arial" w:cs="Arial"/>
-          <w:sz w:val="24"/>
-          <w:szCs w:val="24"/>
-          <w:lang w:val="es-CO"/>
-        </w:rPr>
-        <w:t>LangGraph</w:t>
-      </w:r>
-      <w:proofErr w:type="spellEnd"/>
-      <w:r>
-        <w:rPr>
-          <w:rFonts w:ascii="Arial" w:hAnsi="Arial" w:cs="Arial"/>
-          <w:sz w:val="24"/>
-          <w:szCs w:val="24"/>
-          <w:lang w:val="es-CO"/>
-        </w:rPr>
-        <w:t xml:space="preserve">; diseño de arquitecturas de microservicios; construcción de pipelines de procesamiento de datos en tiempo real; manejo de bases de datos PostgreSQL, MySQL, MongoDB, Redis y </w:t>
-      </w:r>
-      <w:proofErr w:type="spellStart"/>
-      <w:r>
-        <w:rPr>
-          <w:rFonts w:ascii="Arial" w:hAnsi="Arial" w:cs="Arial"/>
-          <w:sz w:val="24"/>
-          <w:szCs w:val="24"/>
-          <w:lang w:val="es-CO"/>
-        </w:rPr>
-        <w:t>Elasticsearch</w:t>
-      </w:r>
-      <w:proofErr w:type="spellEnd"/>
-      <w:r>
-        <w:rPr>
-          <w:rFonts w:ascii="Arial" w:hAnsi="Arial" w:cs="Arial"/>
-          <w:sz w:val="24"/>
-          <w:szCs w:val="24"/>
-          <w:lang w:val="es-CO"/>
-        </w:rPr>
-        <w:t xml:space="preserve">; desarrollo de </w:t>
-      </w:r>
-      <w:proofErr w:type="spellStart"/>
-      <w:r>
-        <w:rPr>
-          <w:rFonts w:ascii="Arial" w:hAnsi="Arial" w:cs="Arial"/>
-          <w:sz w:val="24"/>
-          <w:szCs w:val="24"/>
-          <w:lang w:val="es-CO"/>
-        </w:rPr>
-        <w:t>APIs</w:t>
-      </w:r>
-      <w:proofErr w:type="spellEnd"/>
-      <w:r>
-        <w:rPr>
-          <w:rFonts w:ascii="Arial" w:hAnsi="Arial" w:cs="Arial"/>
-          <w:sz w:val="24"/>
-          <w:szCs w:val="24"/>
-          <w:lang w:val="es-CO"/>
-        </w:rPr>
-        <w:t xml:space="preserve"> y sistemas </w:t>
-      </w:r>
-      <w:proofErr w:type="spellStart"/>
-      <w:r>
-        <w:rPr>
-          <w:rFonts w:ascii="Arial" w:hAnsi="Arial" w:cs="Arial"/>
-          <w:sz w:val="24"/>
-          <w:szCs w:val="24"/>
-          <w:lang w:val="es-CO"/>
-        </w:rPr>
-        <w:t>backend</w:t>
-      </w:r>
-      <w:proofErr w:type="spellEnd"/>
-      <w:r>
-        <w:rPr>
-          <w:rFonts w:ascii="Arial" w:hAnsi="Arial" w:cs="Arial"/>
-          <w:sz w:val="24"/>
-          <w:szCs w:val="24"/>
-          <w:lang w:val="es-CO"/>
-        </w:rPr>
-        <w:t xml:space="preserve"> escalables; despliegue en Azure; contenedores con Docker y </w:t>
-      </w:r>
-      <w:proofErr w:type="spellStart"/>
-      <w:r>
-        <w:rPr>
-          <w:rFonts w:ascii="Arial" w:hAnsi="Arial" w:cs="Arial"/>
-          <w:sz w:val="24"/>
-          <w:szCs w:val="24"/>
-          <w:lang w:val="es-CO"/>
-        </w:rPr>
-        <w:t>Kubernetes</w:t>
-      </w:r>
-      <w:proofErr w:type="spellEnd"/>
-      <w:r>
-        <w:rPr>
-          <w:rFonts w:ascii="Arial" w:hAnsi="Arial" w:cs="Arial"/>
-          <w:sz w:val="24"/>
-          <w:szCs w:val="24"/>
-          <w:lang w:val="es-CO"/>
-        </w:rPr>
-        <w:t xml:space="preserve">; infraestructura como código con </w:t>
-      </w:r>
-      <w:proofErr w:type="spellStart"/>
-      <w:r>
-        <w:rPr>
-          <w:rFonts w:ascii="Arial" w:hAnsi="Arial" w:cs="Arial"/>
-          <w:sz w:val="24"/>
-          <w:szCs w:val="24"/>
-          <w:lang w:val="es-CO"/>
-        </w:rPr>
-        <w:t>Terraform</w:t>
-      </w:r>
-      <w:proofErr w:type="spellEnd"/>
-      <w:r>
-        <w:rPr>
-          <w:rFonts w:ascii="Arial" w:hAnsi="Arial" w:cs="Arial"/>
-          <w:sz w:val="24"/>
-          <w:szCs w:val="24"/>
-          <w:lang w:val="es-CO"/>
-        </w:rPr>
-        <w:t>; implementación de CI/CD, control de versiones con Git, y diseño de plataformas orientadas a datos y analítica</w:t>
-      </w:r>
-    </w:p>
-    <w:p>
-      <w:pPr>
-        <w:pStyle w:val="Prrafodelista"/>
-        <w:tabs>
-          <w:tab w:val="left" w:pos="1077"/>
-        </w:tabs>
-        <w:spacing w:before="1"/>
-        <w:jc w:val="center"/>
-        <w:rPr>
-          <w:rFonts w:ascii="Arial" w:hAnsi="Arial" w:cs="Arial"/>
-          <w:b/>
-          <w:bCs/>
-          <w:sz w:val="24"/>
-          <w:szCs w:val="24"/>
-          <w:lang w:val="es-CO"/>
-        </w:rPr>
-      </w:pPr>
-    </w:p>
-    <w:p>
-      <w:pPr>
-        <w:pStyle w:val="Prrafodelista"/>
-        <w:tabs>
-          <w:tab w:val="left" w:pos="1077"/>
-        </w:tabs>
-        <w:spacing w:before="1"/>
-        <w:jc w:val="center"/>
-        <w:rPr>
-          <w:rFonts w:ascii="Arial" w:hAnsi="Arial" w:cs="Arial"/>
-          <w:b/>
-          <w:bCs/>
-          <w:sz w:val="24"/>
-          <w:szCs w:val="24"/>
-          <w:lang w:val="es-CO"/>
-        </w:rPr>
-      </w:pPr>
-      <w:proofErr w:type="spellStart"/>
-      <w:r>
-        <w:rPr>
-          <w:rFonts w:ascii="Arial" w:hAnsi="Arial" w:cs="Arial"/>
-          <w:b/>
-          <w:bCs/>
-          <w:sz w:val="24"/>
-          <w:szCs w:val="24"/>
-          <w:lang w:val="es-CO"/>
-        </w:rPr>
-        <w:t>Soft</w:t>
-      </w:r>
-      <w:proofErr w:type="spellEnd"/>
-      <w:r>
-        <w:rPr>
-          <w:rFonts w:ascii="Arial" w:hAnsi="Arial" w:cs="Arial"/>
-          <w:b/>
-          <w:bCs/>
-          <w:sz w:val="24"/>
-          <w:szCs w:val="24"/>
-          <w:lang w:val="es-CO"/>
-        </w:rPr>
-        <w:t xml:space="preserve"> </w:t>
-      </w:r>
-      <w:proofErr w:type="spellStart"/>
-      <w:r>
-        <w:rPr>
-          <w:rFonts w:ascii="Arial" w:hAnsi="Arial" w:cs="Arial"/>
-          <w:b/>
-          <w:bCs/>
-          <w:sz w:val="24"/>
-          <w:szCs w:val="24"/>
-          <w:lang w:val="es-CO"/>
-        </w:rPr>
-        <w:t>skills</w:t>
-      </w:r>
-      <w:proofErr w:type="spellEnd"/>
-    </w:p>
-    <w:p>
-      <w:pPr>
-        <w:pStyle w:val="Prrafodelista"/>
-        <w:tabs>
-          <w:tab w:val="left" w:pos="1077"/>
-        </w:tabs>
-        <w:spacing w:before="1"/>
-        <w:jc w:val="both"/>
-        <w:rPr>
-          <w:rFonts w:ascii="Arial" w:hAnsi="Arial" w:cs="Arial"/>
-          <w:sz w:val="24"/>
-          <w:szCs w:val="24"/>
-          <w:lang w:val="es-CO"/>
-        </w:rPr>
-      </w:pPr>
-    </w:p>
-    <w:p>
-      <w:pPr>
-        <w:pStyle w:val="Prrafodelista"/>
-        <w:tabs>
-          <w:tab w:val="left" w:pos="1077"/>
-        </w:tabs>
-        <w:spacing w:before="1"/>
+        <w:ind w:left="720" w:firstLine="0"/>
         <w:jc w:val="both"/>
         <w:rPr>
           <w:rFonts w:ascii="Arial" w:hAnsi="Arial" w:cs="Arial"/>
@@ -2827,26 +2010,66 @@
           <w:ilvl w:val="0"/>
           <w:numId w:val="34"/>
         </w:numPr>
+        <w:tabs>
+          <w:tab w:val="left" w:pos="1077"/>
+        </w:tabs>
+        <w:spacing w:before="1"/>
         <w:jc w:val="both"/>
         <w:rPr>
           <w:rFonts w:ascii="Arial" w:hAnsi="Arial" w:cs="Arial"/>
-          <w:sz w:val="24"/>
-          <w:szCs w:val="24"/>
-          <w:lang w:val="es-CO"/>
-        </w:rPr>
-      </w:pPr>
-      <w:r>
-        <w:rPr>
-          <w:rFonts w:ascii="Arial" w:hAnsi="Arial" w:cs="Arial"/>
-          <w:sz w:val="24"/>
-          <w:szCs w:val="24"/>
-          <w:lang w:val="es-CO"/>
-        </w:rPr>
-        <w:t>Liderazgo técnico</w:t>
-      </w:r>
-    </w:p>
-    <w:p>
-      <w:pPr>
+          <w:b/>
+          <w:bCs/>
+          <w:sz w:val="24"/>
+          <w:szCs w:val="24"/>
+          <w:lang w:val="es-CO"/>
+        </w:rPr>
+      </w:pPr>
+      <w:r>
+        <w:rPr>
+          <w:rFonts w:ascii="Arial" w:hAnsi="Arial" w:cs="Arial"/>
+          <w:b/>
+          <w:bCs/>
+          <w:sz w:val="24"/>
+          <w:szCs w:val="24"/>
+          <w:lang w:val="es-CO"/>
+        </w:rPr>
+        <w:t>Fundamentos de la Gestión de Proyectos</w:t>
+      </w:r>
+    </w:p>
+    <w:p>
+      <w:pPr>
+        <w:pStyle w:val="Prrafodelista"/>
+        <w:tabs>
+          <w:tab w:val="left" w:pos="1077"/>
+        </w:tabs>
+        <w:spacing w:before="1"/>
+        <w:ind w:left="720" w:firstLine="0"/>
+        <w:jc w:val="both"/>
+        <w:rPr>
+          <w:rFonts w:ascii="Arial" w:hAnsi="Arial" w:cs="Arial"/>
+          <w:sz w:val="24"/>
+          <w:szCs w:val="24"/>
+          <w:lang w:val="es-CO"/>
+        </w:rPr>
+      </w:pPr>
+      <w:r>
+        <w:rPr>
+          <w:rFonts w:ascii="Arial" w:hAnsi="Arial" w:cs="Arial"/>
+          <w:sz w:val="24"/>
+          <w:szCs w:val="24"/>
+          <w:lang w:val="es-CO"/>
+        </w:rPr>
+        <w:t>Google, Remoto - 2024</w:t>
+      </w:r>
+    </w:p>
+    <w:p>
+      <w:pPr>
+        <w:pStyle w:val="Prrafodelista"/>
+        <w:tabs>
+          <w:tab w:val="left" w:pos="1077"/>
+        </w:tabs>
+        <w:spacing w:before="1"/>
+        <w:ind w:left="720" w:firstLine="0"/>
         <w:jc w:val="both"/>
         <w:rPr>
           <w:rFonts w:ascii="Arial" w:hAnsi="Arial" w:cs="Arial"/>
@@ -2863,315 +2086,39 @@
           <w:ilvl w:val="0"/>
           <w:numId w:val="34"/>
         </w:numPr>
+        <w:tabs>
+          <w:tab w:val="left" w:pos="1077"/>
+        </w:tabs>
+        <w:spacing w:before="1"/>
         <w:jc w:val="both"/>
         <w:rPr>
           <w:rFonts w:ascii="Arial" w:hAnsi="Arial" w:cs="Arial"/>
-          <w:sz w:val="24"/>
-          <w:szCs w:val="24"/>
-          <w:lang w:val="es-CO"/>
-        </w:rPr>
-      </w:pPr>
-      <w:r>
-        <w:rPr>
-          <w:rFonts w:ascii="Arial" w:hAnsi="Arial" w:cs="Arial"/>
-          <w:sz w:val="24"/>
-          <w:szCs w:val="24"/>
-          <w:lang w:val="es-CO"/>
-        </w:rPr>
-        <w:t>Pensamiento analítico y resolución de problemas</w:t>
-      </w:r>
-    </w:p>
-    <w:p>
-      <w:pPr>
-        <w:jc w:val="both"/>
-        <w:rPr>
-          <w:rFonts w:ascii="Arial" w:hAnsi="Arial" w:cs="Arial"/>
-          <w:sz w:val="24"/>
-          <w:szCs w:val="24"/>
-          <w:lang w:val="es-CO"/>
-        </w:rPr>
-      </w:pPr>
+          <w:b/>
+          <w:bCs/>
+          <w:sz w:val="24"/>
+          <w:szCs w:val="24"/>
+          <w:lang w:val="es-CO"/>
+        </w:rPr>
+      </w:pPr>
+      <w:r>
+        <w:rPr>
+          <w:rFonts w:ascii="Arial" w:hAnsi="Arial" w:cs="Arial"/>
+          <w:b/>
+          <w:bCs/>
+          <w:sz w:val="24"/>
+          <w:szCs w:val="24"/>
+          <w:lang w:val="es-CO"/>
+        </w:rPr>
+        <w:t>Procesamiento de Imágenes</w:t>
+      </w:r>
     </w:p>
     <w:p>
       <w:pPr>
         <w:pStyle w:val="Prrafodelista"/>
-        <w:numPr>
-          <w:ilvl w:val="0"/>
-          <w:numId w:val="34"/>
-        </w:numPr>
-        <w:jc w:val="both"/>
-        <w:rPr>
-          <w:rFonts w:ascii="Arial" w:hAnsi="Arial" w:cs="Arial"/>
-          <w:sz w:val="24"/>
-          <w:szCs w:val="24"/>
-          <w:lang w:val="es-CO"/>
-        </w:rPr>
-      </w:pPr>
-      <w:r>
-        <w:rPr>
-          <w:rFonts w:ascii="Arial" w:hAnsi="Arial" w:cs="Arial"/>
-          <w:sz w:val="24"/>
-          <w:szCs w:val="24"/>
-          <w:lang w:val="es-CO"/>
-        </w:rPr>
-        <w:t>Comunicación técnica efectiva</w:t>
-      </w:r>
-    </w:p>
-    <w:p>
-      <w:pPr>
-        <w:jc w:val="both"/>
-        <w:rPr>
-          <w:rFonts w:ascii="Arial" w:hAnsi="Arial" w:cs="Arial"/>
-          <w:sz w:val="24"/>
-          <w:szCs w:val="24"/>
-          <w:lang w:val="es-CO"/>
-        </w:rPr>
-      </w:pPr>
-    </w:p>
-    <w:p>
-      <w:pPr>
-        <w:pStyle w:val="Prrafodelista"/>
-        <w:numPr>
-          <w:ilvl w:val="0"/>
-          <w:numId w:val="34"/>
-        </w:numPr>
-        <w:jc w:val="both"/>
-        <w:rPr>
-          <w:rFonts w:ascii="Arial" w:hAnsi="Arial" w:cs="Arial"/>
-          <w:sz w:val="24"/>
-          <w:szCs w:val="24"/>
-          <w:lang w:val="es-CO"/>
-        </w:rPr>
-      </w:pPr>
-      <w:r>
-        <w:rPr>
-          <w:rFonts w:ascii="Arial" w:hAnsi="Arial" w:cs="Arial"/>
-          <w:sz w:val="24"/>
-          <w:szCs w:val="24"/>
-          <w:lang w:val="es-CO"/>
-        </w:rPr>
-        <w:t>Trabajo en equipo y colaboración interdisciplinaria</w:t>
-      </w:r>
-    </w:p>
-    <w:p>
-      <w:pPr>
-        <w:jc w:val="both"/>
-        <w:rPr>
-          <w:rFonts w:ascii="Arial" w:hAnsi="Arial" w:cs="Arial"/>
-          <w:sz w:val="24"/>
-          <w:szCs w:val="24"/>
-          <w:lang w:val="es-CO"/>
-        </w:rPr>
-      </w:pPr>
-    </w:p>
-    <w:p>
-      <w:pPr>
-        <w:pStyle w:val="Prrafodelista"/>
-        <w:numPr>
-          <w:ilvl w:val="0"/>
-          <w:numId w:val="34"/>
-        </w:numPr>
-        <w:jc w:val="both"/>
-        <w:rPr>
-          <w:rFonts w:ascii="Arial" w:hAnsi="Arial" w:cs="Arial"/>
-          <w:sz w:val="24"/>
-          <w:szCs w:val="24"/>
-          <w:lang w:val="es-CO"/>
-        </w:rPr>
-      </w:pPr>
-      <w:r>
-        <w:rPr>
-          <w:rFonts w:ascii="Arial" w:hAnsi="Arial" w:cs="Arial"/>
-          <w:sz w:val="24"/>
-          <w:szCs w:val="24"/>
-          <w:lang w:val="es-CO"/>
-        </w:rPr>
-        <w:t>Toma de decisiones basada en datos</w:t>
-      </w:r>
-    </w:p>
-    <w:p>
-      <w:pPr>
-        <w:jc w:val="both"/>
-        <w:rPr>
-          <w:rFonts w:ascii="Arial" w:hAnsi="Arial" w:cs="Arial"/>
-          <w:sz w:val="24"/>
-          <w:szCs w:val="24"/>
-          <w:lang w:val="es-CO"/>
-        </w:rPr>
-      </w:pPr>
-    </w:p>
-    <w:p>
-      <w:pPr>
-        <w:pStyle w:val="Prrafodelista"/>
-        <w:numPr>
-          <w:ilvl w:val="0"/>
-          <w:numId w:val="34"/>
-        </w:numPr>
-        <w:jc w:val="both"/>
-        <w:rPr>
-          <w:rFonts w:ascii="Arial" w:hAnsi="Arial" w:cs="Arial"/>
-          <w:sz w:val="24"/>
-          <w:szCs w:val="24"/>
-          <w:lang w:val="es-CO"/>
-        </w:rPr>
-      </w:pPr>
-      <w:r>
-        <w:rPr>
-          <w:rFonts w:ascii="Arial" w:hAnsi="Arial" w:cs="Arial"/>
-          <w:sz w:val="24"/>
-          <w:szCs w:val="24"/>
-          <w:lang w:val="es-CO"/>
-        </w:rPr>
-        <w:t>Pensamiento estratégico y arquitectónico</w:t>
-      </w:r>
-    </w:p>
-    <w:p>
-      <w:pPr>
-        <w:jc w:val="both"/>
-        <w:rPr>
-          <w:rFonts w:ascii="Arial" w:hAnsi="Arial" w:cs="Arial"/>
-          <w:sz w:val="24"/>
-          <w:szCs w:val="24"/>
-          <w:lang w:val="es-CO"/>
-        </w:rPr>
-      </w:pPr>
-    </w:p>
-    <w:p>
-      <w:pPr>
-        <w:pStyle w:val="Prrafodelista"/>
-        <w:numPr>
-          <w:ilvl w:val="0"/>
-          <w:numId w:val="34"/>
-        </w:numPr>
-        <w:jc w:val="both"/>
-        <w:rPr>
-          <w:rFonts w:ascii="Arial" w:hAnsi="Arial" w:cs="Arial"/>
-          <w:sz w:val="24"/>
-          <w:szCs w:val="24"/>
-          <w:lang w:val="es-CO"/>
-        </w:rPr>
-      </w:pPr>
-      <w:r>
-        <w:rPr>
-          <w:rFonts w:ascii="Arial" w:hAnsi="Arial" w:cs="Arial"/>
-          <w:sz w:val="24"/>
-          <w:szCs w:val="24"/>
-          <w:lang w:val="es-CO"/>
-        </w:rPr>
-        <w:t>Adaptabilidad a entornos tecnológicos cambiantes</w:t>
-      </w:r>
-    </w:p>
-    <w:p>
-      <w:pPr>
-        <w:jc w:val="both"/>
-        <w:rPr>
-          <w:rFonts w:ascii="Arial" w:hAnsi="Arial" w:cs="Arial"/>
-          <w:sz w:val="24"/>
-          <w:szCs w:val="24"/>
-          <w:lang w:val="es-CO"/>
-        </w:rPr>
-      </w:pPr>
-    </w:p>
-    <w:p>
-      <w:pPr>
-        <w:pStyle w:val="Prrafodelista"/>
-        <w:numPr>
-          <w:ilvl w:val="0"/>
-          <w:numId w:val="34"/>
-        </w:numPr>
-        <w:jc w:val="both"/>
-        <w:rPr>
-          <w:rFonts w:ascii="Arial" w:hAnsi="Arial" w:cs="Arial"/>
-          <w:sz w:val="24"/>
-          <w:szCs w:val="24"/>
-          <w:lang w:val="es-CO"/>
-        </w:rPr>
-      </w:pPr>
-      <w:r>
-        <w:rPr>
-          <w:rFonts w:ascii="Arial" w:hAnsi="Arial" w:cs="Arial"/>
-          <w:sz w:val="24"/>
-          <w:szCs w:val="24"/>
-          <w:lang w:val="es-CO"/>
-        </w:rPr>
-        <w:t>Gestión del tiempo y priorización de tareas</w:t>
-      </w:r>
-    </w:p>
-    <w:p>
-      <w:pPr>
-        <w:jc w:val="both"/>
-        <w:rPr>
-          <w:rFonts w:ascii="Arial" w:hAnsi="Arial" w:cs="Arial"/>
-          <w:sz w:val="24"/>
-          <w:szCs w:val="24"/>
-          <w:lang w:val="es-CO"/>
-        </w:rPr>
-      </w:pPr>
-    </w:p>
-    <w:p>
-      <w:pPr>
-        <w:pStyle w:val="Prrafodelista"/>
-        <w:numPr>
-          <w:ilvl w:val="0"/>
-          <w:numId w:val="34"/>
-        </w:numPr>
-        <w:jc w:val="both"/>
-        <w:rPr>
-          <w:rFonts w:ascii="Arial" w:hAnsi="Arial" w:cs="Arial"/>
-          <w:sz w:val="24"/>
-          <w:szCs w:val="24"/>
-          <w:lang w:val="es-CO"/>
-        </w:rPr>
-      </w:pPr>
-      <w:r>
-        <w:rPr>
-          <w:rFonts w:ascii="Arial" w:hAnsi="Arial" w:cs="Arial"/>
-          <w:sz w:val="24"/>
-          <w:szCs w:val="24"/>
-          <w:lang w:val="es-CO"/>
-        </w:rPr>
-        <w:t>Proactividad e iniciativa</w:t>
-      </w:r>
-    </w:p>
-    <w:p>
-      <w:pPr>
-        <w:jc w:val="both"/>
-        <w:rPr>
-          <w:rFonts w:ascii="Arial" w:hAnsi="Arial" w:cs="Arial"/>
-          <w:sz w:val="24"/>
-          <w:szCs w:val="24"/>
-          <w:lang w:val="es-CO"/>
-        </w:rPr>
-      </w:pPr>
-    </w:p>
-    <w:p>
-      <w:pPr>
-        <w:pStyle w:val="Prrafodelista"/>
-        <w:numPr>
-          <w:ilvl w:val="0"/>
-          <w:numId w:val="34"/>
-        </w:numPr>
-        <w:jc w:val="both"/>
-        <w:rPr>
-          <w:rFonts w:ascii="Arial" w:hAnsi="Arial" w:cs="Arial"/>
-          <w:sz w:val="24"/>
-          <w:szCs w:val="24"/>
-          <w:lang w:val="es-CO"/>
-        </w:rPr>
-      </w:pPr>
-      <w:r>
-        <w:rPr>
-          <w:rFonts w:ascii="Arial" w:hAnsi="Arial" w:cs="Arial"/>
-          <w:sz w:val="24"/>
-          <w:szCs w:val="24"/>
-          <w:lang w:val="es-CO"/>
-        </w:rPr>
-        <w:t>Orientación a resultados y mejora continua</w:t>
-      </w:r>
-    </w:p>
-    <w:p>
-      <w:pPr>
-        <w:pStyle w:val="Prrafodelista"/>
+        <w:tabs>
+          <w:tab w:val="left" w:pos="1077"/>
+        </w:tabs>
+        <w:spacing w:before="1"/>
         <w:ind w:left="720" w:firstLine="0"/>
         <w:jc w:val="both"/>
         <w:rPr>
@@ -3181,6 +2128,24 @@
           <w:lang w:val="es-CO"/>
         </w:rPr>
       </w:pPr>
+      <w:r>
+        <w:rPr>
+          <w:rFonts w:ascii="Arial" w:hAnsi="Arial" w:cs="Arial"/>
+          <w:sz w:val="24"/>
+          <w:szCs w:val="24"/>
+          <w:lang w:val="es-CO"/>
+        </w:rPr>
+        <w:t>Pontificia Universidad Católica de Chile</w:t>
+      </w:r>
+      <w:r>
+        <w:rPr>
+          <w:rFonts w:ascii="Arial" w:hAnsi="Arial" w:cs="Arial"/>
+          <w:sz w:val="24"/>
+          <w:szCs w:val="24"/>
+          <w:lang w:val="es-CO"/>
+        </w:rPr>
+        <w:t>, Remoto - 2024</w:t>
+      </w:r>
     </w:p>
     <w:p>
       <w:pPr>
@@ -3206,6 +2171,101 @@
           <w:tab w:val="left" w:pos="1077"/>
         </w:tabs>
         <w:spacing w:before="1"/>
+        <w:ind w:firstLine="0"/>
+        <w:jc w:val="both"/>
+        <w:rPr>
+          <w:rFonts w:ascii="Arial" w:hAnsi="Arial" w:cs="Arial"/>
+          <w:sz w:val="24"/>
+          <w:szCs w:val="24"/>
+          <w:lang w:val="es-CO"/>
+        </w:rPr>
+      </w:pPr>
+    </w:p>
+    <w:p>
+      <w:pPr>
+        <w:pStyle w:val="Prrafodelista"/>
+        <w:tabs>
+          <w:tab w:val="left" w:pos="1077"/>
+        </w:tabs>
+        <w:spacing w:before="1"/>
+        <w:ind w:firstLine="0"/>
+        <w:jc w:val="both"/>
+        <w:rPr>
+          <w:rFonts w:ascii="Arial" w:hAnsi="Arial" w:cs="Arial"/>
+          <w:sz w:val="24"/>
+          <w:szCs w:val="24"/>
+          <w:lang w:val="es-CO"/>
+        </w:rPr>
+      </w:pPr>
+    </w:p>
+    <w:p>
+      <w:pPr>
+        <w:pStyle w:val="Prrafodelista"/>
+        <w:tabs>
+          <w:tab w:val="left" w:pos="1077"/>
+        </w:tabs>
+        <w:spacing w:before="1"/>
+        <w:ind w:firstLine="0"/>
+        <w:jc w:val="both"/>
+        <w:rPr>
+          <w:rFonts w:ascii="Arial" w:hAnsi="Arial" w:cs="Arial"/>
+          <w:sz w:val="24"/>
+          <w:szCs w:val="24"/>
+          <w:lang w:val="es-CO"/>
+        </w:rPr>
+      </w:pPr>
+    </w:p>
+    <w:p>
+      <w:pPr>
+        <w:tabs>
+          <w:tab w:val="left" w:pos="1077"/>
+        </w:tabs>
+        <w:spacing w:before="1"/>
+        <w:jc w:val="both"/>
+        <w:rPr>
+          <w:rFonts w:ascii="Arial" w:hAnsi="Arial" w:cs="Arial"/>
+          <w:sz w:val="24"/>
+          <w:szCs w:val="24"/>
+          <w:lang w:val="es-CO"/>
+        </w:rPr>
+      </w:pPr>
+    </w:p>
+    <w:p>
+      <w:pPr>
+        <w:tabs>
+          <w:tab w:val="left" w:pos="1077"/>
+        </w:tabs>
+        <w:spacing w:before="1"/>
+        <w:jc w:val="both"/>
+        <w:rPr>
+          <w:rFonts w:ascii="Arial" w:hAnsi="Arial" w:cs="Arial"/>
+          <w:sz w:val="24"/>
+          <w:szCs w:val="24"/>
+          <w:lang w:val="es-CO"/>
+        </w:rPr>
+      </w:pPr>
+    </w:p>
+    <w:p>
+      <w:pPr>
+        <w:tabs>
+          <w:tab w:val="left" w:pos="1077"/>
+        </w:tabs>
+        <w:spacing w:before="1"/>
+        <w:jc w:val="both"/>
+        <w:rPr>
+          <w:rFonts w:ascii="Arial" w:hAnsi="Arial" w:cs="Arial"/>
+          <w:sz w:val="24"/>
+          <w:szCs w:val="24"/>
+          <w:lang w:val="es-CO"/>
+        </w:rPr>
+      </w:pPr>
+    </w:p>
+    <w:p>
+      <w:pPr>
+        <w:tabs>
+          <w:tab w:val="left" w:pos="1077"/>
+        </w:tabs>
+        <w:spacing w:before="1"/>
         <w:jc w:val="center"/>
         <w:rPr>
           <w:rFonts w:ascii="Arial" w:hAnsi="Arial" w:cs="Arial"/>
@@ -3216,6 +2276,500 @@
           <w:lang w:val="es-CO"/>
         </w:rPr>
       </w:pPr>
+      <w:r>
+        <w:rPr>
+          <w:rFonts w:ascii="Arial" w:hAnsi="Arial" w:cs="Arial"/>
+          <w:b/>
+          <w:bCs/>
+          <w:sz w:val="24"/>
+          <w:szCs w:val="24"/>
+          <w:lang w:val="es-CO"/>
+        </w:rPr>
+        <w:t>HABILIDADES TÉCNICAS</w:t>
+      </w:r>
+    </w:p>
+    <w:p>
+      <w:pPr>
+        <w:tabs>
+          <w:tab w:val="left" w:pos="1077"/>
+        </w:tabs>
+        <w:spacing w:before="1"/>
+        <w:jc w:val="both"/>
+        <w:rPr>
+          <w:rFonts w:ascii="Arial" w:hAnsi="Arial" w:cs="Arial"/>
+          <w:b/>
+          <w:bCs/>
+          <w:sz w:val="24"/>
+          <w:szCs w:val="24"/>
+          <w:lang w:val="es-CO"/>
+        </w:rPr>
+      </w:pPr>
+    </w:p>
+    <w:p>
+      <w:pPr>
+        <w:tabs>
+          <w:tab w:val="left" w:pos="1077"/>
+        </w:tabs>
+        <w:spacing w:before="1"/>
+        <w:jc w:val="both"/>
+        <w:rPr>
+          <w:rFonts w:ascii="Arial" w:hAnsi="Arial" w:cs="Arial"/>
+          <w:b/>
+          <w:bCs/>
+          <w:sz w:val="24"/>
+          <w:szCs w:val="24"/>
+          <w:lang w:val="es-CO"/>
+        </w:rPr>
+      </w:pPr>
+    </w:p>
+    <w:p>
+      <w:pPr>
+        <w:tabs>
+          <w:tab w:val="left" w:pos="1077"/>
+        </w:tabs>
+        <w:spacing w:before="1"/>
+        <w:jc w:val="center"/>
+        <w:rPr>
+          <w:rFonts w:ascii="Arial" w:hAnsi="Arial" w:cs="Arial"/>
+          <w:b/>
+          <w:bCs/>
+          <w:sz w:val="24"/>
+          <w:szCs w:val="24"/>
+          <w:lang w:val="es-CO"/>
+        </w:rPr>
+      </w:pPr>
+      <w:proofErr w:type="spellStart"/>
+      <w:r>
+        <w:rPr>
+          <w:rFonts w:ascii="Arial" w:hAnsi="Arial" w:cs="Arial"/>
+          <w:b/>
+          <w:bCs/>
+          <w:sz w:val="24"/>
+          <w:szCs w:val="24"/>
+          <w:lang w:val="es-CO"/>
+        </w:rPr>
+        <w:t>Hard</w:t>
+      </w:r>
+      <w:proofErr w:type="spellEnd"/>
+      <w:r>
+        <w:rPr>
+          <w:rFonts w:ascii="Arial" w:hAnsi="Arial" w:cs="Arial"/>
+          <w:b/>
+          <w:bCs/>
+          <w:sz w:val="24"/>
+          <w:szCs w:val="24"/>
+          <w:lang w:val="es-CO"/>
+        </w:rPr>
+        <w:t xml:space="preserve"> </w:t>
+      </w:r>
+      <w:proofErr w:type="spellStart"/>
+      <w:r>
+        <w:rPr>
+          <w:rFonts w:ascii="Arial" w:hAnsi="Arial" w:cs="Arial"/>
+          <w:b/>
+          <w:bCs/>
+          <w:sz w:val="24"/>
+          <w:szCs w:val="24"/>
+          <w:lang w:val="es-CO"/>
+        </w:rPr>
+        <w:t>skills</w:t>
+      </w:r>
+      <w:proofErr w:type="spellEnd"/>
+    </w:p>
+    <w:p>
+      <w:pPr>
+        <w:tabs>
+          <w:tab w:val="left" w:pos="1077"/>
+        </w:tabs>
+        <w:spacing w:before="1"/>
+        <w:jc w:val="both"/>
+        <w:rPr>
+          <w:rFonts w:ascii="Arial" w:hAnsi="Arial" w:cs="Arial"/>
+          <w:sz w:val="24"/>
+          <w:szCs w:val="24"/>
+        </w:rPr>
+      </w:pPr>
+    </w:p>
+    <w:p>
+      <w:pPr>
+        <w:tabs>
+          <w:tab w:val="left" w:pos="1077"/>
+        </w:tabs>
+        <w:spacing w:before="1"/>
+        <w:jc w:val="both"/>
+        <w:rPr>
+          <w:rFonts w:ascii="Arial" w:hAnsi="Arial" w:cs="Arial"/>
+          <w:sz w:val="24"/>
+          <w:szCs w:val="24"/>
+        </w:rPr>
+      </w:pPr>
+      <w:r>
+        <w:rPr>
+          <w:rFonts w:ascii="Arial" w:hAnsi="Arial" w:cs="Arial"/>
+          <w:sz w:val="24"/>
+          <w:szCs w:val="24"/>
+        </w:rPr>
+        <w:t xml:space="preserve">Python avanzado para ingeniería de datos y automatización, orientado al desarrollo de pipelines, validaciones de negocio y transformación de información bajo buenas prácticas como SOLID, KISS, DRY, </w:t>
+      </w:r>
+      <w:proofErr w:type="spellStart"/>
+      <w:r>
+        <w:rPr>
+          <w:rFonts w:ascii="Arial" w:hAnsi="Arial" w:cs="Arial"/>
+          <w:sz w:val="24"/>
+          <w:szCs w:val="24"/>
+        </w:rPr>
+        <w:t>Clean</w:t>
+      </w:r>
+      <w:proofErr w:type="spellEnd"/>
+      <w:r>
+        <w:rPr>
+          <w:rFonts w:ascii="Arial" w:hAnsi="Arial" w:cs="Arial"/>
+          <w:sz w:val="24"/>
+          <w:szCs w:val="24"/>
+        </w:rPr>
+        <w:t xml:space="preserve"> </w:t>
+      </w:r>
+      <w:proofErr w:type="spellStart"/>
+      <w:r>
+        <w:rPr>
+          <w:rFonts w:ascii="Arial" w:hAnsi="Arial" w:cs="Arial"/>
+          <w:sz w:val="24"/>
+          <w:szCs w:val="24"/>
+        </w:rPr>
+        <w:t>Code</w:t>
+      </w:r>
+      <w:proofErr w:type="spellEnd"/>
+      <w:r>
+        <w:rPr>
+          <w:rFonts w:ascii="Arial" w:hAnsi="Arial" w:cs="Arial"/>
+          <w:sz w:val="24"/>
+          <w:szCs w:val="24"/>
+        </w:rPr>
+        <w:t xml:space="preserve"> y PEP8; SQL avanzado para consulta, análisis, optimización y modelado de datos; </w:t>
+      </w:r>
+      <w:proofErr w:type="spellStart"/>
+      <w:r>
+        <w:rPr>
+          <w:rFonts w:ascii="Arial" w:hAnsi="Arial" w:cs="Arial"/>
+          <w:sz w:val="24"/>
+          <w:szCs w:val="24"/>
+        </w:rPr>
+        <w:t>PySpark</w:t>
+      </w:r>
+      <w:proofErr w:type="spellEnd"/>
+      <w:r>
+        <w:rPr>
+          <w:rFonts w:ascii="Arial" w:hAnsi="Arial" w:cs="Arial"/>
+          <w:sz w:val="24"/>
+          <w:szCs w:val="24"/>
+        </w:rPr>
+        <w:t xml:space="preserve"> para procesamiento distribuido; Pentaho PDI y Apache </w:t>
+      </w:r>
+      <w:proofErr w:type="spellStart"/>
+      <w:r>
+        <w:rPr>
+          <w:rFonts w:ascii="Arial" w:hAnsi="Arial" w:cs="Arial"/>
+          <w:sz w:val="24"/>
+          <w:szCs w:val="24"/>
+        </w:rPr>
+        <w:t>Airflow</w:t>
+      </w:r>
+      <w:proofErr w:type="spellEnd"/>
+      <w:r>
+        <w:rPr>
+          <w:rFonts w:ascii="Arial" w:hAnsi="Arial" w:cs="Arial"/>
+          <w:sz w:val="24"/>
+          <w:szCs w:val="24"/>
+        </w:rPr>
+        <w:t xml:space="preserve"> para procesos ETL/ELT </w:t>
+      </w:r>
+      <w:proofErr w:type="spellStart"/>
+      <w:r>
+        <w:rPr>
+          <w:rFonts w:ascii="Arial" w:hAnsi="Arial" w:cs="Arial"/>
+          <w:sz w:val="24"/>
+          <w:szCs w:val="24"/>
+        </w:rPr>
+        <w:t>end-to-end</w:t>
+      </w:r>
+      <w:proofErr w:type="spellEnd"/>
+      <w:r>
+        <w:rPr>
+          <w:rFonts w:ascii="Arial" w:hAnsi="Arial" w:cs="Arial"/>
+          <w:sz w:val="24"/>
+          <w:szCs w:val="24"/>
+        </w:rPr>
+        <w:t xml:space="preserve">; integración con </w:t>
+      </w:r>
+      <w:proofErr w:type="spellStart"/>
+      <w:r>
+        <w:rPr>
+          <w:rFonts w:ascii="Arial" w:hAnsi="Arial" w:cs="Arial"/>
+          <w:sz w:val="24"/>
+          <w:szCs w:val="24"/>
+        </w:rPr>
+        <w:t>APIs</w:t>
+      </w:r>
+      <w:proofErr w:type="spellEnd"/>
+      <w:r>
+        <w:rPr>
+          <w:rFonts w:ascii="Arial" w:hAnsi="Arial" w:cs="Arial"/>
+          <w:sz w:val="24"/>
+          <w:szCs w:val="24"/>
+        </w:rPr>
+        <w:t xml:space="preserve">, web </w:t>
+      </w:r>
+      <w:proofErr w:type="spellStart"/>
+      <w:r>
+        <w:rPr>
+          <w:rFonts w:ascii="Arial" w:hAnsi="Arial" w:cs="Arial"/>
+          <w:sz w:val="24"/>
+          <w:szCs w:val="24"/>
+        </w:rPr>
+        <w:t>scraping</w:t>
+      </w:r>
+      <w:proofErr w:type="spellEnd"/>
+      <w:r>
+        <w:rPr>
+          <w:rFonts w:ascii="Arial" w:hAnsi="Arial" w:cs="Arial"/>
+          <w:sz w:val="24"/>
+          <w:szCs w:val="24"/>
+        </w:rPr>
+        <w:t xml:space="preserve"> y manejo de datos estructurados, semiestructurados y no estructurados; implementación de controles de calidad, </w:t>
+      </w:r>
+      <w:proofErr w:type="spellStart"/>
+      <w:r>
+        <w:rPr>
+          <w:rFonts w:ascii="Arial" w:hAnsi="Arial" w:cs="Arial"/>
+          <w:sz w:val="24"/>
+          <w:szCs w:val="24"/>
+        </w:rPr>
+        <w:t>logging</w:t>
+      </w:r>
+      <w:proofErr w:type="spellEnd"/>
+      <w:r>
+        <w:rPr>
+          <w:rFonts w:ascii="Arial" w:hAnsi="Arial" w:cs="Arial"/>
+          <w:sz w:val="24"/>
+          <w:szCs w:val="24"/>
+        </w:rPr>
+        <w:t xml:space="preserve">, monitoreo y reprocesos idempotentes. Experiencia con entornos </w:t>
+      </w:r>
+      <w:proofErr w:type="spellStart"/>
+      <w:r>
+        <w:rPr>
+          <w:rFonts w:ascii="Arial" w:hAnsi="Arial" w:cs="Arial"/>
+          <w:sz w:val="24"/>
+          <w:szCs w:val="24"/>
+        </w:rPr>
+        <w:t>cloud</w:t>
+      </w:r>
+      <w:proofErr w:type="spellEnd"/>
+      <w:r>
+        <w:rPr>
+          <w:rFonts w:ascii="Arial" w:hAnsi="Arial" w:cs="Arial"/>
+          <w:sz w:val="24"/>
+          <w:szCs w:val="24"/>
+        </w:rPr>
+        <w:t xml:space="preserve"> en AWS y Google Cloud, utilizando servicios como S3, Lambda, </w:t>
+      </w:r>
+      <w:proofErr w:type="spellStart"/>
+      <w:r>
+        <w:rPr>
+          <w:rFonts w:ascii="Arial" w:hAnsi="Arial" w:cs="Arial"/>
+          <w:sz w:val="24"/>
+          <w:szCs w:val="24"/>
+        </w:rPr>
+        <w:t>DynamoDB</w:t>
+      </w:r>
+      <w:proofErr w:type="spellEnd"/>
+      <w:r>
+        <w:rPr>
+          <w:rFonts w:ascii="Arial" w:hAnsi="Arial" w:cs="Arial"/>
+          <w:sz w:val="24"/>
+          <w:szCs w:val="24"/>
+        </w:rPr>
+        <w:t xml:space="preserve">, API Gateway, </w:t>
+      </w:r>
+      <w:proofErr w:type="spellStart"/>
+      <w:r>
+        <w:rPr>
+          <w:rFonts w:ascii="Arial" w:hAnsi="Arial" w:cs="Arial"/>
+          <w:sz w:val="24"/>
+          <w:szCs w:val="24"/>
+        </w:rPr>
+        <w:t>CloudWatch</w:t>
+      </w:r>
+      <w:proofErr w:type="spellEnd"/>
+      <w:r>
+        <w:rPr>
+          <w:rFonts w:ascii="Arial" w:hAnsi="Arial" w:cs="Arial"/>
+          <w:sz w:val="24"/>
+          <w:szCs w:val="24"/>
+        </w:rPr>
+        <w:t xml:space="preserve">, IAM, </w:t>
+      </w:r>
+      <w:proofErr w:type="spellStart"/>
+      <w:r>
+        <w:rPr>
+          <w:rFonts w:ascii="Arial" w:hAnsi="Arial" w:cs="Arial"/>
+          <w:sz w:val="24"/>
+          <w:szCs w:val="24"/>
+        </w:rPr>
+        <w:t>Glue</w:t>
+      </w:r>
+      <w:proofErr w:type="spellEnd"/>
+      <w:r>
+        <w:rPr>
+          <w:rFonts w:ascii="Arial" w:hAnsi="Arial" w:cs="Arial"/>
+          <w:sz w:val="24"/>
+          <w:szCs w:val="24"/>
+        </w:rPr>
+        <w:t xml:space="preserve">, Step </w:t>
+      </w:r>
+      <w:proofErr w:type="spellStart"/>
+      <w:r>
+        <w:rPr>
+          <w:rFonts w:ascii="Arial" w:hAnsi="Arial" w:cs="Arial"/>
+          <w:sz w:val="24"/>
+          <w:szCs w:val="24"/>
+        </w:rPr>
+        <w:t>Functions</w:t>
+      </w:r>
+      <w:proofErr w:type="spellEnd"/>
+      <w:r>
+        <w:rPr>
+          <w:rFonts w:ascii="Arial" w:hAnsi="Arial" w:cs="Arial"/>
+          <w:sz w:val="24"/>
+          <w:szCs w:val="24"/>
+        </w:rPr>
+        <w:t xml:space="preserve">, Google Cloud Storage y </w:t>
+      </w:r>
+      <w:proofErr w:type="spellStart"/>
+      <w:r>
+        <w:rPr>
+          <w:rFonts w:ascii="Arial" w:hAnsi="Arial" w:cs="Arial"/>
+          <w:sz w:val="24"/>
+          <w:szCs w:val="24"/>
+        </w:rPr>
+        <w:t>BigQuery</w:t>
+      </w:r>
+      <w:proofErr w:type="spellEnd"/>
+      <w:r>
+        <w:rPr>
+          <w:rFonts w:ascii="Arial" w:hAnsi="Arial" w:cs="Arial"/>
+          <w:sz w:val="24"/>
+          <w:szCs w:val="24"/>
+        </w:rPr>
+        <w:t xml:space="preserve"> para almacenamiento, integración y procesamiento de datos. Manejo de PostgreSQL y MySQL, modelado relacional y enfoques de Data </w:t>
+      </w:r>
+      <w:proofErr w:type="spellStart"/>
+      <w:r>
+        <w:rPr>
+          <w:rFonts w:ascii="Arial" w:hAnsi="Arial" w:cs="Arial"/>
+          <w:sz w:val="24"/>
+          <w:szCs w:val="24"/>
+        </w:rPr>
+        <w:t>Warehouse</w:t>
+      </w:r>
+      <w:proofErr w:type="spellEnd"/>
+      <w:r>
+        <w:rPr>
+          <w:rFonts w:ascii="Arial" w:hAnsi="Arial" w:cs="Arial"/>
+          <w:sz w:val="24"/>
+          <w:szCs w:val="24"/>
+        </w:rPr>
+        <w:t xml:space="preserve">, Data Lake y </w:t>
+      </w:r>
+      <w:proofErr w:type="spellStart"/>
+      <w:r>
+        <w:rPr>
+          <w:rFonts w:ascii="Arial" w:hAnsi="Arial" w:cs="Arial"/>
+          <w:sz w:val="24"/>
+          <w:szCs w:val="24"/>
+        </w:rPr>
+        <w:t>Lakehouse</w:t>
+      </w:r>
+      <w:proofErr w:type="spellEnd"/>
+      <w:r>
+        <w:rPr>
+          <w:rFonts w:ascii="Arial" w:hAnsi="Arial" w:cs="Arial"/>
+          <w:sz w:val="24"/>
+          <w:szCs w:val="24"/>
+        </w:rPr>
+        <w:t xml:space="preserve"> con capas </w:t>
+      </w:r>
+      <w:proofErr w:type="spellStart"/>
+      <w:r>
+        <w:rPr>
+          <w:rFonts w:ascii="Arial" w:hAnsi="Arial" w:cs="Arial"/>
+          <w:sz w:val="24"/>
+          <w:szCs w:val="24"/>
+        </w:rPr>
+        <w:t>Bronze</w:t>
+      </w:r>
+      <w:proofErr w:type="spellEnd"/>
+      <w:r>
+        <w:rPr>
+          <w:rFonts w:ascii="Arial" w:hAnsi="Arial" w:cs="Arial"/>
+          <w:sz w:val="24"/>
+          <w:szCs w:val="24"/>
+        </w:rPr>
+        <w:t xml:space="preserve">, Silver y Gold. Complementa su experiencia con Git, Docker, fundamentos de CI/CD, </w:t>
+      </w:r>
+      <w:proofErr w:type="spellStart"/>
+      <w:r>
+        <w:rPr>
+          <w:rFonts w:ascii="Arial" w:hAnsi="Arial" w:cs="Arial"/>
+          <w:sz w:val="24"/>
+          <w:szCs w:val="24"/>
+        </w:rPr>
+        <w:t>Databricks</w:t>
+      </w:r>
+      <w:proofErr w:type="spellEnd"/>
+      <w:r>
+        <w:rPr>
+          <w:rFonts w:ascii="Arial" w:hAnsi="Arial" w:cs="Arial"/>
+          <w:sz w:val="24"/>
+          <w:szCs w:val="24"/>
+        </w:rPr>
+        <w:t xml:space="preserve">, Delta Lake e integración de capacidades de </w:t>
+      </w:r>
+      <w:proofErr w:type="spellStart"/>
+      <w:r>
+        <w:rPr>
+          <w:rFonts w:ascii="Arial" w:hAnsi="Arial" w:cs="Arial"/>
+          <w:sz w:val="24"/>
+          <w:szCs w:val="24"/>
+        </w:rPr>
+        <w:t>GenAI</w:t>
+      </w:r>
+      <w:proofErr w:type="spellEnd"/>
+      <w:r>
+        <w:rPr>
+          <w:rFonts w:ascii="Arial" w:hAnsi="Arial" w:cs="Arial"/>
+          <w:sz w:val="24"/>
+          <w:szCs w:val="24"/>
+        </w:rPr>
+        <w:t xml:space="preserve"> para enriquecimiento y procesamiento inteligente de información.</w:t>
+      </w:r>
+    </w:p>
+    <w:p>
+      <w:pPr>
+        <w:tabs>
+          <w:tab w:val="left" w:pos="1077"/>
+        </w:tabs>
+        <w:spacing w:before="1"/>
+        <w:jc w:val="both"/>
+        <w:rPr>
+          <w:rFonts w:ascii="Arial" w:hAnsi="Arial" w:cs="Arial"/>
+          <w:b/>
+          <w:bCs/>
+          <w:sz w:val="24"/>
+          <w:szCs w:val="24"/>
+          <w:lang w:val="es-CO"/>
+        </w:rPr>
+      </w:pPr>
     </w:p>
     <w:p>
       <w:pPr>
@@ -3234,6 +2788,43 @@
           <w:lang w:val="es-CO"/>
         </w:rPr>
       </w:pPr>
+      <w:proofErr w:type="spellStart"/>
+      <w:r>
+        <w:rPr>
+          <w:rFonts w:ascii="Arial" w:hAnsi="Arial" w:cs="Arial"/>
+          <w:b/>
+          <w:bCs/>
+          <w:sz w:val="24"/>
+          <w:szCs w:val="24"/>
+          <w:lang w:val="es-CO"/>
+        </w:rPr>
+        <w:t>Soft</w:t>
+      </w:r>
+      <w:proofErr w:type="spellEnd"/>
+      <w:r>
+        <w:rPr>
+          <w:rFonts w:ascii="Arial" w:hAnsi="Arial" w:cs="Arial"/>
+          <w:b/>
+          <w:bCs/>
+          <w:sz w:val="24"/>
+          <w:szCs w:val="24"/>
+          <w:lang w:val="es-CO"/>
+        </w:rPr>
+        <w:t xml:space="preserve"> </w:t>
+      </w:r>
+      <w:proofErr w:type="spellStart"/>
+      <w:r>
+        <w:rPr>
+          <w:rFonts w:ascii="Arial" w:hAnsi="Arial" w:cs="Arial"/>
+          <w:b/>
+          <w:bCs/>
+          <w:sz w:val="24"/>
+          <w:szCs w:val="24"/>
+          <w:lang w:val="es-CO"/>
+        </w:rPr>
+        <w:t>skills</w:t>
+      </w:r>
+      <w:proofErr w:type="spellEnd"/>
     </w:p>
     <w:p>
       <w:pPr>
@@ -3242,11 +2833,9 @@
           <w:tab w:val="left" w:pos="1077"/>
         </w:tabs>
         <w:spacing w:before="1"/>
-        <w:jc w:val="center"/>
-        <w:rPr>
-          <w:rFonts w:ascii="Arial" w:hAnsi="Arial" w:cs="Arial"/>
-          <w:b/>
-          <w:bCs/>
+        <w:jc w:val="both"/>
+        <w:rPr>
+          <w:rFonts w:ascii="Arial" w:hAnsi="Arial" w:cs="Arial"/>
           <w:sz w:val="24"/>
           <w:szCs w:val="24"/>
           <w:lang w:val="es-CO"/>
@@ -3260,11 +2849,9 @@
           <w:tab w:val="left" w:pos="1077"/>
         </w:tabs>
         <w:spacing w:before="1"/>
-        <w:jc w:val="center"/>
-        <w:rPr>
-          <w:rFonts w:ascii="Arial" w:hAnsi="Arial" w:cs="Arial"/>
-          <w:b/>
-          <w:bCs/>
+        <w:jc w:val="both"/>
+        <w:rPr>
+          <w:rFonts w:ascii="Arial" w:hAnsi="Arial" w:cs="Arial"/>
           <w:sz w:val="24"/>
           <w:szCs w:val="24"/>
           <w:lang w:val="es-CO"/>
@@ -3274,110 +2861,355 @@
     <w:p>
       <w:pPr>
         <w:pStyle w:val="Prrafodelista"/>
-        <w:tabs>
-          <w:tab w:val="left" w:pos="1077"/>
-        </w:tabs>
-        <w:spacing w:before="1"/>
-        <w:jc w:val="center"/>
-        <w:rPr>
-          <w:rFonts w:ascii="Arial" w:hAnsi="Arial" w:cs="Arial"/>
-          <w:b/>
-          <w:bCs/>
-          <w:sz w:val="24"/>
-          <w:szCs w:val="24"/>
-          <w:lang w:val="es-CO"/>
-        </w:rPr>
-      </w:pPr>
+        <w:ind w:left="720"/>
+        <w:rPr>
+          <w:rFonts w:ascii="Arial" w:hAnsi="Arial" w:cs="Arial"/>
+          <w:sz w:val="24"/>
+          <w:szCs w:val="24"/>
+          <w:lang w:val="es-CO"/>
+        </w:rPr>
+      </w:pPr>
+      <w:r>
+        <w:rPr>
+          <w:rFonts w:ascii="Arial" w:hAnsi="Arial" w:cs="Arial"/>
+          <w:sz w:val="24"/>
+          <w:szCs w:val="24"/>
+          <w:lang w:val="es-CO"/>
+        </w:rPr>
+        <w:t>• Pensamiento analítico y resolución de problemas</w:t>
+      </w:r>
+      <w:r>
+        <w:rPr>
+          <w:rFonts w:ascii="Arial" w:hAnsi="Arial" w:cs="Arial"/>
+          <w:sz w:val="24"/>
+          <w:szCs w:val="24"/>
+          <w:lang w:val="es-CO"/>
+        </w:rPr>
+        <w:br/>
+      </w:r>
     </w:p>
     <w:p>
       <w:pPr>
         <w:pStyle w:val="Prrafodelista"/>
-        <w:tabs>
-          <w:tab w:val="left" w:pos="1077"/>
-        </w:tabs>
-        <w:spacing w:before="1"/>
-        <w:jc w:val="center"/>
-        <w:rPr>
-          <w:rFonts w:ascii="Arial" w:hAnsi="Arial" w:cs="Arial"/>
-          <w:b/>
-          <w:bCs/>
-          <w:sz w:val="24"/>
-          <w:szCs w:val="24"/>
-          <w:lang w:val="es-CO"/>
-        </w:rPr>
-      </w:pPr>
+        <w:ind w:left="720"/>
+        <w:rPr>
+          <w:rFonts w:ascii="Arial" w:hAnsi="Arial" w:cs="Arial"/>
+          <w:sz w:val="24"/>
+          <w:szCs w:val="24"/>
+          <w:lang w:val="es-CO"/>
+        </w:rPr>
+      </w:pPr>
+      <w:r>
+        <w:rPr>
+          <w:rFonts w:ascii="Arial" w:hAnsi="Arial" w:cs="Arial"/>
+          <w:sz w:val="24"/>
+          <w:szCs w:val="24"/>
+          <w:lang w:val="es-CO"/>
+        </w:rPr>
+        <w:t xml:space="preserve">• Capacidad de depuración y </w:t>
+      </w:r>
+      <w:proofErr w:type="spellStart"/>
+      <w:r>
+        <w:rPr>
+          <w:rFonts w:ascii="Arial" w:hAnsi="Arial" w:cs="Arial"/>
+          <w:sz w:val="24"/>
+          <w:szCs w:val="24"/>
+          <w:lang w:val="es-CO"/>
+        </w:rPr>
+        <w:t>troubleshooting</w:t>
+      </w:r>
+      <w:proofErr w:type="spellEnd"/>
+      <w:r>
+        <w:rPr>
+          <w:rFonts w:ascii="Arial" w:hAnsi="Arial" w:cs="Arial"/>
+          <w:sz w:val="24"/>
+          <w:szCs w:val="24"/>
+          <w:lang w:val="es-CO"/>
+        </w:rPr>
+        <w:br/>
+      </w:r>
     </w:p>
     <w:p>
       <w:pPr>
         <w:pStyle w:val="Prrafodelista"/>
-        <w:tabs>
-          <w:tab w:val="left" w:pos="1077"/>
-        </w:tabs>
-        <w:spacing w:before="1"/>
-        <w:jc w:val="center"/>
-        <w:rPr>
-          <w:rFonts w:ascii="Arial" w:hAnsi="Arial" w:cs="Arial"/>
-          <w:b/>
-          <w:bCs/>
-          <w:sz w:val="24"/>
-          <w:szCs w:val="24"/>
-          <w:lang w:val="es-CO"/>
-        </w:rPr>
-      </w:pPr>
+        <w:ind w:left="720"/>
+        <w:rPr>
+          <w:rFonts w:ascii="Arial" w:hAnsi="Arial" w:cs="Arial"/>
+          <w:sz w:val="24"/>
+          <w:szCs w:val="24"/>
+          <w:lang w:val="es-CO"/>
+        </w:rPr>
+      </w:pPr>
+      <w:r>
+        <w:rPr>
+          <w:rFonts w:ascii="Arial" w:hAnsi="Arial" w:cs="Arial"/>
+          <w:sz w:val="24"/>
+          <w:szCs w:val="24"/>
+          <w:lang w:val="es-CO"/>
+        </w:rPr>
+        <w:t>• Comunicación técnica clara</w:t>
+      </w:r>
+      <w:r>
+        <w:rPr>
+          <w:rFonts w:ascii="Arial" w:hAnsi="Arial" w:cs="Arial"/>
+          <w:sz w:val="24"/>
+          <w:szCs w:val="24"/>
+          <w:lang w:val="es-CO"/>
+        </w:rPr>
+        <w:br/>
+      </w:r>
     </w:p>
     <w:p>
       <w:pPr>
         <w:pStyle w:val="Prrafodelista"/>
-        <w:tabs>
-          <w:tab w:val="left" w:pos="1077"/>
-        </w:tabs>
-        <w:spacing w:before="1"/>
-        <w:jc w:val="center"/>
-        <w:rPr>
-          <w:rFonts w:ascii="Arial" w:hAnsi="Arial" w:cs="Arial"/>
-          <w:b/>
-          <w:bCs/>
-          <w:sz w:val="24"/>
-          <w:szCs w:val="24"/>
-          <w:lang w:val="es-CO"/>
-        </w:rPr>
-      </w:pPr>
+        <w:ind w:left="720"/>
+        <w:rPr>
+          <w:rFonts w:ascii="Arial" w:hAnsi="Arial" w:cs="Arial"/>
+          <w:sz w:val="24"/>
+          <w:szCs w:val="24"/>
+          <w:lang w:val="es-CO"/>
+        </w:rPr>
+      </w:pPr>
+      <w:r>
+        <w:rPr>
+          <w:rFonts w:ascii="Arial" w:hAnsi="Arial" w:cs="Arial"/>
+          <w:sz w:val="24"/>
+          <w:szCs w:val="24"/>
+          <w:lang w:val="es-CO"/>
+        </w:rPr>
+        <w:t>• Adaptabilidad a entornos cambiantes</w:t>
+      </w:r>
+      <w:r>
+        <w:rPr>
+          <w:rFonts w:ascii="Arial" w:hAnsi="Arial" w:cs="Arial"/>
+          <w:sz w:val="24"/>
+          <w:szCs w:val="24"/>
+          <w:lang w:val="es-CO"/>
+        </w:rPr>
+        <w:br/>
+      </w:r>
     </w:p>
     <w:p>
       <w:pPr>
         <w:pStyle w:val="Prrafodelista"/>
-        <w:tabs>
-          <w:tab w:val="left" w:pos="1077"/>
-        </w:tabs>
-        <w:spacing w:before="1"/>
-        <w:jc w:val="center"/>
-        <w:rPr>
-          <w:rFonts w:ascii="Arial" w:hAnsi="Arial" w:cs="Arial"/>
-          <w:b/>
-          <w:bCs/>
-          <w:sz w:val="24"/>
-          <w:szCs w:val="24"/>
-          <w:lang w:val="es-CO"/>
-        </w:rPr>
-      </w:pPr>
+        <w:ind w:left="720"/>
+        <w:rPr>
+          <w:rFonts w:ascii="Arial" w:hAnsi="Arial" w:cs="Arial"/>
+          <w:sz w:val="24"/>
+          <w:szCs w:val="24"/>
+          <w:lang w:val="es-CO"/>
+        </w:rPr>
+      </w:pPr>
+      <w:r>
+        <w:rPr>
+          <w:rFonts w:ascii="Arial" w:hAnsi="Arial" w:cs="Arial"/>
+          <w:sz w:val="24"/>
+          <w:szCs w:val="24"/>
+          <w:lang w:val="es-CO"/>
+        </w:rPr>
+        <w:t>• Trabajo en equipo y colaboración remota</w:t>
+      </w:r>
+      <w:r>
+        <w:rPr>
+          <w:rFonts w:ascii="Arial" w:hAnsi="Arial" w:cs="Arial"/>
+          <w:sz w:val="24"/>
+          <w:szCs w:val="24"/>
+          <w:lang w:val="es-CO"/>
+        </w:rPr>
+        <w:br/>
+      </w:r>
     </w:p>
     <w:p>
       <w:pPr>
         <w:pStyle w:val="Prrafodelista"/>
-        <w:tabs>
-          <w:tab w:val="left" w:pos="1077"/>
-        </w:tabs>
-        <w:spacing w:before="1"/>
-        <w:jc w:val="center"/>
-        <w:rPr>
-          <w:rFonts w:ascii="Arial" w:hAnsi="Arial" w:cs="Arial"/>
-          <w:b/>
-          <w:bCs/>
-          <w:sz w:val="24"/>
-          <w:szCs w:val="24"/>
-          <w:lang w:val="es-CO"/>
-        </w:rPr>
-      </w:pPr>
+        <w:ind w:left="720"/>
+        <w:rPr>
+          <w:rFonts w:ascii="Arial" w:hAnsi="Arial" w:cs="Arial"/>
+          <w:sz w:val="24"/>
+          <w:szCs w:val="24"/>
+          <w:lang w:val="es-CO"/>
+        </w:rPr>
+      </w:pPr>
+      <w:r>
+        <w:rPr>
+          <w:rFonts w:ascii="Arial" w:hAnsi="Arial" w:cs="Arial"/>
+          <w:sz w:val="24"/>
+          <w:szCs w:val="24"/>
+          <w:lang w:val="es-CO"/>
+        </w:rPr>
+        <w:t>• Orientación a la calidad del dato</w:t>
+      </w:r>
+      <w:r>
+        <w:rPr>
+          <w:rFonts w:ascii="Arial" w:hAnsi="Arial" w:cs="Arial"/>
+          <w:sz w:val="24"/>
+          <w:szCs w:val="24"/>
+          <w:lang w:val="es-CO"/>
+        </w:rPr>
+        <w:br/>
+      </w:r>
+    </w:p>
+    <w:p>
+      <w:pPr>
+        <w:pStyle w:val="Prrafodelista"/>
+        <w:ind w:left="720"/>
+        <w:rPr>
+          <w:rFonts w:ascii="Arial" w:hAnsi="Arial" w:cs="Arial"/>
+          <w:sz w:val="24"/>
+          <w:szCs w:val="24"/>
+          <w:lang w:val="es-CO"/>
+        </w:rPr>
+      </w:pPr>
+      <w:r>
+        <w:rPr>
+          <w:rFonts w:ascii="Arial" w:hAnsi="Arial" w:cs="Arial"/>
+          <w:sz w:val="24"/>
+          <w:szCs w:val="24"/>
+          <w:lang w:val="es-CO"/>
+        </w:rPr>
+        <w:t>• Organización y seguimiento operativo</w:t>
+      </w:r>
+      <w:r>
+        <w:rPr>
+          <w:rFonts w:ascii="Arial" w:hAnsi="Arial" w:cs="Arial"/>
+          <w:sz w:val="24"/>
+          <w:szCs w:val="24"/>
+          <w:lang w:val="es-CO"/>
+        </w:rPr>
+        <w:br/>
+      </w:r>
+    </w:p>
+    <w:p>
+      <w:pPr>
+        <w:pStyle w:val="Prrafodelista"/>
+        <w:ind w:left="720"/>
+        <w:rPr>
+          <w:rFonts w:ascii="Arial" w:hAnsi="Arial" w:cs="Arial"/>
+          <w:sz w:val="24"/>
+          <w:szCs w:val="24"/>
+          <w:lang w:val="es-CO"/>
+        </w:rPr>
+      </w:pPr>
+      <w:r>
+        <w:rPr>
+          <w:rFonts w:ascii="Arial" w:hAnsi="Arial" w:cs="Arial"/>
+          <w:sz w:val="24"/>
+          <w:szCs w:val="24"/>
+          <w:lang w:val="es-CO"/>
+        </w:rPr>
+        <w:t>• Proactividad e iniciativa</w:t>
+      </w:r>
+      <w:r>
+        <w:rPr>
+          <w:rFonts w:ascii="Arial" w:hAnsi="Arial" w:cs="Arial"/>
+          <w:sz w:val="24"/>
+          <w:szCs w:val="24"/>
+          <w:lang w:val="es-CO"/>
+        </w:rPr>
+        <w:br/>
+      </w:r>
+    </w:p>
+    <w:p>
+      <w:pPr>
+        <w:pStyle w:val="Prrafodelista"/>
+        <w:ind w:left="720"/>
+        <w:rPr>
+          <w:rFonts w:ascii="Arial" w:hAnsi="Arial" w:cs="Arial"/>
+          <w:sz w:val="24"/>
+          <w:szCs w:val="24"/>
+          <w:lang w:val="es-CO"/>
+        </w:rPr>
+      </w:pPr>
+      <w:r>
+        <w:rPr>
+          <w:rFonts w:ascii="Arial" w:hAnsi="Arial" w:cs="Arial"/>
+          <w:sz w:val="24"/>
+          <w:szCs w:val="24"/>
+          <w:lang w:val="es-CO"/>
+        </w:rPr>
+        <w:t>• Aprendizaje rápido de nuevas tecnologías</w:t>
+      </w:r>
+      <w:r>
+        <w:rPr>
+          <w:rFonts w:ascii="Arial" w:hAnsi="Arial" w:cs="Arial"/>
+          <w:sz w:val="24"/>
+          <w:szCs w:val="24"/>
+          <w:lang w:val="es-CO"/>
+        </w:rPr>
+        <w:br/>
+      </w:r>
+    </w:p>
+    <w:p>
+      <w:pPr>
+        <w:pStyle w:val="Prrafodelista"/>
+        <w:ind w:left="720"/>
+        <w:rPr>
+          <w:rFonts w:ascii="Arial" w:hAnsi="Arial" w:cs="Arial"/>
+          <w:sz w:val="24"/>
+          <w:szCs w:val="24"/>
+          <w:lang w:val="es-CO"/>
+        </w:rPr>
+      </w:pPr>
+      <w:r>
+        <w:rPr>
+          <w:rFonts w:ascii="Arial" w:hAnsi="Arial" w:cs="Arial"/>
+          <w:sz w:val="24"/>
+          <w:szCs w:val="24"/>
+          <w:lang w:val="es-CO"/>
+        </w:rPr>
+        <w:t>• Orientación a resultados y mejora continua</w:t>
+      </w:r>
+    </w:p>
+    <w:p>
+      <w:pPr>
+        <w:tabs>
+          <w:tab w:val="left" w:pos="1077"/>
+        </w:tabs>
+        <w:spacing w:before="1"/>
+        <w:rPr>
+          <w:rFonts w:ascii="Arial" w:hAnsi="Arial" w:cs="Arial"/>
+          <w:b/>
+          <w:bCs/>
+          <w:sz w:val="24"/>
+          <w:szCs w:val="24"/>
+          <w:lang w:val="es-CO"/>
+        </w:rPr>
+      </w:pPr>
+    </w:p>
+    <w:p>
+      <w:pPr>
+        <w:rPr>
+          <w:rFonts w:ascii="Arial" w:hAnsi="Arial" w:cs="Arial"/>
+          <w:b/>
+          <w:bCs/>
+          <w:sz w:val="24"/>
+          <w:szCs w:val="24"/>
+          <w:lang w:val="en-US"/>
+        </w:rPr>
+      </w:pPr>
+    </w:p>
+    <w:p>
+      <w:pPr>
+        <w:rPr>
+          <w:rFonts w:ascii="Arial" w:hAnsi="Arial" w:cs="Arial"/>
+          <w:b/>
+          <w:bCs/>
+          <w:sz w:val="24"/>
+          <w:szCs w:val="24"/>
+          <w:lang w:val="en-US"/>
+        </w:rPr>
+      </w:pPr>
+      <w:r>
+        <w:rPr>
+          <w:rFonts w:ascii="Arial" w:hAnsi="Arial" w:cs="Arial"/>
+          <w:b/>
+          <w:bCs/>
+          <w:sz w:val="24"/>
+          <w:szCs w:val="24"/>
+          <w:lang w:val="en-US"/>
+        </w:rPr>
+        <w:br w:type="page"/>
+      </w:r>
     </w:p>
     <w:p>
       <w:pPr>
@@ -3463,19 +3295,19 @@
           <w:bCs/>
           <w:sz w:val="24"/>
           <w:szCs w:val="24"/>
-          <w:lang w:val="en-US"/>
-        </w:rPr>
-      </w:pPr>
-      <w:r>
-        <w:rPr>
-          <w:rFonts w:ascii="Arial" w:hAnsi="Arial" w:cs="Arial"/>
-          <w:b/>
-          <w:bCs/>
-          <w:sz w:val="24"/>
-          <w:szCs w:val="24"/>
-          <w:lang w:val="en-US"/>
-        </w:rPr>
-        <w:t xml:space="preserve">Senior Software Engineer — </w:t>
+          <w:lang w:val="es-CO"/>
+        </w:rPr>
+      </w:pPr>
+      <w:r>
+        <w:rPr>
+          <w:rFonts w:ascii="Arial" w:hAnsi="Arial" w:cs="Arial"/>
+          <w:b/>
+          <w:bCs/>
+          <w:sz w:val="24"/>
+          <w:szCs w:val="24"/>
+          <w:lang w:val="es-CO"/>
+        </w:rPr>
+        <w:t xml:space="preserve">Data </w:t>
       </w:r>
       <w:proofErr w:type="spellStart"/>
       <w:r>
@@ -3485,9 +3317,9 @@
           <w:bCs/>
           <w:sz w:val="24"/>
           <w:szCs w:val="24"/>
-          <w:lang w:val="en-US"/>
-        </w:rPr>
-        <w:t>Unosquare</w:t>
+          <w:lang w:val="es-CO"/>
+        </w:rPr>
+        <w:t>Engineer</w:t>
       </w:r>
       <w:proofErr w:type="spellEnd"/>
       <w:r>
@@ -3497,9 +3329,44 @@
           <w:bCs/>
           <w:sz w:val="24"/>
           <w:szCs w:val="24"/>
-          <w:lang w:val="en-US"/>
-        </w:rPr>
-        <w:t xml:space="preserve"> </w:t>
+          <w:lang w:val="es-CO"/>
+        </w:rPr>
+        <w:t xml:space="preserve"> — </w:t>
+      </w:r>
+      <w:proofErr w:type="spellStart"/>
+      <w:r>
+        <w:rPr>
+          <w:rFonts w:ascii="Arial" w:hAnsi="Arial" w:cs="Arial"/>
+          <w:b/>
+          <w:bCs/>
+          <w:sz w:val="24"/>
+          <w:szCs w:val="24"/>
+          <w:lang w:val="es-CO"/>
+        </w:rPr>
+        <w:t>KoralAT</w:t>
+      </w:r>
+      <w:proofErr w:type="spellEnd"/>
+      <w:r>
+        <w:rPr>
+          <w:rFonts w:ascii="Arial" w:hAnsi="Arial" w:cs="Arial"/>
+          <w:b/>
+          <w:bCs/>
+          <w:sz w:val="24"/>
+          <w:szCs w:val="24"/>
+          <w:lang w:val="es-CO"/>
+        </w:rPr>
+        <w:t xml:space="preserve"> (C</w:t>
+      </w:r>
+      <w:r>
+        <w:rPr>
+          <w:rFonts w:ascii="Arial" w:hAnsi="Arial" w:cs="Arial"/>
+          <w:b/>
+          <w:bCs/>
+          <w:sz w:val="24"/>
+          <w:szCs w:val="24"/>
+          <w:lang w:val="es-CO"/>
+        </w:rPr>
+        <w:t>aja Morelia Valladolid)</w:t>
       </w:r>
     </w:p>
     <w:p>
@@ -3529,18 +3396,51 @@
           <w:szCs w:val="24"/>
           <w:lang w:val="es-CO"/>
         </w:rPr>
-        <w:t>Nov 2023 – Present</w:t>
-      </w:r>
-      <w:r>
-        <w:rPr>
-          <w:rFonts w:ascii="Arial" w:hAnsi="Arial" w:cs="Arial"/>
-          <w:b/>
-          <w:bCs/>
-          <w:sz w:val="24"/>
-          <w:szCs w:val="24"/>
-          <w:lang w:val="es-CO"/>
-        </w:rPr>
-        <w:t>e</w:t>
+        <w:t>Mar</w:t>
+      </w:r>
+      <w:r>
+        <w:rPr>
+          <w:rFonts w:ascii="Arial" w:hAnsi="Arial" w:cs="Arial"/>
+          <w:b/>
+          <w:bCs/>
+          <w:sz w:val="24"/>
+          <w:szCs w:val="24"/>
+          <w:lang w:val="es-CO"/>
+        </w:rPr>
+        <w:t xml:space="preserve"> 202</w:t>
+      </w:r>
+      <w:r>
+        <w:rPr>
+          <w:rFonts w:ascii="Arial" w:hAnsi="Arial" w:cs="Arial"/>
+          <w:b/>
+          <w:bCs/>
+          <w:sz w:val="24"/>
+          <w:szCs w:val="24"/>
+          <w:lang w:val="es-CO"/>
+        </w:rPr>
+        <w:t>5</w:t>
+      </w:r>
+      <w:r>
+        <w:rPr>
+          <w:rFonts w:ascii="Arial" w:hAnsi="Arial" w:cs="Arial"/>
+          <w:b/>
+          <w:bCs/>
+          <w:sz w:val="24"/>
+          <w:szCs w:val="24"/>
+          <w:lang w:val="es-CO"/>
+        </w:rPr>
+        <w:t xml:space="preserve"> – </w:t>
+      </w:r>
+      <w:r>
+        <w:rPr>
+          <w:rFonts w:ascii="Arial" w:hAnsi="Arial" w:cs="Arial"/>
+          <w:b/>
+          <w:bCs/>
+          <w:sz w:val="24"/>
+          <w:szCs w:val="24"/>
+          <w:lang w:val="es-CO"/>
+        </w:rPr>
+        <w:t>Ene 2026</w:t>
       </w:r>
     </w:p>
     <w:p>
@@ -3564,12 +3464,11 @@
     </w:p>
     <w:p>
       <w:pPr>
-        <w:pStyle w:val="Prrafodelista"/>
-        <w:tabs>
-          <w:tab w:val="left" w:pos="1077"/>
-        </w:tabs>
-        <w:spacing w:before="1"/>
-        <w:ind w:left="720" w:firstLine="0"/>
+        <w:tabs>
+          <w:tab w:val="left" w:pos="1077"/>
+        </w:tabs>
+        <w:spacing w:before="1"/>
+        <w:ind w:left="720"/>
         <w:jc w:val="both"/>
         <w:rPr>
           <w:rFonts w:ascii="Arial" w:hAnsi="Arial" w:cs="Arial"/>
@@ -3578,6 +3477,15 @@
           <w:lang w:val="es-CO"/>
         </w:rPr>
       </w:pPr>
+      <w:r>
+        <w:rPr>
+          <w:rFonts w:ascii="Arial" w:hAnsi="Arial" w:cs="Arial"/>
+          <w:sz w:val="24"/>
+          <w:szCs w:val="24"/>
+          <w:lang w:val="es-CO"/>
+        </w:rPr>
+        <w:t xml:space="preserve">Diseñé y operé pipelines ETL de grado productivo usando Pentaho PDI, Python, </w:t>
+      </w:r>
       <w:proofErr w:type="spellStart"/>
       <w:r>
         <w:rPr>
@@ -3586,7 +3494,7 @@
           <w:szCs w:val="24"/>
           <w:lang w:val="es-CO"/>
         </w:rPr>
-        <w:t>Arquitecté</w:t>
+        <w:t>PySpark</w:t>
       </w:r>
       <w:proofErr w:type="spellEnd"/>
       <w:r>
@@ -3596,7 +3504,7 @@
           <w:szCs w:val="24"/>
           <w:lang w:val="es-CO"/>
         </w:rPr>
-        <w:t xml:space="preserve"> y lideré el desarrollo de un pipeline de procesamiento de datos en tiempo real para analítica de video, utilizando una arquitectura de microservicios en Azure para manejar grandes volúmenes de datos en </w:t>
+        <w:t xml:space="preserve"> y SQL. Construí flujos de ingestión </w:t>
       </w:r>
       <w:proofErr w:type="spellStart"/>
       <w:r>
@@ -3606,7 +3514,7 @@
           <w:szCs w:val="24"/>
           <w:lang w:val="es-CO"/>
         </w:rPr>
-        <w:t>streaming</w:t>
+        <w:t>end-to-end</w:t>
       </w:r>
       <w:proofErr w:type="spellEnd"/>
       <w:r>
@@ -3616,52 +3524,7 @@
           <w:szCs w:val="24"/>
           <w:lang w:val="es-CO"/>
         </w:rPr>
-        <w:t xml:space="preserve"> y prepararlos para su consumo por modelos de inteligencia artificial.</w:t>
-      </w:r>
-    </w:p>
-    <w:p>
-      <w:pPr>
-        <w:pStyle w:val="Prrafodelista"/>
-        <w:tabs>
-          <w:tab w:val="left" w:pos="1077"/>
-        </w:tabs>
-        <w:spacing w:before="1"/>
-        <w:ind w:left="720" w:firstLine="0"/>
-        <w:jc w:val="both"/>
-        <w:rPr>
-          <w:rFonts w:ascii="Arial" w:hAnsi="Arial" w:cs="Arial"/>
-          <w:sz w:val="24"/>
-          <w:szCs w:val="24"/>
-          <w:lang w:val="es-CO"/>
-        </w:rPr>
-      </w:pPr>
-    </w:p>
-    <w:p>
-      <w:pPr>
-        <w:pStyle w:val="Prrafodelista"/>
-        <w:tabs>
-          <w:tab w:val="left" w:pos="1077"/>
-        </w:tabs>
-        <w:spacing w:before="1"/>
-        <w:ind w:left="720" w:firstLine="0"/>
-        <w:jc w:val="both"/>
-        <w:rPr>
-          <w:rFonts w:ascii="Arial" w:hAnsi="Arial" w:cs="Arial"/>
-          <w:b/>
-          <w:bCs/>
-          <w:sz w:val="24"/>
-          <w:szCs w:val="24"/>
-          <w:lang w:val="es-CO"/>
-        </w:rPr>
-      </w:pPr>
-      <w:r>
-        <w:rPr>
-          <w:rFonts w:ascii="Arial" w:hAnsi="Arial" w:cs="Arial"/>
-          <w:sz w:val="24"/>
-          <w:szCs w:val="24"/>
-          <w:lang w:val="es-CO"/>
-        </w:rPr>
-        <w:t xml:space="preserve">Dirigí el desarrollo de un sistema integral de gestión de datos de contenido, que permitió la ingestión estructurada de datos y la extracción de metadatos de activos de video, sentando las bases para futuros motores de recomendación de contenido impulsados por </w:t>
+        <w:t xml:space="preserve"> integrando bases de datos relacionales, </w:t>
       </w:r>
       <w:proofErr w:type="spellStart"/>
       <w:r>
@@ -3671,7 +3534,7 @@
           <w:szCs w:val="24"/>
           <w:lang w:val="es-CO"/>
         </w:rPr>
-        <w:t>LangChain</w:t>
+        <w:t>APIs</w:t>
       </w:r>
       <w:proofErr w:type="spellEnd"/>
       <w:r>
@@ -3681,15 +3544,36 @@
           <w:szCs w:val="24"/>
           <w:lang w:val="es-CO"/>
         </w:rPr>
-        <w:t>.</w:t>
-      </w:r>
-    </w:p>
-    <w:p>
-      <w:pPr>
-        <w:tabs>
-          <w:tab w:val="left" w:pos="1077"/>
-        </w:tabs>
-        <w:spacing w:before="1"/>
+        <w:t xml:space="preserve"> y archivos planos, aplicando validaciones escalables, reglas de calidad de datos y chequeos de integridad para asegurar confiabilidad y exactitud en ambientes de </w:t>
+      </w:r>
+      <w:proofErr w:type="spellStart"/>
+      <w:r>
+        <w:rPr>
+          <w:rFonts w:ascii="Arial" w:hAnsi="Arial" w:cs="Arial"/>
+          <w:sz w:val="24"/>
+          <w:szCs w:val="24"/>
+          <w:lang w:val="es-CO"/>
+        </w:rPr>
+        <w:t>staging</w:t>
+      </w:r>
+      <w:proofErr w:type="spellEnd"/>
+      <w:r>
+        <w:rPr>
+          <w:rFonts w:ascii="Arial" w:hAnsi="Arial" w:cs="Arial"/>
+          <w:sz w:val="24"/>
+          <w:szCs w:val="24"/>
+          <w:lang w:val="es-CO"/>
+        </w:rPr>
+        <w:t xml:space="preserve"> y producción. También gestioné incidentes, reprocesos y soporte operativo guiado por SLA.</w:t>
+      </w:r>
+    </w:p>
+    <w:p>
+      <w:pPr>
+        <w:tabs>
+          <w:tab w:val="left" w:pos="1077"/>
+        </w:tabs>
+        <w:spacing w:before="1"/>
+        <w:ind w:left="720"/>
         <w:jc w:val="both"/>
         <w:rPr>
           <w:rFonts w:ascii="Arial" w:hAnsi="Arial" w:cs="Arial"/>
@@ -3729,9 +3613,8 @@
           <w:szCs w:val="24"/>
           <w:lang w:val="en-US"/>
         </w:rPr>
-        <w:t xml:space="preserve">Senior Technical Consultant — </w:t>
-      </w:r>
-      <w:proofErr w:type="spellStart"/>
+        <w:t>Data Migration</w:t>
+      </w:r>
       <w:r>
         <w:rPr>
           <w:rFonts w:ascii="Arial" w:hAnsi="Arial" w:cs="Arial"/>
@@ -3741,9 +3624,8 @@
           <w:szCs w:val="24"/>
           <w:lang w:val="en-US"/>
         </w:rPr>
-        <w:t>OnlineSidekicks</w:t>
-      </w:r>
-      <w:proofErr w:type="spellEnd"/>
+        <w:t xml:space="preserve"> Engineer </w:t>
+      </w:r>
       <w:r>
         <w:rPr>
           <w:rFonts w:ascii="Arial" w:hAnsi="Arial" w:cs="Arial"/>
@@ -3753,7 +3635,18 @@
           <w:szCs w:val="24"/>
           <w:lang w:val="en-US"/>
         </w:rPr>
-        <w:t xml:space="preserve"> </w:t>
+        <w:t xml:space="preserve">— </w:t>
+      </w:r>
+      <w:r>
+        <w:rPr>
+          <w:rFonts w:ascii="Arial" w:hAnsi="Arial" w:cs="Arial"/>
+          <w:b/>
+          <w:bCs/>
+          <w:sz w:val="24"/>
+          <w:szCs w:val="24"/>
+          <w:lang w:val="en-US"/>
+        </w:rPr>
+        <w:t>Dapper</w:t>
       </w:r>
     </w:p>
     <w:p>
@@ -3783,7 +3676,75 @@
           <w:szCs w:val="24"/>
           <w:lang w:val="en-US"/>
         </w:rPr>
-        <w:t>Sep 2023 – Nov 2023</w:t>
+        <w:t>Oct</w:t>
+      </w:r>
+      <w:r>
+        <w:rPr>
+          <w:rFonts w:ascii="Arial" w:hAnsi="Arial" w:cs="Arial"/>
+          <w:b/>
+          <w:bCs/>
+          <w:sz w:val="24"/>
+          <w:szCs w:val="24"/>
+          <w:lang w:val="en-US"/>
+        </w:rPr>
+        <w:t xml:space="preserve"> 202</w:t>
+      </w:r>
+      <w:r>
+        <w:rPr>
+          <w:rFonts w:ascii="Arial" w:hAnsi="Arial" w:cs="Arial"/>
+          <w:b/>
+          <w:bCs/>
+          <w:sz w:val="24"/>
+          <w:szCs w:val="24"/>
+          <w:lang w:val="en-US"/>
+        </w:rPr>
+        <w:t>5</w:t>
+      </w:r>
+      <w:r>
+        <w:rPr>
+          <w:rFonts w:ascii="Arial" w:hAnsi="Arial" w:cs="Arial"/>
+          <w:b/>
+          <w:bCs/>
+          <w:sz w:val="24"/>
+          <w:szCs w:val="24"/>
+          <w:lang w:val="en-US"/>
+        </w:rPr>
+        <w:t xml:space="preserve"> – </w:t>
+      </w:r>
+      <w:proofErr w:type="spellStart"/>
+      <w:r>
+        <w:rPr>
+          <w:rFonts w:ascii="Arial" w:hAnsi="Arial" w:cs="Arial"/>
+          <w:b/>
+          <w:bCs/>
+          <w:sz w:val="24"/>
+          <w:szCs w:val="24"/>
+          <w:lang w:val="en-US"/>
+        </w:rPr>
+        <w:t>Dic</w:t>
+      </w:r>
+      <w:proofErr w:type="spellEnd"/>
+      <w:r>
+        <w:rPr>
+          <w:rFonts w:ascii="Arial" w:hAnsi="Arial" w:cs="Arial"/>
+          <w:b/>
+          <w:bCs/>
+          <w:sz w:val="24"/>
+          <w:szCs w:val="24"/>
+          <w:lang w:val="en-US"/>
+        </w:rPr>
+        <w:t xml:space="preserve"> 202</w:t>
+      </w:r>
+      <w:r>
+        <w:rPr>
+          <w:rFonts w:ascii="Arial" w:hAnsi="Arial" w:cs="Arial"/>
+          <w:b/>
+          <w:bCs/>
+          <w:sz w:val="24"/>
+          <w:szCs w:val="24"/>
+          <w:lang w:val="en-US"/>
+        </w:rPr>
+        <w:t>5</w:t>
       </w:r>
     </w:p>
     <w:p>
@@ -3816,21 +3777,37 @@
         <w:jc w:val="both"/>
         <w:rPr>
           <w:rFonts w:ascii="Arial" w:hAnsi="Arial" w:cs="Arial"/>
-          <w:b/>
-          <w:bCs/>
-          <w:sz w:val="24"/>
-          <w:szCs w:val="24"/>
-          <w:lang w:val="es-CO"/>
-        </w:rPr>
-      </w:pPr>
-      <w:r>
-        <w:rPr>
-          <w:rFonts w:ascii="Arial" w:hAnsi="Arial" w:cs="Arial"/>
-          <w:sz w:val="24"/>
-          <w:szCs w:val="24"/>
-          <w:lang w:val="es-CO"/>
-        </w:rPr>
-        <w:t xml:space="preserve">Desarrollé un sistema </w:t>
+          <w:sz w:val="24"/>
+          <w:szCs w:val="24"/>
+          <w:lang w:val="es-CO"/>
+        </w:rPr>
+      </w:pPr>
+      <w:r>
+        <w:rPr>
+          <w:rFonts w:ascii="Arial" w:hAnsi="Arial" w:cs="Arial"/>
+          <w:sz w:val="24"/>
+          <w:szCs w:val="24"/>
+          <w:lang w:val="es-CO"/>
+        </w:rPr>
+        <w:t>Lideré la migración de procesos de ingestión</w:t>
+      </w:r>
+      <w:r>
+        <w:rPr>
+          <w:rFonts w:ascii="Arial" w:hAnsi="Arial" w:cs="Arial"/>
+          <w:sz w:val="24"/>
+          <w:szCs w:val="24"/>
+          <w:lang w:val="es-CO"/>
+        </w:rPr>
+        <w:t xml:space="preserve"> en un contrato de duración fija</w:t>
+      </w:r>
+      <w:r>
+        <w:rPr>
+          <w:rFonts w:ascii="Arial" w:hAnsi="Arial" w:cs="Arial"/>
+          <w:sz w:val="24"/>
+          <w:szCs w:val="24"/>
+          <w:lang w:val="es-CO"/>
+        </w:rPr>
+        <w:t xml:space="preserve"> desde </w:t>
       </w:r>
       <w:proofErr w:type="spellStart"/>
       <w:r>
@@ -3840,7 +3817,7 @@
           <w:szCs w:val="24"/>
           <w:lang w:val="es-CO"/>
         </w:rPr>
-        <w:t>fullstack</w:t>
+        <w:t>workflows</w:t>
       </w:r>
       <w:proofErr w:type="spellEnd"/>
       <w:r>
@@ -3850,7 +3827,127 @@
           <w:szCs w:val="24"/>
           <w:lang w:val="es-CO"/>
         </w:rPr>
-        <w:t xml:space="preserve"> automatizado de generación de reportes para clientes utilizando Python, optimizando los procesos de agregación y procesamiento de datos, lo que permitió reducir en un 80% el tiempo de generación de reportes para más de 200 clientes de la agencia, demostrando una sólida capacidad en manejo y procesamiento de datos.</w:t>
+        <w:t xml:space="preserve"> basados en AWS Lambda hacia Apache </w:t>
+      </w:r>
+      <w:proofErr w:type="spellStart"/>
+      <w:r>
+        <w:rPr>
+          <w:rFonts w:ascii="Arial" w:hAnsi="Arial" w:cs="Arial"/>
+          <w:sz w:val="24"/>
+          <w:szCs w:val="24"/>
+          <w:lang w:val="es-CO"/>
+        </w:rPr>
+        <w:t>Airflow</w:t>
+      </w:r>
+      <w:proofErr w:type="spellEnd"/>
+      <w:r>
+        <w:rPr>
+          <w:rFonts w:ascii="Arial" w:hAnsi="Arial" w:cs="Arial"/>
+          <w:sz w:val="24"/>
+          <w:szCs w:val="24"/>
+          <w:lang w:val="es-CO"/>
+        </w:rPr>
+        <w:t xml:space="preserve">, mejorando la </w:t>
+      </w:r>
+      <w:proofErr w:type="spellStart"/>
+      <w:r>
+        <w:rPr>
+          <w:rFonts w:ascii="Arial" w:hAnsi="Arial" w:cs="Arial"/>
+          <w:sz w:val="24"/>
+          <w:szCs w:val="24"/>
+          <w:lang w:val="es-CO"/>
+        </w:rPr>
+        <w:t>observabilidad</w:t>
+      </w:r>
+      <w:proofErr w:type="spellEnd"/>
+      <w:r>
+        <w:rPr>
+          <w:rFonts w:ascii="Arial" w:hAnsi="Arial" w:cs="Arial"/>
+          <w:sz w:val="24"/>
+          <w:szCs w:val="24"/>
+          <w:lang w:val="es-CO"/>
+        </w:rPr>
+        <w:t xml:space="preserve">, el control y la confiabilidad de los pipelines. Desarrollé </w:t>
+      </w:r>
+      <w:proofErr w:type="spellStart"/>
+      <w:r>
+        <w:rPr>
+          <w:rFonts w:ascii="Arial" w:hAnsi="Arial" w:cs="Arial"/>
+          <w:sz w:val="24"/>
+          <w:szCs w:val="24"/>
+          <w:lang w:val="es-CO"/>
+        </w:rPr>
+        <w:t>scrapers</w:t>
+      </w:r>
+      <w:proofErr w:type="spellEnd"/>
+      <w:r>
+        <w:rPr>
+          <w:rFonts w:ascii="Arial" w:hAnsi="Arial" w:cs="Arial"/>
+          <w:sz w:val="24"/>
+          <w:szCs w:val="24"/>
+          <w:lang w:val="es-CO"/>
+        </w:rPr>
+        <w:t xml:space="preserve"> web en Python, pipelines de ingestión por API con manejo de paginación, </w:t>
+      </w:r>
+      <w:proofErr w:type="spellStart"/>
+      <w:r>
+        <w:rPr>
+          <w:rFonts w:ascii="Arial" w:hAnsi="Arial" w:cs="Arial"/>
+          <w:sz w:val="24"/>
+          <w:szCs w:val="24"/>
+          <w:lang w:val="es-CO"/>
+        </w:rPr>
+        <w:t>rate</w:t>
+      </w:r>
+      <w:proofErr w:type="spellEnd"/>
+      <w:r>
+        <w:rPr>
+          <w:rFonts w:ascii="Arial" w:hAnsi="Arial" w:cs="Arial"/>
+          <w:sz w:val="24"/>
+          <w:szCs w:val="24"/>
+          <w:lang w:val="es-CO"/>
+        </w:rPr>
+        <w:t xml:space="preserve"> </w:t>
+      </w:r>
+      <w:proofErr w:type="spellStart"/>
+      <w:r>
+        <w:rPr>
+          <w:rFonts w:ascii="Arial" w:hAnsi="Arial" w:cs="Arial"/>
+          <w:sz w:val="24"/>
+          <w:szCs w:val="24"/>
+          <w:lang w:val="es-CO"/>
+        </w:rPr>
+        <w:t>limits</w:t>
+      </w:r>
+      <w:proofErr w:type="spellEnd"/>
+      <w:r>
+        <w:rPr>
+          <w:rFonts w:ascii="Arial" w:hAnsi="Arial" w:cs="Arial"/>
+          <w:sz w:val="24"/>
+          <w:szCs w:val="24"/>
+          <w:lang w:val="es-CO"/>
+        </w:rPr>
+        <w:t xml:space="preserve"> y reintentos, y una estrategia centralizada de almacenamiento en Google Cloud Storage bajo principios tipo data </w:t>
+      </w:r>
+      <w:proofErr w:type="spellStart"/>
+      <w:r>
+        <w:rPr>
+          <w:rFonts w:ascii="Arial" w:hAnsi="Arial" w:cs="Arial"/>
+          <w:sz w:val="24"/>
+          <w:szCs w:val="24"/>
+          <w:lang w:val="es-CO"/>
+        </w:rPr>
+        <w:t>lake</w:t>
+      </w:r>
+      <w:proofErr w:type="spellEnd"/>
+      <w:r>
+        <w:rPr>
+          <w:rFonts w:ascii="Arial" w:hAnsi="Arial" w:cs="Arial"/>
+          <w:sz w:val="24"/>
+          <w:szCs w:val="24"/>
+          <w:lang w:val="es-CO"/>
+        </w:rPr>
+        <w:t xml:space="preserve"> para organizar datos crudos, procesados y curados.</w:t>
       </w:r>
     </w:p>
     <w:p>
@@ -3914,7 +4011,7 @@
           <w:szCs w:val="24"/>
           <w:lang w:val="es-CO"/>
         </w:rPr>
-        <w:t>Developer</w:t>
+        <w:t>Engineer</w:t>
       </w:r>
       <w:proofErr w:type="spellEnd"/>
       <w:r>
@@ -3928,19 +4025,17 @@
         </w:rPr>
         <w:t xml:space="preserve"> — </w:t>
       </w:r>
-      <w:proofErr w:type="spellStart"/>
-      <w:r>
-        <w:rPr>
-          <w:rFonts w:ascii="Arial" w:hAnsi="Arial" w:cs="Arial"/>
-          <w:b/>
-          <w:bCs/>
-          <w:sz w:val="24"/>
-          <w:szCs w:val="24"/>
-          <w:lang w:val="es-CO"/>
-        </w:rPr>
-        <w:t>Jokr</w:t>
-      </w:r>
-      <w:proofErr w:type="spellEnd"/>
+      <w:r>
+        <w:rPr>
+          <w:rFonts w:ascii="Arial" w:hAnsi="Arial" w:cs="Arial"/>
+          <w:b/>
+          <w:bCs/>
+          <w:sz w:val="24"/>
+          <w:szCs w:val="24"/>
+          <w:lang w:val="es-CO"/>
+        </w:rPr>
+        <w:t>Universidad Nacional de Colombia (DINARA)</w:t>
+      </w:r>
       <w:r>
         <w:rPr>
           <w:rFonts w:ascii="Arial" w:hAnsi="Arial" w:cs="Arial"/>
@@ -3971,16 +4066,84 @@
           <w:lang w:val="es-CO"/>
         </w:rPr>
       </w:pPr>
-      <w:r>
-        <w:rPr>
-          <w:rFonts w:ascii="Arial" w:hAnsi="Arial" w:cs="Arial"/>
-          <w:b/>
-          <w:bCs/>
-          <w:sz w:val="24"/>
-          <w:szCs w:val="24"/>
-          <w:lang w:val="es-CO"/>
-        </w:rPr>
-        <w:t>Oct 2021 – Feb 2023</w:t>
+      <w:proofErr w:type="spellStart"/>
+      <w:r>
+        <w:rPr>
+          <w:rFonts w:ascii="Arial" w:hAnsi="Arial" w:cs="Arial"/>
+          <w:b/>
+          <w:bCs/>
+          <w:sz w:val="24"/>
+          <w:szCs w:val="24"/>
+          <w:lang w:val="es-CO"/>
+        </w:rPr>
+        <w:t>Sep</w:t>
+      </w:r>
+      <w:proofErr w:type="spellEnd"/>
+      <w:r>
+        <w:rPr>
+          <w:rFonts w:ascii="Arial" w:hAnsi="Arial" w:cs="Arial"/>
+          <w:b/>
+          <w:bCs/>
+          <w:sz w:val="24"/>
+          <w:szCs w:val="24"/>
+          <w:lang w:val="es-CO"/>
+        </w:rPr>
+        <w:t xml:space="preserve"> 202</w:t>
+      </w:r>
+      <w:r>
+        <w:rPr>
+          <w:rFonts w:ascii="Arial" w:hAnsi="Arial" w:cs="Arial"/>
+          <w:b/>
+          <w:bCs/>
+          <w:sz w:val="24"/>
+          <w:szCs w:val="24"/>
+          <w:lang w:val="es-CO"/>
+        </w:rPr>
+        <w:t>4</w:t>
+      </w:r>
+      <w:r>
+        <w:rPr>
+          <w:rFonts w:ascii="Arial" w:hAnsi="Arial" w:cs="Arial"/>
+          <w:b/>
+          <w:bCs/>
+          <w:sz w:val="24"/>
+          <w:szCs w:val="24"/>
+          <w:lang w:val="es-CO"/>
+        </w:rPr>
+        <w:t xml:space="preserve"> –</w:t>
+      </w:r>
+      <w:r>
+        <w:rPr>
+          <w:rFonts w:ascii="Arial" w:hAnsi="Arial" w:cs="Arial"/>
+          <w:b/>
+          <w:bCs/>
+          <w:sz w:val="24"/>
+          <w:szCs w:val="24"/>
+          <w:lang w:val="es-CO"/>
+        </w:rPr>
+        <w:t xml:space="preserve"> Jun </w:t>
+      </w:r>
+      <w:r>
+        <w:rPr>
+          <w:rFonts w:ascii="Arial" w:hAnsi="Arial" w:cs="Arial"/>
+          <w:b/>
+          <w:bCs/>
+          <w:sz w:val="24"/>
+          <w:szCs w:val="24"/>
+          <w:lang w:val="es-CO"/>
+        </w:rPr>
+        <w:t>202</w:t>
+      </w:r>
+      <w:r>
+        <w:rPr>
+          <w:rFonts w:ascii="Arial" w:hAnsi="Arial" w:cs="Arial"/>
+          <w:b/>
+          <w:bCs/>
+          <w:sz w:val="24"/>
+          <w:szCs w:val="24"/>
+          <w:lang w:val="es-CO"/>
+        </w:rPr>
+        <w:t>5</w:t>
       </w:r>
     </w:p>
     <w:p>
@@ -4013,13 +4176,20 @@
         <w:jc w:val="both"/>
         <w:rPr>
           <w:rFonts w:ascii="Arial" w:hAnsi="Arial" w:cs="Arial"/>
-          <w:b/>
-          <w:bCs/>
-          <w:sz w:val="24"/>
-          <w:szCs w:val="24"/>
-          <w:lang w:val="es-CO"/>
-        </w:rPr>
-      </w:pPr>
+          <w:sz w:val="24"/>
+          <w:szCs w:val="24"/>
+          <w:lang w:val="es-CO"/>
+        </w:rPr>
+      </w:pPr>
+      <w:r>
+        <w:rPr>
+          <w:rFonts w:ascii="Arial" w:hAnsi="Arial" w:cs="Arial"/>
+          <w:sz w:val="24"/>
+          <w:szCs w:val="24"/>
+          <w:lang w:val="es-CO"/>
+        </w:rPr>
+        <w:t xml:space="preserve">Desarrollé sistemas internos integrando datos académicos y administrativos de múltiples programas de pregrado. Realicé normalización y estandarización de </w:t>
+      </w:r>
       <w:proofErr w:type="spellStart"/>
       <w:r>
         <w:rPr>
@@ -4028,7 +4198,7 @@
           <w:szCs w:val="24"/>
           <w:lang w:val="es-CO"/>
         </w:rPr>
-        <w:t>Arquitecté</w:t>
+        <w:t>datasets</w:t>
       </w:r>
       <w:proofErr w:type="spellEnd"/>
       <w:r>
@@ -4038,33 +4208,7 @@
           <w:szCs w:val="24"/>
           <w:lang w:val="es-CO"/>
         </w:rPr>
-        <w:t xml:space="preserve"> y desarrollé un sistema de gestión de datos de inventario en tiempo real, integrando más de 200 microcentros de distribución, utilizando Python para la optimización dinámica de inventario y la automatización de flujos de reabastecimiento, garantizando la consistencia de los datos en una arquitectura distribuida.</w:t>
-      </w:r>
-    </w:p>
-    <w:p>
-      <w:pPr>
-        <w:pStyle w:val="Prrafodelista"/>
-        <w:tabs>
-          <w:tab w:val="left" w:pos="1077"/>
-        </w:tabs>
-        <w:spacing w:before="1"/>
-        <w:ind w:left="720" w:firstLine="0"/>
-        <w:jc w:val="both"/>
-        <w:rPr>
-          <w:rFonts w:ascii="Arial" w:hAnsi="Arial" w:cs="Arial"/>
-          <w:sz w:val="24"/>
-          <w:szCs w:val="24"/>
-          <w:lang w:val="es-CO"/>
-        </w:rPr>
-      </w:pPr>
-      <w:r>
-        <w:rPr>
-          <w:rFonts w:ascii="Arial" w:hAnsi="Arial" w:cs="Arial"/>
-          <w:sz w:val="24"/>
-          <w:szCs w:val="24"/>
-          <w:lang w:val="es-CO"/>
-        </w:rPr>
-        <w:t xml:space="preserve">Mejoré la frecuencia de despliegue a liberaciones diarias mediante la implementación de pipelines de CI/CD y </w:t>
+        <w:t xml:space="preserve"> heterogéneos, incluyendo diferencias en planes de estudio, esquemas de calificación y estructuras curriculares, apoyándome en </w:t>
       </w:r>
       <w:proofErr w:type="spellStart"/>
       <w:r>
@@ -4074,7 +4218,7 @@
           <w:szCs w:val="24"/>
           <w:lang w:val="es-CO"/>
         </w:rPr>
-        <w:t>Terraform</w:t>
+        <w:t>PySpark</w:t>
       </w:r>
       <w:proofErr w:type="spellEnd"/>
       <w:r>
@@ -4084,7 +4228,7 @@
           <w:szCs w:val="24"/>
           <w:lang w:val="es-CO"/>
         </w:rPr>
-        <w:t xml:space="preserve"> para infraestructura como código, asegurando despliegues confiables y escalables de servicios intensivos en datos en múltiples regiones.</w:t>
+        <w:t xml:space="preserve"> para transformaciones y validaciones sobre información consolidada.</w:t>
       </w:r>
     </w:p>
     <w:p>
@@ -4122,19 +4266,65 @@
           <w:bCs/>
           <w:sz w:val="24"/>
           <w:szCs w:val="24"/>
-          <w:lang w:val="en-US"/>
-        </w:rPr>
-      </w:pPr>
-      <w:r>
-        <w:rPr>
-          <w:rFonts w:ascii="Arial" w:hAnsi="Arial" w:cs="Arial"/>
-          <w:b/>
-          <w:bCs/>
-          <w:sz w:val="24"/>
-          <w:szCs w:val="24"/>
-          <w:lang w:val="en-US"/>
-        </w:rPr>
-        <w:t xml:space="preserve">Software Engineer — Muni </w:t>
+          <w:lang w:val="es-CO"/>
+        </w:rPr>
+      </w:pPr>
+      <w:r>
+        <w:rPr>
+          <w:rFonts w:ascii="Arial" w:hAnsi="Arial" w:cs="Arial"/>
+          <w:b/>
+          <w:bCs/>
+          <w:sz w:val="24"/>
+          <w:szCs w:val="24"/>
+          <w:lang w:val="es-CO"/>
+        </w:rPr>
+        <w:t xml:space="preserve">Data </w:t>
+      </w:r>
+      <w:proofErr w:type="spellStart"/>
+      <w:r>
+        <w:rPr>
+          <w:rFonts w:ascii="Arial" w:hAnsi="Arial" w:cs="Arial"/>
+          <w:b/>
+          <w:bCs/>
+          <w:sz w:val="24"/>
+          <w:szCs w:val="24"/>
+          <w:lang w:val="es-CO"/>
+        </w:rPr>
+        <w:t>Engineer</w:t>
+      </w:r>
+      <w:proofErr w:type="spellEnd"/>
+      <w:r>
+        <w:rPr>
+          <w:rFonts w:ascii="Arial" w:hAnsi="Arial" w:cs="Arial"/>
+          <w:b/>
+          <w:bCs/>
+          <w:sz w:val="24"/>
+          <w:szCs w:val="24"/>
+          <w:lang w:val="es-CO"/>
+        </w:rPr>
+        <w:t xml:space="preserve"> — </w:t>
+      </w:r>
+      <w:r>
+        <w:rPr>
+          <w:rFonts w:ascii="Arial" w:hAnsi="Arial" w:cs="Arial"/>
+          <w:b/>
+          <w:bCs/>
+          <w:sz w:val="24"/>
+          <w:szCs w:val="24"/>
+          <w:lang w:val="es-CO"/>
+        </w:rPr>
+        <w:t>Gobierno de El Salvador</w:t>
+      </w:r>
+      <w:r>
+        <w:rPr>
+          <w:rFonts w:ascii="Arial" w:hAnsi="Arial" w:cs="Arial"/>
+          <w:b/>
+          <w:bCs/>
+          <w:sz w:val="24"/>
+          <w:szCs w:val="24"/>
+          <w:lang w:val="es-CO"/>
+        </w:rPr>
+        <w:t xml:space="preserve"> </w:t>
       </w:r>
     </w:p>
     <w:p>
@@ -4164,7 +4354,75 @@
           <w:szCs w:val="24"/>
           <w:lang w:val="es-CO"/>
         </w:rPr>
-        <w:t>Jan 2020 – Aug 2021</w:t>
+        <w:t>Ene</w:t>
+      </w:r>
+      <w:r>
+        <w:rPr>
+          <w:rFonts w:ascii="Arial" w:hAnsi="Arial" w:cs="Arial"/>
+          <w:b/>
+          <w:bCs/>
+          <w:sz w:val="24"/>
+          <w:szCs w:val="24"/>
+          <w:lang w:val="es-CO"/>
+        </w:rPr>
+        <w:t xml:space="preserve"> 202</w:t>
+      </w:r>
+      <w:r>
+        <w:rPr>
+          <w:rFonts w:ascii="Arial" w:hAnsi="Arial" w:cs="Arial"/>
+          <w:b/>
+          <w:bCs/>
+          <w:sz w:val="24"/>
+          <w:szCs w:val="24"/>
+          <w:lang w:val="es-CO"/>
+        </w:rPr>
+        <w:t>4</w:t>
+      </w:r>
+      <w:r>
+        <w:rPr>
+          <w:rFonts w:ascii="Arial" w:hAnsi="Arial" w:cs="Arial"/>
+          <w:b/>
+          <w:bCs/>
+          <w:sz w:val="24"/>
+          <w:szCs w:val="24"/>
+          <w:lang w:val="es-CO"/>
+        </w:rPr>
+        <w:t xml:space="preserve"> – </w:t>
+      </w:r>
+      <w:proofErr w:type="spellStart"/>
+      <w:r>
+        <w:rPr>
+          <w:rFonts w:ascii="Arial" w:hAnsi="Arial" w:cs="Arial"/>
+          <w:b/>
+          <w:bCs/>
+          <w:sz w:val="24"/>
+          <w:szCs w:val="24"/>
+          <w:lang w:val="es-CO"/>
+        </w:rPr>
+        <w:t>Sep</w:t>
+      </w:r>
+      <w:proofErr w:type="spellEnd"/>
+      <w:r>
+        <w:rPr>
+          <w:rFonts w:ascii="Arial" w:hAnsi="Arial" w:cs="Arial"/>
+          <w:b/>
+          <w:bCs/>
+          <w:sz w:val="24"/>
+          <w:szCs w:val="24"/>
+          <w:lang w:val="es-CO"/>
+        </w:rPr>
+        <w:t xml:space="preserve"> 202</w:t>
+      </w:r>
+      <w:r>
+        <w:rPr>
+          <w:rFonts w:ascii="Arial" w:hAnsi="Arial" w:cs="Arial"/>
+          <w:b/>
+          <w:bCs/>
+          <w:sz w:val="24"/>
+          <w:szCs w:val="24"/>
+          <w:lang w:val="es-CO"/>
+        </w:rPr>
+        <w:t>4</w:t>
       </w:r>
     </w:p>
     <w:p>
@@ -4188,6 +4446,215 @@
     </w:p>
     <w:p>
       <w:pPr>
+        <w:tabs>
+          <w:tab w:val="left" w:pos="1077"/>
+        </w:tabs>
+        <w:spacing w:before="1"/>
+        <w:ind w:left="718"/>
+        <w:jc w:val="both"/>
+        <w:rPr>
+          <w:rFonts w:ascii="Arial" w:hAnsi="Arial" w:cs="Arial"/>
+          <w:sz w:val="24"/>
+          <w:szCs w:val="24"/>
+          <w:lang w:val="es-CO"/>
+        </w:rPr>
+      </w:pPr>
+      <w:r>
+        <w:rPr>
+          <w:rFonts w:ascii="Arial" w:hAnsi="Arial" w:cs="Arial"/>
+          <w:sz w:val="24"/>
+          <w:szCs w:val="24"/>
+          <w:lang w:val="es-CO"/>
+        </w:rPr>
+        <w:t xml:space="preserve">Diseñé e implementé un pipeline de datos orientado a la auditoría de telemedicina, procesando transcripciones de llamadas médicas con Python y </w:t>
+      </w:r>
+      <w:proofErr w:type="spellStart"/>
+      <w:r>
+        <w:rPr>
+          <w:rFonts w:ascii="Arial" w:hAnsi="Arial" w:cs="Arial"/>
+          <w:sz w:val="24"/>
+          <w:szCs w:val="24"/>
+          <w:lang w:val="es-CO"/>
+        </w:rPr>
+        <w:t>PySpark</w:t>
+      </w:r>
+      <w:proofErr w:type="spellEnd"/>
+      <w:r>
+        <w:rPr>
+          <w:rFonts w:ascii="Arial" w:hAnsi="Arial" w:cs="Arial"/>
+          <w:sz w:val="24"/>
+          <w:szCs w:val="24"/>
+          <w:lang w:val="es-CO"/>
+        </w:rPr>
+        <w:t xml:space="preserve"> para análisis de texto a escala. Integré modelos </w:t>
+      </w:r>
+      <w:proofErr w:type="spellStart"/>
+      <w:r>
+        <w:rPr>
+          <w:rFonts w:ascii="Arial" w:hAnsi="Arial" w:cs="Arial"/>
+          <w:sz w:val="24"/>
+          <w:szCs w:val="24"/>
+          <w:lang w:val="es-CO"/>
+        </w:rPr>
+        <w:t>GenAI</w:t>
+      </w:r>
+      <w:proofErr w:type="spellEnd"/>
+      <w:r>
+        <w:rPr>
+          <w:rFonts w:ascii="Arial" w:hAnsi="Arial" w:cs="Arial"/>
+          <w:sz w:val="24"/>
+          <w:szCs w:val="24"/>
+          <w:lang w:val="es-CO"/>
+        </w:rPr>
+        <w:t xml:space="preserve"> para evaluar conversaciones, generar puntajes de calidad y construir </w:t>
+      </w:r>
+      <w:proofErr w:type="spellStart"/>
+      <w:r>
+        <w:rPr>
+          <w:rFonts w:ascii="Arial" w:hAnsi="Arial" w:cs="Arial"/>
+          <w:sz w:val="24"/>
+          <w:szCs w:val="24"/>
+          <w:lang w:val="es-CO"/>
+        </w:rPr>
+        <w:t>datasets</w:t>
+      </w:r>
+      <w:proofErr w:type="spellEnd"/>
+      <w:r>
+        <w:rPr>
+          <w:rFonts w:ascii="Arial" w:hAnsi="Arial" w:cs="Arial"/>
+          <w:sz w:val="24"/>
+          <w:szCs w:val="24"/>
+          <w:lang w:val="es-CO"/>
+        </w:rPr>
+        <w:t xml:space="preserve"> listos para analítica y </w:t>
+      </w:r>
+      <w:proofErr w:type="spellStart"/>
+      <w:r>
+        <w:rPr>
+          <w:rFonts w:ascii="Arial" w:hAnsi="Arial" w:cs="Arial"/>
+          <w:sz w:val="24"/>
+          <w:szCs w:val="24"/>
+          <w:lang w:val="es-CO"/>
+        </w:rPr>
+        <w:t>reporting</w:t>
+      </w:r>
+      <w:proofErr w:type="spellEnd"/>
+      <w:r>
+        <w:rPr>
+          <w:rFonts w:ascii="Arial" w:hAnsi="Arial" w:cs="Arial"/>
+          <w:sz w:val="24"/>
+          <w:szCs w:val="24"/>
+          <w:lang w:val="es-CO"/>
+        </w:rPr>
+        <w:t xml:space="preserve"> a partir de información no estructurada.</w:t>
+      </w:r>
+    </w:p>
+    <w:p>
+      <w:pPr>
+        <w:tabs>
+          <w:tab w:val="left" w:pos="1077"/>
+        </w:tabs>
+        <w:spacing w:before="1"/>
+        <w:jc w:val="both"/>
+        <w:rPr>
+          <w:rFonts w:ascii="Arial" w:hAnsi="Arial" w:cs="Arial"/>
+          <w:sz w:val="24"/>
+          <w:szCs w:val="24"/>
+          <w:lang w:val="es-CO"/>
+        </w:rPr>
+      </w:pPr>
+    </w:p>
+    <w:p>
+      <w:pPr>
+        <w:rPr>
+          <w:rFonts w:ascii="Arial" w:hAnsi="Arial" w:cs="Arial"/>
+          <w:b/>
+          <w:bCs/>
+          <w:sz w:val="24"/>
+          <w:szCs w:val="24"/>
+          <w:lang w:val="es-CO"/>
+        </w:rPr>
+      </w:pPr>
+      <w:r>
+        <w:rPr>
+          <w:rFonts w:ascii="Arial" w:hAnsi="Arial" w:cs="Arial"/>
+          <w:b/>
+          <w:bCs/>
+          <w:sz w:val="24"/>
+          <w:szCs w:val="24"/>
+          <w:lang w:val="es-CO"/>
+        </w:rPr>
+        <w:br w:type="page"/>
+      </w:r>
+    </w:p>
+    <w:p>
+      <w:pPr>
+        <w:pStyle w:val="Prrafodelista"/>
+        <w:tabs>
+          <w:tab w:val="left" w:pos="1077"/>
+        </w:tabs>
+        <w:spacing w:before="1"/>
+        <w:jc w:val="center"/>
+        <w:rPr>
+          <w:rFonts w:ascii="Arial" w:hAnsi="Arial" w:cs="Arial"/>
+          <w:b/>
+          <w:bCs/>
+          <w:sz w:val="24"/>
+          <w:szCs w:val="24"/>
+          <w:lang w:val="es-CO"/>
+        </w:rPr>
+      </w:pPr>
+      <w:r>
+        <w:rPr>
+          <w:rFonts w:ascii="Arial" w:hAnsi="Arial" w:cs="Arial"/>
+          <w:b/>
+          <w:bCs/>
+          <w:sz w:val="24"/>
+          <w:szCs w:val="24"/>
+          <w:lang w:val="es-CO"/>
+        </w:rPr>
+        <w:lastRenderedPageBreak/>
+        <w:t>LOGROS DESTACADOS</w:t>
+      </w:r>
+    </w:p>
+    <w:p>
+      <w:pPr>
+        <w:pStyle w:val="Prrafodelista"/>
+        <w:tabs>
+          <w:tab w:val="left" w:pos="1077"/>
+        </w:tabs>
+        <w:spacing w:before="1"/>
+        <w:jc w:val="both"/>
+        <w:rPr>
+          <w:rFonts w:ascii="Arial" w:hAnsi="Arial" w:cs="Arial"/>
+          <w:b/>
+          <w:bCs/>
+          <w:sz w:val="24"/>
+          <w:szCs w:val="24"/>
+          <w:lang w:val="es-CO"/>
+        </w:rPr>
+      </w:pPr>
+    </w:p>
+    <w:p>
+      <w:pPr>
+        <w:pStyle w:val="Prrafodelista"/>
+        <w:tabs>
+          <w:tab w:val="left" w:pos="1077"/>
+        </w:tabs>
+        <w:spacing w:before="1"/>
+        <w:jc w:val="both"/>
+        <w:rPr>
+          <w:rFonts w:ascii="Arial" w:hAnsi="Arial" w:cs="Arial"/>
+          <w:b/>
+          <w:bCs/>
+          <w:sz w:val="24"/>
+          <w:szCs w:val="24"/>
+          <w:lang w:val="es-CO"/>
+        </w:rPr>
+      </w:pPr>
+    </w:p>
+    <w:p>
+      <w:pPr>
         <w:pStyle w:val="Prrafodelista"/>
         <w:tabs>
           <w:tab w:val="left" w:pos="1077"/>
@@ -4196,80 +4663,103 @@
         <w:ind w:left="720" w:firstLine="0"/>
         <w:jc w:val="both"/>
         <w:rPr>
-          <w:rFonts w:ascii="Arial" w:hAnsi="Arial" w:cs="Arial"/>
-          <w:sz w:val="24"/>
-          <w:szCs w:val="24"/>
-          <w:lang w:val="es-CO"/>
-        </w:rPr>
-      </w:pPr>
-      <w:r>
-        <w:rPr>
-          <w:rFonts w:ascii="Arial" w:hAnsi="Arial" w:cs="Arial"/>
-          <w:sz w:val="24"/>
-          <w:szCs w:val="24"/>
-          <w:lang w:val="es-CO"/>
-        </w:rPr>
-        <w:t xml:space="preserve">Desarrollé una plataforma </w:t>
+          <w:rFonts w:ascii="Arial" w:eastAsia="Times New Roman" w:hAnsi="Arial" w:cs="Arial"/>
+          <w:sz w:val="24"/>
+          <w:szCs w:val="24"/>
+          <w:lang w:val="es-CO" w:eastAsia="es-CO"/>
+        </w:rPr>
+      </w:pPr>
+      <w:r>
+        <w:rPr>
+          <w:rFonts w:ascii="Arial" w:eastAsia="Times New Roman" w:hAnsi="Arial" w:cs="Arial"/>
+          <w:b/>
+          <w:bCs/>
+          <w:sz w:val="24"/>
+          <w:szCs w:val="24"/>
+          <w:lang w:val="es-CO" w:eastAsia="es-CO"/>
+        </w:rPr>
+        <w:t xml:space="preserve">Huawei </w:t>
       </w:r>
       <w:proofErr w:type="spellStart"/>
       <w:r>
         <w:rPr>
-          <w:rFonts w:ascii="Arial" w:hAnsi="Arial" w:cs="Arial"/>
-          <w:sz w:val="24"/>
-          <w:szCs w:val="24"/>
-          <w:lang w:val="es-CO"/>
-        </w:rPr>
-        <w:t>fullstack</w:t>
+          <w:rFonts w:ascii="Arial" w:eastAsia="Times New Roman" w:hAnsi="Arial" w:cs="Arial"/>
+          <w:b/>
+          <w:bCs/>
+          <w:sz w:val="24"/>
+          <w:szCs w:val="24"/>
+          <w:lang w:val="es-CO" w:eastAsia="es-CO"/>
+        </w:rPr>
+        <w:t>Seeds</w:t>
       </w:r>
       <w:proofErr w:type="spellEnd"/>
       <w:r>
         <w:rPr>
-          <w:rFonts w:ascii="Arial" w:hAnsi="Arial" w:cs="Arial"/>
-          <w:sz w:val="24"/>
-          <w:szCs w:val="24"/>
-          <w:lang w:val="es-CO"/>
-        </w:rPr>
-        <w:t xml:space="preserve"> de </w:t>
+          <w:rFonts w:ascii="Arial" w:eastAsia="Times New Roman" w:hAnsi="Arial" w:cs="Arial"/>
+          <w:b/>
+          <w:bCs/>
+          <w:sz w:val="24"/>
+          <w:szCs w:val="24"/>
+          <w:lang w:val="es-CO" w:eastAsia="es-CO"/>
+        </w:rPr>
+        <w:t xml:space="preserve"> </w:t>
       </w:r>
       <w:proofErr w:type="spellStart"/>
       <w:r>
         <w:rPr>
-          <w:rFonts w:ascii="Arial" w:hAnsi="Arial" w:cs="Arial"/>
-          <w:sz w:val="24"/>
-          <w:szCs w:val="24"/>
-          <w:lang w:val="es-CO"/>
-        </w:rPr>
-        <w:t>marketplace</w:t>
+          <w:rFonts w:ascii="Arial" w:eastAsia="Times New Roman" w:hAnsi="Arial" w:cs="Arial"/>
+          <w:b/>
+          <w:bCs/>
+          <w:sz w:val="24"/>
+          <w:szCs w:val="24"/>
+          <w:lang w:val="es-CO" w:eastAsia="es-CO"/>
+        </w:rPr>
+        <w:t>for</w:t>
       </w:r>
       <w:proofErr w:type="spellEnd"/>
       <w:r>
         <w:rPr>
-          <w:rFonts w:ascii="Arial" w:hAnsi="Arial" w:cs="Arial"/>
-          <w:sz w:val="24"/>
-          <w:szCs w:val="24"/>
-          <w:lang w:val="es-CO"/>
-        </w:rPr>
-        <w:t xml:space="preserve"> comunitario, gestionando relaciones de datos complejas para más de 15,000 líderes comunitarios y 40,000 clientes, sentando las bases para futuros sistemas de coordinación de compras basados en agentes impulsados por </w:t>
+          <w:rFonts w:ascii="Arial" w:eastAsia="Times New Roman" w:hAnsi="Arial" w:cs="Arial"/>
+          <w:b/>
+          <w:bCs/>
+          <w:sz w:val="24"/>
+          <w:szCs w:val="24"/>
+          <w:lang w:val="es-CO" w:eastAsia="es-CO"/>
+        </w:rPr>
+        <w:t xml:space="preserve"> </w:t>
       </w:r>
       <w:proofErr w:type="spellStart"/>
       <w:r>
         <w:rPr>
-          <w:rFonts w:ascii="Arial" w:hAnsi="Arial" w:cs="Arial"/>
-          <w:sz w:val="24"/>
-          <w:szCs w:val="24"/>
-          <w:lang w:val="es-CO"/>
-        </w:rPr>
-        <w:t>LangGraph</w:t>
+          <w:rFonts w:ascii="Arial" w:eastAsia="Times New Roman" w:hAnsi="Arial" w:cs="Arial"/>
+          <w:b/>
+          <w:bCs/>
+          <w:sz w:val="24"/>
+          <w:szCs w:val="24"/>
+          <w:lang w:val="es-CO" w:eastAsia="es-CO"/>
+        </w:rPr>
+        <w:t>the</w:t>
       </w:r>
       <w:proofErr w:type="spellEnd"/>
       <w:r>
         <w:rPr>
-          <w:rFonts w:ascii="Arial" w:hAnsi="Arial" w:cs="Arial"/>
-          <w:sz w:val="24"/>
-          <w:szCs w:val="24"/>
-          <w:lang w:val="es-CO"/>
-        </w:rPr>
-        <w:t>.</w:t>
+          <w:rFonts w:ascii="Arial" w:eastAsia="Times New Roman" w:hAnsi="Arial" w:cs="Arial"/>
+          <w:b/>
+          <w:bCs/>
+          <w:sz w:val="24"/>
+          <w:szCs w:val="24"/>
+          <w:lang w:val="es-CO" w:eastAsia="es-CO"/>
+        </w:rPr>
+        <w:t xml:space="preserve"> Future 2024</w:t>
+      </w:r>
+      <w:r>
+        <w:rPr>
+          <w:rFonts w:ascii="Arial" w:eastAsia="Times New Roman" w:hAnsi="Arial" w:cs="Arial"/>
+          <w:sz w:val="24"/>
+          <w:szCs w:val="24"/>
+          <w:lang w:val="es-CO" w:eastAsia="es-CO"/>
+        </w:rPr>
+        <w:t>: seleccionado para programa internacional de Huawei en el Tecnológico de Monterrey (México), donde fortaleció conocimientos en tecnologías emergentes, liderazgo e innovación, además de consolidar una red global en el ecosistema tecnológico.</w:t>
       </w:r>
     </w:p>
     <w:p>
@@ -4282,518 +4772,12 @@
         <w:ind w:left="720" w:firstLine="0"/>
         <w:jc w:val="both"/>
         <w:rPr>
-          <w:rFonts w:ascii="Arial" w:hAnsi="Arial" w:cs="Arial"/>
-          <w:b/>
-          <w:bCs/>
-          <w:sz w:val="24"/>
-          <w:szCs w:val="24"/>
-          <w:lang w:val="es-CO"/>
-        </w:rPr>
-      </w:pPr>
-      <w:r>
-        <w:rPr>
-          <w:rFonts w:ascii="Arial" w:hAnsi="Arial" w:cs="Arial"/>
-          <w:sz w:val="24"/>
-          <w:szCs w:val="24"/>
-          <w:lang w:val="es-CO"/>
-        </w:rPr>
-        <w:t xml:space="preserve">Optimicé los pipelines de procesamiento de pedidos y datos de pago utilizando Python, implementando distribución automática de comisiones y flujos de cumplimiento por lotes, demostrando experiencia en orquestación de datos similar a </w:t>
-      </w:r>
-      <w:proofErr w:type="spellStart"/>
-      <w:r>
-        <w:rPr>
-          <w:rFonts w:ascii="Arial" w:hAnsi="Arial" w:cs="Arial"/>
-          <w:sz w:val="24"/>
-          <w:szCs w:val="24"/>
-          <w:lang w:val="es-CO"/>
-        </w:rPr>
-        <w:t>Fabric</w:t>
-      </w:r>
-      <w:proofErr w:type="spellEnd"/>
-      <w:r>
-        <w:rPr>
-          <w:rFonts w:ascii="Arial" w:hAnsi="Arial" w:cs="Arial"/>
-          <w:sz w:val="24"/>
-          <w:szCs w:val="24"/>
-          <w:lang w:val="es-CO"/>
-        </w:rPr>
-        <w:t xml:space="preserve"> para transacciones de alto volumen.</w:t>
-      </w:r>
-    </w:p>
-    <w:p>
-      <w:pPr>
-        <w:tabs>
-          <w:tab w:val="left" w:pos="1077"/>
-        </w:tabs>
-        <w:spacing w:before="1"/>
-        <w:jc w:val="both"/>
-        <w:rPr>
-          <w:rFonts w:ascii="Arial" w:hAnsi="Arial" w:cs="Arial"/>
-          <w:sz w:val="24"/>
-          <w:szCs w:val="24"/>
-          <w:lang w:val="es-CO"/>
-        </w:rPr>
-      </w:pPr>
-    </w:p>
-    <w:p>
-      <w:pPr>
-        <w:tabs>
-          <w:tab w:val="left" w:pos="1077"/>
-        </w:tabs>
-        <w:spacing w:before="1"/>
-        <w:jc w:val="both"/>
-        <w:rPr>
-          <w:rFonts w:ascii="Arial" w:hAnsi="Arial" w:cs="Arial"/>
-          <w:sz w:val="24"/>
-          <w:szCs w:val="24"/>
-          <w:lang w:val="es-CO"/>
-        </w:rPr>
-      </w:pPr>
-    </w:p>
-    <w:p>
-      <w:pPr>
-        <w:pStyle w:val="Prrafodelista"/>
-        <w:tabs>
-          <w:tab w:val="left" w:pos="1077"/>
-        </w:tabs>
-        <w:spacing w:before="1"/>
-        <w:jc w:val="center"/>
-        <w:rPr>
-          <w:rFonts w:ascii="Arial" w:hAnsi="Arial" w:cs="Arial"/>
-          <w:b/>
-          <w:bCs/>
-          <w:sz w:val="24"/>
-          <w:szCs w:val="24"/>
-          <w:lang w:val="es-CO"/>
-        </w:rPr>
-      </w:pPr>
-      <w:r>
-        <w:rPr>
-          <w:rFonts w:ascii="Arial" w:hAnsi="Arial" w:cs="Arial"/>
-          <w:b/>
-          <w:bCs/>
-          <w:sz w:val="24"/>
-          <w:szCs w:val="24"/>
-          <w:lang w:val="es-CO"/>
-        </w:rPr>
-        <w:t>LOGROS DESTACADOS</w:t>
-      </w:r>
-    </w:p>
-    <w:p>
-      <w:pPr>
-        <w:pStyle w:val="Prrafodelista"/>
-        <w:tabs>
-          <w:tab w:val="left" w:pos="1077"/>
-        </w:tabs>
-        <w:spacing w:before="1"/>
-        <w:jc w:val="both"/>
-        <w:rPr>
-          <w:rFonts w:ascii="Arial" w:hAnsi="Arial" w:cs="Arial"/>
-          <w:b/>
-          <w:bCs/>
-          <w:sz w:val="24"/>
-          <w:szCs w:val="24"/>
-          <w:lang w:val="es-CO"/>
-        </w:rPr>
-      </w:pPr>
-    </w:p>
-    <w:p>
-      <w:pPr>
-        <w:pStyle w:val="Prrafodelista"/>
-        <w:tabs>
-          <w:tab w:val="left" w:pos="1077"/>
-        </w:tabs>
-        <w:spacing w:before="1"/>
-        <w:jc w:val="both"/>
-        <w:rPr>
-          <w:rFonts w:ascii="Arial" w:hAnsi="Arial" w:cs="Arial"/>
-          <w:b/>
-          <w:bCs/>
-          <w:sz w:val="24"/>
-          <w:szCs w:val="24"/>
-          <w:lang w:val="es-CO"/>
-        </w:rPr>
-      </w:pPr>
-    </w:p>
-    <w:p>
-      <w:pPr>
-        <w:pStyle w:val="Prrafodelista"/>
-        <w:tabs>
-          <w:tab w:val="left" w:pos="1077"/>
-        </w:tabs>
-        <w:spacing w:before="1"/>
-        <w:ind w:left="361" w:firstLine="0"/>
-        <w:jc w:val="both"/>
-        <w:rPr>
           <w:rFonts w:ascii="Arial" w:eastAsia="Times New Roman" w:hAnsi="Arial" w:cs="Arial"/>
           <w:sz w:val="24"/>
           <w:szCs w:val="24"/>
           <w:lang w:val="es-CO" w:eastAsia="es-CO"/>
         </w:rPr>
       </w:pPr>
-      <w:r>
-        <w:rPr>
-          <w:rFonts w:ascii="Arial" w:eastAsia="Times New Roman" w:hAnsi="Arial" w:cs="Arial"/>
-          <w:sz w:val="24"/>
-          <w:szCs w:val="24"/>
-          <w:lang w:val="es-CO" w:eastAsia="es-CO"/>
-        </w:rPr>
-        <w:t xml:space="preserve">Arquitectura y liderazgo en el desarrollo de un pipeline de procesamiento de datos en tiempo real para analítica de video, diseñado sobre arquitectura de microservicios en Azure para manejar grandes volúmenes de datos y prepararlos para modelos de IA. </w:t>
-      </w:r>
-    </w:p>
-    <w:p>
-      <w:pPr>
-        <w:tabs>
-          <w:tab w:val="left" w:pos="1077"/>
-        </w:tabs>
-        <w:spacing w:before="1"/>
-        <w:jc w:val="both"/>
-        <w:rPr>
-          <w:rFonts w:ascii="Arial" w:eastAsia="Times New Roman" w:hAnsi="Arial" w:cs="Arial"/>
-          <w:sz w:val="24"/>
-          <w:szCs w:val="24"/>
-          <w:lang w:val="es-CO" w:eastAsia="es-CO"/>
-        </w:rPr>
-      </w:pPr>
-    </w:p>
-    <w:p>
-      <w:pPr>
-        <w:pStyle w:val="Prrafodelista"/>
-        <w:tabs>
-          <w:tab w:val="left" w:pos="1077"/>
-        </w:tabs>
-        <w:spacing w:before="1"/>
-        <w:ind w:left="361" w:firstLine="0"/>
-        <w:jc w:val="both"/>
-        <w:rPr>
-          <w:rFonts w:ascii="Arial" w:eastAsia="Times New Roman" w:hAnsi="Arial" w:cs="Arial"/>
-          <w:sz w:val="24"/>
-          <w:szCs w:val="24"/>
-          <w:lang w:val="es-CO" w:eastAsia="es-CO"/>
-        </w:rPr>
-      </w:pPr>
-      <w:r>
-        <w:rPr>
-          <w:rFonts w:ascii="Arial" w:eastAsia="Times New Roman" w:hAnsi="Arial" w:cs="Arial"/>
-          <w:sz w:val="24"/>
-          <w:szCs w:val="24"/>
-          <w:lang w:val="es-CO" w:eastAsia="es-CO"/>
-        </w:rPr>
-        <w:t xml:space="preserve">Desarrollo de un sistema de gestión y estructuración de datos de contenido multimedia, permitiendo ingestión de datos, extracción de metadatos y preparación de información para motores de recomendación basados en IA y </w:t>
-      </w:r>
-      <w:proofErr w:type="spellStart"/>
-      <w:r>
-        <w:rPr>
-          <w:rFonts w:ascii="Arial" w:eastAsia="Times New Roman" w:hAnsi="Arial" w:cs="Arial"/>
-          <w:sz w:val="24"/>
-          <w:szCs w:val="24"/>
-          <w:lang w:val="es-CO" w:eastAsia="es-CO"/>
-        </w:rPr>
-        <w:t>LangChain</w:t>
-      </w:r>
-      <w:proofErr w:type="spellEnd"/>
-      <w:r>
-        <w:rPr>
-          <w:rFonts w:ascii="Arial" w:eastAsia="Times New Roman" w:hAnsi="Arial" w:cs="Arial"/>
-          <w:sz w:val="24"/>
-          <w:szCs w:val="24"/>
-          <w:lang w:val="es-CO" w:eastAsia="es-CO"/>
-        </w:rPr>
-        <w:t xml:space="preserve">. </w:t>
-      </w:r>
-    </w:p>
-    <w:p>
-      <w:pPr>
-        <w:tabs>
-          <w:tab w:val="left" w:pos="1077"/>
-        </w:tabs>
-        <w:spacing w:before="1"/>
-        <w:jc w:val="both"/>
-        <w:rPr>
-          <w:rFonts w:ascii="Arial" w:eastAsia="Times New Roman" w:hAnsi="Arial" w:cs="Arial"/>
-          <w:sz w:val="24"/>
-          <w:szCs w:val="24"/>
-          <w:lang w:val="es-CO" w:eastAsia="es-CO"/>
-        </w:rPr>
-      </w:pPr>
-    </w:p>
-    <w:p>
-      <w:pPr>
-        <w:pStyle w:val="Prrafodelista"/>
-        <w:tabs>
-          <w:tab w:val="left" w:pos="1077"/>
-        </w:tabs>
-        <w:spacing w:before="1"/>
-        <w:ind w:left="361" w:firstLine="0"/>
-        <w:jc w:val="both"/>
-        <w:rPr>
-          <w:rFonts w:ascii="Arial" w:eastAsia="Times New Roman" w:hAnsi="Arial" w:cs="Arial"/>
-          <w:sz w:val="24"/>
-          <w:szCs w:val="24"/>
-          <w:lang w:val="es-CO" w:eastAsia="es-CO"/>
-        </w:rPr>
-      </w:pPr>
-      <w:r>
-        <w:rPr>
-          <w:rFonts w:ascii="Arial" w:eastAsia="Times New Roman" w:hAnsi="Arial" w:cs="Arial"/>
-          <w:sz w:val="24"/>
-          <w:szCs w:val="24"/>
-          <w:lang w:val="es-CO" w:eastAsia="es-CO"/>
-        </w:rPr>
-        <w:t xml:space="preserve">Creación de un sistema automatizado de reportes para más de 200 clientes, optimizando pipelines de agregación y procesamiento de datos con Python y reduciendo el tiempo de generación de reportes en 80%. </w:t>
-      </w:r>
-    </w:p>
-    <w:p>
-      <w:pPr>
-        <w:tabs>
-          <w:tab w:val="left" w:pos="1077"/>
-        </w:tabs>
-        <w:spacing w:before="1"/>
-        <w:jc w:val="both"/>
-        <w:rPr>
-          <w:rFonts w:ascii="Arial" w:eastAsia="Times New Roman" w:hAnsi="Arial" w:cs="Arial"/>
-          <w:sz w:val="24"/>
-          <w:szCs w:val="24"/>
-          <w:lang w:val="es-CO" w:eastAsia="es-CO"/>
-        </w:rPr>
-      </w:pPr>
-    </w:p>
-    <w:p>
-      <w:pPr>
-        <w:pStyle w:val="Prrafodelista"/>
-        <w:tabs>
-          <w:tab w:val="left" w:pos="1077"/>
-        </w:tabs>
-        <w:spacing w:before="1"/>
-        <w:ind w:left="361" w:firstLine="0"/>
-        <w:jc w:val="both"/>
-        <w:rPr>
-          <w:rFonts w:ascii="Arial" w:eastAsia="Times New Roman" w:hAnsi="Arial" w:cs="Arial"/>
-          <w:sz w:val="24"/>
-          <w:szCs w:val="24"/>
-          <w:lang w:val="es-CO" w:eastAsia="es-CO"/>
-        </w:rPr>
-      </w:pPr>
-      <w:r>
-        <w:rPr>
-          <w:rFonts w:ascii="Arial" w:eastAsia="Times New Roman" w:hAnsi="Arial" w:cs="Arial"/>
-          <w:sz w:val="24"/>
-          <w:szCs w:val="24"/>
-          <w:lang w:val="es-CO" w:eastAsia="es-CO"/>
-        </w:rPr>
-        <w:t xml:space="preserve">Diseño y construcción de un sistema de gestión de inventario en tiempo real que integró más de 200 </w:t>
-      </w:r>
-      <w:proofErr w:type="spellStart"/>
-      <w:proofErr w:type="gramStart"/>
-      <w:r>
-        <w:rPr>
-          <w:rFonts w:ascii="Arial" w:eastAsia="Times New Roman" w:hAnsi="Arial" w:cs="Arial"/>
-          <w:sz w:val="24"/>
-          <w:szCs w:val="24"/>
-          <w:lang w:val="es-CO" w:eastAsia="es-CO"/>
-        </w:rPr>
-        <w:t>micro-centros</w:t>
-      </w:r>
-      <w:proofErr w:type="spellEnd"/>
-      <w:proofErr w:type="gramEnd"/>
-      <w:r>
-        <w:rPr>
-          <w:rFonts w:ascii="Arial" w:eastAsia="Times New Roman" w:hAnsi="Arial" w:cs="Arial"/>
-          <w:sz w:val="24"/>
-          <w:szCs w:val="24"/>
-          <w:lang w:val="es-CO" w:eastAsia="es-CO"/>
-        </w:rPr>
-        <w:t xml:space="preserve"> de distribución, optimizando stock y automatizando procesos de reabastecimiento. </w:t>
-      </w:r>
-    </w:p>
-    <w:p>
-      <w:pPr>
-        <w:pStyle w:val="Prrafodelista"/>
-        <w:tabs>
-          <w:tab w:val="left" w:pos="1077"/>
-        </w:tabs>
-        <w:spacing w:before="1"/>
-        <w:ind w:left="361" w:firstLine="0"/>
-        <w:jc w:val="both"/>
-        <w:rPr>
-          <w:rFonts w:ascii="Arial" w:eastAsia="Times New Roman" w:hAnsi="Arial" w:cs="Arial"/>
-          <w:sz w:val="24"/>
-          <w:szCs w:val="24"/>
-          <w:lang w:val="es-CO" w:eastAsia="es-CO"/>
-        </w:rPr>
-      </w:pPr>
-    </w:p>
-    <w:p>
-      <w:pPr>
-        <w:pStyle w:val="Prrafodelista"/>
-        <w:tabs>
-          <w:tab w:val="left" w:pos="1077"/>
-        </w:tabs>
-        <w:spacing w:before="1"/>
-        <w:ind w:left="361" w:firstLine="0"/>
-        <w:jc w:val="both"/>
-        <w:rPr>
-          <w:rFonts w:ascii="Arial" w:eastAsia="Times New Roman" w:hAnsi="Arial" w:cs="Arial"/>
-          <w:sz w:val="24"/>
-          <w:szCs w:val="24"/>
-          <w:lang w:val="es-CO" w:eastAsia="es-CO"/>
-        </w:rPr>
-      </w:pPr>
-      <w:r>
-        <w:rPr>
-          <w:rFonts w:ascii="Arial" w:eastAsia="Times New Roman" w:hAnsi="Arial" w:cs="Arial"/>
-          <w:sz w:val="24"/>
-          <w:szCs w:val="24"/>
-          <w:lang w:val="es-CO" w:eastAsia="es-CO"/>
-        </w:rPr>
-        <w:t xml:space="preserve">Implementación de pipelines CI/CD e infraestructura como código con </w:t>
-      </w:r>
-      <w:proofErr w:type="spellStart"/>
-      <w:r>
-        <w:rPr>
-          <w:rFonts w:ascii="Arial" w:eastAsia="Times New Roman" w:hAnsi="Arial" w:cs="Arial"/>
-          <w:sz w:val="24"/>
-          <w:szCs w:val="24"/>
-          <w:lang w:val="es-CO" w:eastAsia="es-CO"/>
-        </w:rPr>
-        <w:t>Terraform</w:t>
-      </w:r>
-      <w:proofErr w:type="spellEnd"/>
-      <w:r>
-        <w:rPr>
-          <w:rFonts w:ascii="Arial" w:eastAsia="Times New Roman" w:hAnsi="Arial" w:cs="Arial"/>
-          <w:sz w:val="24"/>
-          <w:szCs w:val="24"/>
-          <w:lang w:val="es-CO" w:eastAsia="es-CO"/>
-        </w:rPr>
-        <w:t xml:space="preserve">, logrando pasar a despliegues diarios y mejorar la escalabilidad de servicios de datos en múltiples regiones. </w:t>
-      </w:r>
-    </w:p>
-    <w:p>
-      <w:pPr>
-        <w:pStyle w:val="Prrafodelista"/>
-        <w:tabs>
-          <w:tab w:val="left" w:pos="1077"/>
-        </w:tabs>
-        <w:spacing w:before="1"/>
-        <w:ind w:left="720"/>
-        <w:jc w:val="both"/>
-        <w:rPr>
-          <w:rFonts w:ascii="Arial" w:eastAsia="Times New Roman" w:hAnsi="Arial" w:cs="Arial"/>
-          <w:sz w:val="24"/>
-          <w:szCs w:val="24"/>
-          <w:lang w:val="es-CO" w:eastAsia="es-CO"/>
-        </w:rPr>
-      </w:pPr>
-    </w:p>
-    <w:p>
-      <w:pPr>
-        <w:pStyle w:val="Prrafodelista"/>
-        <w:tabs>
-          <w:tab w:val="left" w:pos="1077"/>
-        </w:tabs>
-        <w:spacing w:before="1"/>
-        <w:ind w:left="361" w:firstLine="0"/>
-        <w:jc w:val="both"/>
-        <w:rPr>
-          <w:rFonts w:ascii="Arial" w:eastAsia="Times New Roman" w:hAnsi="Arial" w:cs="Arial"/>
-          <w:sz w:val="24"/>
-          <w:szCs w:val="24"/>
-          <w:lang w:val="es-CO" w:eastAsia="es-CO"/>
-        </w:rPr>
-      </w:pPr>
-      <w:r>
-        <w:rPr>
-          <w:rFonts w:ascii="Arial" w:eastAsia="Times New Roman" w:hAnsi="Arial" w:cs="Arial"/>
-          <w:sz w:val="24"/>
-          <w:szCs w:val="24"/>
-          <w:lang w:val="es-CO" w:eastAsia="es-CO"/>
-        </w:rPr>
-        <w:t xml:space="preserve">Desarrollo de una plataforma </w:t>
-      </w:r>
-      <w:proofErr w:type="spellStart"/>
-      <w:r>
-        <w:rPr>
-          <w:rFonts w:ascii="Arial" w:eastAsia="Times New Roman" w:hAnsi="Arial" w:cs="Arial"/>
-          <w:sz w:val="24"/>
-          <w:szCs w:val="24"/>
-          <w:lang w:val="es-CO" w:eastAsia="es-CO"/>
-        </w:rPr>
-        <w:t>fullstack</w:t>
-      </w:r>
-      <w:proofErr w:type="spellEnd"/>
-      <w:r>
-        <w:rPr>
-          <w:rFonts w:ascii="Arial" w:eastAsia="Times New Roman" w:hAnsi="Arial" w:cs="Arial"/>
-          <w:sz w:val="24"/>
-          <w:szCs w:val="24"/>
-          <w:lang w:val="es-CO" w:eastAsia="es-CO"/>
-        </w:rPr>
-        <w:t xml:space="preserve"> de </w:t>
-      </w:r>
-      <w:proofErr w:type="spellStart"/>
-      <w:r>
-        <w:rPr>
-          <w:rFonts w:ascii="Arial" w:eastAsia="Times New Roman" w:hAnsi="Arial" w:cs="Arial"/>
-          <w:sz w:val="24"/>
-          <w:szCs w:val="24"/>
-          <w:lang w:val="es-CO" w:eastAsia="es-CO"/>
-        </w:rPr>
-        <w:t>marketplace</w:t>
-      </w:r>
-      <w:proofErr w:type="spellEnd"/>
-      <w:r>
-        <w:rPr>
-          <w:rFonts w:ascii="Arial" w:eastAsia="Times New Roman" w:hAnsi="Arial" w:cs="Arial"/>
-          <w:sz w:val="24"/>
-          <w:szCs w:val="24"/>
-          <w:lang w:val="es-CO" w:eastAsia="es-CO"/>
-        </w:rPr>
-        <w:t xml:space="preserve"> comunitario, gestionando relaciones de datos complejas para 15,000 líderes comunitarios y más de 40,000 usuarios. </w:t>
-      </w:r>
-    </w:p>
-    <w:p>
-      <w:pPr>
-        <w:pStyle w:val="Prrafodelista"/>
-        <w:tabs>
-          <w:tab w:val="left" w:pos="1077"/>
-        </w:tabs>
-        <w:spacing w:before="1"/>
-        <w:ind w:left="361" w:firstLine="0"/>
-        <w:jc w:val="both"/>
-        <w:rPr>
-          <w:rFonts w:ascii="Arial" w:eastAsia="Times New Roman" w:hAnsi="Arial" w:cs="Arial"/>
-          <w:sz w:val="24"/>
-          <w:szCs w:val="24"/>
-          <w:lang w:val="es-CO" w:eastAsia="es-CO"/>
-        </w:rPr>
-      </w:pPr>
-    </w:p>
-    <w:p>
-      <w:pPr>
-        <w:pStyle w:val="Prrafodelista"/>
-        <w:tabs>
-          <w:tab w:val="left" w:pos="1077"/>
-        </w:tabs>
-        <w:spacing w:before="1"/>
-        <w:ind w:left="361" w:firstLine="0"/>
-        <w:jc w:val="both"/>
-        <w:rPr>
-          <w:rFonts w:ascii="Arial" w:eastAsia="Times New Roman" w:hAnsi="Arial" w:cs="Arial"/>
-          <w:sz w:val="24"/>
-          <w:szCs w:val="24"/>
-          <w:lang w:val="es-CO" w:eastAsia="es-CO"/>
-        </w:rPr>
-      </w:pPr>
-      <w:r>
-        <w:rPr>
-          <w:rFonts w:ascii="Arial" w:eastAsia="Times New Roman" w:hAnsi="Arial" w:cs="Arial"/>
-          <w:sz w:val="24"/>
-          <w:szCs w:val="24"/>
-          <w:lang w:val="es-CO" w:eastAsia="es-CO"/>
-        </w:rPr>
-        <w:t>Construcción de sistemas de procesamiento de pedidos y distribución automática de comisiones, optimizando flujos de datos transaccionales de alto volumen</w:t>
-      </w:r>
     </w:p>
     <w:p>
       <w:pPr>
@@ -4811,6 +4795,541 @@
           <w:lang w:val="es-CO" w:eastAsia="es-CO"/>
         </w:rPr>
       </w:pPr>
+      <w:r>
+        <w:rPr>
+          <w:rFonts w:ascii="Arial" w:eastAsia="Times New Roman" w:hAnsi="Arial" w:cs="Arial"/>
+          <w:b/>
+          <w:bCs/>
+          <w:sz w:val="24"/>
+          <w:szCs w:val="24"/>
+          <w:lang w:val="es-CO" w:eastAsia="es-CO"/>
+        </w:rPr>
+        <w:t xml:space="preserve">Huawei ICT </w:t>
+      </w:r>
+      <w:proofErr w:type="spellStart"/>
+      <w:r>
+        <w:rPr>
+          <w:rFonts w:ascii="Arial" w:eastAsia="Times New Roman" w:hAnsi="Arial" w:cs="Arial"/>
+          <w:b/>
+          <w:bCs/>
+          <w:sz w:val="24"/>
+          <w:szCs w:val="24"/>
+          <w:lang w:val="es-CO" w:eastAsia="es-CO"/>
+        </w:rPr>
+        <w:t>Competition</w:t>
+      </w:r>
+      <w:proofErr w:type="spellEnd"/>
+      <w:r>
+        <w:rPr>
+          <w:rFonts w:ascii="Arial" w:eastAsia="Times New Roman" w:hAnsi="Arial" w:cs="Arial"/>
+          <w:b/>
+          <w:bCs/>
+          <w:sz w:val="24"/>
+          <w:szCs w:val="24"/>
+          <w:lang w:val="es-CO" w:eastAsia="es-CO"/>
+        </w:rPr>
+        <w:t xml:space="preserve"> (Cloud </w:t>
+      </w:r>
+      <w:proofErr w:type="spellStart"/>
+      <w:r>
+        <w:rPr>
+          <w:rFonts w:ascii="Arial" w:eastAsia="Times New Roman" w:hAnsi="Arial" w:cs="Arial"/>
+          <w:b/>
+          <w:bCs/>
+          <w:sz w:val="24"/>
+          <w:szCs w:val="24"/>
+          <w:lang w:val="es-CO" w:eastAsia="es-CO"/>
+        </w:rPr>
+        <w:t>Track</w:t>
+      </w:r>
+      <w:proofErr w:type="spellEnd"/>
+      <w:r>
+        <w:rPr>
+          <w:rFonts w:ascii="Arial" w:eastAsia="Times New Roman" w:hAnsi="Arial" w:cs="Arial"/>
+          <w:b/>
+          <w:bCs/>
+          <w:sz w:val="24"/>
+          <w:szCs w:val="24"/>
+          <w:lang w:val="es-CO" w:eastAsia="es-CO"/>
+        </w:rPr>
+        <w:t>)</w:t>
+      </w:r>
+      <w:r>
+        <w:rPr>
+          <w:rFonts w:ascii="Arial" w:eastAsia="Times New Roman" w:hAnsi="Arial" w:cs="Arial"/>
+          <w:sz w:val="24"/>
+          <w:szCs w:val="24"/>
+          <w:lang w:val="es-CO" w:eastAsia="es-CO"/>
+        </w:rPr>
+        <w:t>: 1.er lugar nacional 2025 y participante</w:t>
+      </w:r>
+      <w:r>
+        <w:rPr>
+          <w:rFonts w:ascii="Arial" w:eastAsia="Times New Roman" w:hAnsi="Arial" w:cs="Arial"/>
+          <w:sz w:val="24"/>
+          <w:szCs w:val="24"/>
+          <w:lang w:val="es-CO" w:eastAsia="es-CO"/>
+        </w:rPr>
+        <w:t xml:space="preserve"> actual</w:t>
+      </w:r>
+      <w:r>
+        <w:rPr>
+          <w:rFonts w:ascii="Arial" w:eastAsia="Times New Roman" w:hAnsi="Arial" w:cs="Arial"/>
+          <w:sz w:val="24"/>
+          <w:szCs w:val="24"/>
+          <w:lang w:val="es-CO" w:eastAsia="es-CO"/>
+        </w:rPr>
+        <w:t xml:space="preserve"> en fase regional 2026, aplicando conocimientos en SQL, Linux, Docker, </w:t>
+      </w:r>
+      <w:proofErr w:type="spellStart"/>
+      <w:r>
+        <w:rPr>
+          <w:rFonts w:ascii="Arial" w:eastAsia="Times New Roman" w:hAnsi="Arial" w:cs="Arial"/>
+          <w:sz w:val="24"/>
+          <w:szCs w:val="24"/>
+          <w:lang w:val="es-CO" w:eastAsia="es-CO"/>
+        </w:rPr>
+        <w:t>cloud</w:t>
+      </w:r>
+      <w:proofErr w:type="spellEnd"/>
+      <w:r>
+        <w:rPr>
+          <w:rFonts w:ascii="Arial" w:eastAsia="Times New Roman" w:hAnsi="Arial" w:cs="Arial"/>
+          <w:sz w:val="24"/>
+          <w:szCs w:val="24"/>
+          <w:lang w:val="es-CO" w:eastAsia="es-CO"/>
+        </w:rPr>
+        <w:t xml:space="preserve"> </w:t>
+      </w:r>
+      <w:proofErr w:type="spellStart"/>
+      <w:r>
+        <w:rPr>
+          <w:rFonts w:ascii="Arial" w:eastAsia="Times New Roman" w:hAnsi="Arial" w:cs="Arial"/>
+          <w:sz w:val="24"/>
+          <w:szCs w:val="24"/>
+          <w:lang w:val="es-CO" w:eastAsia="es-CO"/>
+        </w:rPr>
+        <w:t>computing</w:t>
+      </w:r>
+      <w:proofErr w:type="spellEnd"/>
+      <w:r>
+        <w:rPr>
+          <w:rFonts w:ascii="Arial" w:eastAsia="Times New Roman" w:hAnsi="Arial" w:cs="Arial"/>
+          <w:sz w:val="24"/>
+          <w:szCs w:val="24"/>
+          <w:lang w:val="es-CO" w:eastAsia="es-CO"/>
+        </w:rPr>
+        <w:t xml:space="preserve"> y bases de datos, alineados con su experiencia en ingeniería de datos y procesamiento de información.</w:t>
+      </w:r>
+    </w:p>
+    <w:p>
+      <w:pPr>
+        <w:pStyle w:val="Prrafodelista"/>
+        <w:tabs>
+          <w:tab w:val="left" w:pos="1077"/>
+        </w:tabs>
+        <w:spacing w:before="1"/>
+        <w:ind w:left="720" w:firstLine="0"/>
+        <w:jc w:val="both"/>
+        <w:rPr>
+          <w:rFonts w:ascii="Arial" w:eastAsia="Times New Roman" w:hAnsi="Arial" w:cs="Arial"/>
+          <w:sz w:val="24"/>
+          <w:szCs w:val="24"/>
+          <w:lang w:val="es-CO" w:eastAsia="es-CO"/>
+        </w:rPr>
+      </w:pPr>
+    </w:p>
+    <w:p>
+      <w:pPr>
+        <w:pStyle w:val="Prrafodelista"/>
+        <w:tabs>
+          <w:tab w:val="left" w:pos="1077"/>
+        </w:tabs>
+        <w:spacing w:before="1"/>
+        <w:ind w:left="720" w:firstLine="0"/>
+        <w:jc w:val="both"/>
+        <w:rPr>
+          <w:rFonts w:ascii="Arial" w:eastAsia="Times New Roman" w:hAnsi="Arial" w:cs="Arial"/>
+          <w:sz w:val="24"/>
+          <w:szCs w:val="24"/>
+          <w:lang w:val="es-CO" w:eastAsia="es-CO"/>
+        </w:rPr>
+      </w:pPr>
+      <w:r>
+        <w:rPr>
+          <w:rFonts w:ascii="Arial" w:eastAsia="Times New Roman" w:hAnsi="Arial" w:cs="Arial"/>
+          <w:b/>
+          <w:bCs/>
+          <w:sz w:val="24"/>
+          <w:szCs w:val="24"/>
+          <w:lang w:val="es-CO" w:eastAsia="es-CO"/>
+        </w:rPr>
+        <w:t>Ganador</w:t>
+      </w:r>
+      <w:r>
+        <w:rPr>
+          <w:rFonts w:ascii="Arial" w:eastAsia="Times New Roman" w:hAnsi="Arial" w:cs="Arial"/>
+          <w:sz w:val="24"/>
+          <w:szCs w:val="24"/>
+          <w:lang w:val="es-CO" w:eastAsia="es-CO"/>
+        </w:rPr>
+        <w:t xml:space="preserve"> — </w:t>
+      </w:r>
+      <w:proofErr w:type="spellStart"/>
+      <w:r>
+        <w:rPr>
+          <w:rFonts w:ascii="Arial" w:eastAsia="Times New Roman" w:hAnsi="Arial" w:cs="Arial"/>
+          <w:sz w:val="24"/>
+          <w:szCs w:val="24"/>
+          <w:lang w:val="es-CO" w:eastAsia="es-CO"/>
+        </w:rPr>
+        <w:t>Hackathones</w:t>
+      </w:r>
+      <w:proofErr w:type="spellEnd"/>
+      <w:r>
+        <w:rPr>
+          <w:rFonts w:ascii="Arial" w:eastAsia="Times New Roman" w:hAnsi="Arial" w:cs="Arial"/>
+          <w:sz w:val="24"/>
+          <w:szCs w:val="24"/>
+          <w:lang w:val="es-CO" w:eastAsia="es-CO"/>
+        </w:rPr>
+        <w:t xml:space="preserve"> (IA, Data &amp; Web3): primer lugar en múltiples competencias como </w:t>
+      </w:r>
+      <w:proofErr w:type="spellStart"/>
+      <w:r>
+        <w:rPr>
+          <w:rFonts w:ascii="Arial" w:eastAsia="Times New Roman" w:hAnsi="Arial" w:cs="Arial"/>
+          <w:sz w:val="24"/>
+          <w:szCs w:val="24"/>
+          <w:lang w:val="es-CO" w:eastAsia="es-CO"/>
+        </w:rPr>
+        <w:t>DeepPunk</w:t>
+      </w:r>
+      <w:proofErr w:type="spellEnd"/>
+      <w:r>
+        <w:rPr>
+          <w:rFonts w:ascii="Arial" w:eastAsia="Times New Roman" w:hAnsi="Arial" w:cs="Arial"/>
+          <w:sz w:val="24"/>
+          <w:szCs w:val="24"/>
+          <w:lang w:val="es-CO" w:eastAsia="es-CO"/>
+        </w:rPr>
+        <w:t xml:space="preserve"> AI Hackathon 2025, ICP </w:t>
+      </w:r>
+      <w:proofErr w:type="spellStart"/>
+      <w:r>
+        <w:rPr>
+          <w:rFonts w:ascii="Arial" w:eastAsia="Times New Roman" w:hAnsi="Arial" w:cs="Arial"/>
+          <w:sz w:val="24"/>
+          <w:szCs w:val="24"/>
+          <w:lang w:val="es-CO" w:eastAsia="es-CO"/>
+        </w:rPr>
+        <w:t>Blockchain</w:t>
+      </w:r>
+      <w:proofErr w:type="spellEnd"/>
+      <w:r>
+        <w:rPr>
+          <w:rFonts w:ascii="Arial" w:eastAsia="Times New Roman" w:hAnsi="Arial" w:cs="Arial"/>
+          <w:sz w:val="24"/>
+          <w:szCs w:val="24"/>
+          <w:lang w:val="es-CO" w:eastAsia="es-CO"/>
+        </w:rPr>
+        <w:t xml:space="preserve"> Hackathon 2024, Diverso League Hackathon 2024, OPL X OG X CAMP AI+WEB3 SOCIAL 2024 y </w:t>
+      </w:r>
+      <w:proofErr w:type="spellStart"/>
+      <w:r>
+        <w:rPr>
+          <w:rFonts w:ascii="Arial" w:eastAsia="Times New Roman" w:hAnsi="Arial" w:cs="Arial"/>
+          <w:sz w:val="24"/>
+          <w:szCs w:val="24"/>
+          <w:lang w:val="es-CO" w:eastAsia="es-CO"/>
+        </w:rPr>
+        <w:t>Kiichain</w:t>
+      </w:r>
+      <w:proofErr w:type="spellEnd"/>
+      <w:r>
+        <w:rPr>
+          <w:rFonts w:ascii="Arial" w:eastAsia="Times New Roman" w:hAnsi="Arial" w:cs="Arial"/>
+          <w:sz w:val="24"/>
+          <w:szCs w:val="24"/>
+          <w:lang w:val="es-CO" w:eastAsia="es-CO"/>
+        </w:rPr>
+        <w:t xml:space="preserve"> 2024, desarrollando soluciones basadas en inteligencia artificial, procesamiento de datos, automatización, analítica y arquitecturas modernas orientadas a producto.</w:t>
+      </w:r>
+    </w:p>
+    <w:p>
+      <w:pPr>
+        <w:pStyle w:val="Prrafodelista"/>
+        <w:tabs>
+          <w:tab w:val="left" w:pos="1077"/>
+        </w:tabs>
+        <w:spacing w:before="1"/>
+        <w:ind w:left="720" w:firstLine="0"/>
+        <w:jc w:val="both"/>
+        <w:rPr>
+          <w:rFonts w:ascii="Arial" w:eastAsia="Times New Roman" w:hAnsi="Arial" w:cs="Arial"/>
+          <w:sz w:val="24"/>
+          <w:szCs w:val="24"/>
+          <w:lang w:val="es-CO" w:eastAsia="es-CO"/>
+        </w:rPr>
+      </w:pPr>
+    </w:p>
+    <w:p>
+      <w:pPr>
+        <w:pStyle w:val="Prrafodelista"/>
+        <w:tabs>
+          <w:tab w:val="left" w:pos="1077"/>
+        </w:tabs>
+        <w:spacing w:before="1"/>
+        <w:ind w:left="720" w:firstLine="0"/>
+        <w:jc w:val="both"/>
+        <w:rPr>
+          <w:rFonts w:ascii="Arial" w:eastAsia="Times New Roman" w:hAnsi="Arial" w:cs="Arial"/>
+          <w:sz w:val="24"/>
+          <w:szCs w:val="24"/>
+          <w:lang w:val="es-CO" w:eastAsia="es-CO"/>
+        </w:rPr>
+      </w:pPr>
+      <w:r>
+        <w:rPr>
+          <w:rFonts w:ascii="Arial" w:eastAsia="Times New Roman" w:hAnsi="Arial" w:cs="Arial"/>
+          <w:b/>
+          <w:bCs/>
+          <w:sz w:val="24"/>
+          <w:szCs w:val="24"/>
+          <w:lang w:val="es-CO" w:eastAsia="es-CO"/>
+        </w:rPr>
+        <w:t>2.º lugar</w:t>
+      </w:r>
+      <w:r>
+        <w:rPr>
+          <w:rFonts w:ascii="Arial" w:eastAsia="Times New Roman" w:hAnsi="Arial" w:cs="Arial"/>
+          <w:sz w:val="24"/>
+          <w:szCs w:val="24"/>
+          <w:lang w:val="es-CO" w:eastAsia="es-CO"/>
+        </w:rPr>
+        <w:t xml:space="preserve"> — Competencias tecnológicas y de datos: destacado en NASA </w:t>
+      </w:r>
+      <w:proofErr w:type="spellStart"/>
+      <w:r>
+        <w:rPr>
+          <w:rFonts w:ascii="Arial" w:eastAsia="Times New Roman" w:hAnsi="Arial" w:cs="Arial"/>
+          <w:sz w:val="24"/>
+          <w:szCs w:val="24"/>
+          <w:lang w:val="es-CO" w:eastAsia="es-CO"/>
+        </w:rPr>
+        <w:t>Space</w:t>
+      </w:r>
+      <w:proofErr w:type="spellEnd"/>
+      <w:r>
+        <w:rPr>
+          <w:rFonts w:ascii="Arial" w:eastAsia="Times New Roman" w:hAnsi="Arial" w:cs="Arial"/>
+          <w:sz w:val="24"/>
+          <w:szCs w:val="24"/>
+          <w:lang w:val="es-CO" w:eastAsia="es-CO"/>
+        </w:rPr>
+        <w:t xml:space="preserve"> Apps </w:t>
+      </w:r>
+      <w:proofErr w:type="spellStart"/>
+      <w:r>
+        <w:rPr>
+          <w:rFonts w:ascii="Arial" w:eastAsia="Times New Roman" w:hAnsi="Arial" w:cs="Arial"/>
+          <w:sz w:val="24"/>
+          <w:szCs w:val="24"/>
+          <w:lang w:val="es-CO" w:eastAsia="es-CO"/>
+        </w:rPr>
+        <w:t>Challenge</w:t>
+      </w:r>
+      <w:proofErr w:type="spellEnd"/>
+      <w:r>
+        <w:rPr>
+          <w:rFonts w:ascii="Arial" w:eastAsia="Times New Roman" w:hAnsi="Arial" w:cs="Arial"/>
+          <w:sz w:val="24"/>
+          <w:szCs w:val="24"/>
+          <w:lang w:val="es-CO" w:eastAsia="es-CO"/>
+        </w:rPr>
+        <w:t xml:space="preserve"> 2023</w:t>
+      </w:r>
+      <w:r>
+        <w:rPr>
+          <w:rFonts w:ascii="Arial" w:eastAsia="Times New Roman" w:hAnsi="Arial" w:cs="Arial"/>
+          <w:sz w:val="24"/>
+          <w:szCs w:val="24"/>
+          <w:lang w:val="es-CO" w:eastAsia="es-CO"/>
+        </w:rPr>
+        <w:t xml:space="preserve"> y</w:t>
+      </w:r>
+      <w:r>
+        <w:rPr>
+          <w:rFonts w:ascii="Arial" w:eastAsia="Times New Roman" w:hAnsi="Arial" w:cs="Arial"/>
+          <w:sz w:val="24"/>
+          <w:szCs w:val="24"/>
+          <w:lang w:val="es-CO" w:eastAsia="es-CO"/>
+        </w:rPr>
+        <w:t xml:space="preserve"> 2025</w:t>
+      </w:r>
+      <w:r>
+        <w:rPr>
+          <w:rFonts w:ascii="Arial" w:eastAsia="Times New Roman" w:hAnsi="Arial" w:cs="Arial"/>
+          <w:sz w:val="24"/>
+          <w:szCs w:val="24"/>
+          <w:lang w:val="es-CO" w:eastAsia="es-CO"/>
+        </w:rPr>
+        <w:t xml:space="preserve">, </w:t>
+      </w:r>
+      <w:proofErr w:type="spellStart"/>
+      <w:r>
+        <w:rPr>
+          <w:rFonts w:ascii="Arial" w:eastAsia="Times New Roman" w:hAnsi="Arial" w:cs="Arial"/>
+          <w:sz w:val="24"/>
+          <w:szCs w:val="24"/>
+          <w:lang w:val="es-CO" w:eastAsia="es-CO"/>
+        </w:rPr>
+        <w:t>Expoingeniería</w:t>
+      </w:r>
+      <w:proofErr w:type="spellEnd"/>
+      <w:r>
+        <w:rPr>
+          <w:rFonts w:ascii="Arial" w:eastAsia="Times New Roman" w:hAnsi="Arial" w:cs="Arial"/>
+          <w:sz w:val="24"/>
+          <w:szCs w:val="24"/>
+          <w:lang w:val="es-CO" w:eastAsia="es-CO"/>
+        </w:rPr>
+        <w:t xml:space="preserve"> 2023 (CTF de ciberseguridad) y </w:t>
+      </w:r>
+      <w:proofErr w:type="spellStart"/>
+      <w:r>
+        <w:rPr>
+          <w:rFonts w:ascii="Arial" w:eastAsia="Times New Roman" w:hAnsi="Arial" w:cs="Arial"/>
+          <w:sz w:val="24"/>
+          <w:szCs w:val="24"/>
+          <w:lang w:val="es-CO" w:eastAsia="es-CO"/>
+        </w:rPr>
+        <w:t>eSummit</w:t>
+      </w:r>
+      <w:proofErr w:type="spellEnd"/>
+      <w:r>
+        <w:rPr>
+          <w:rFonts w:ascii="Arial" w:eastAsia="Times New Roman" w:hAnsi="Arial" w:cs="Arial"/>
+          <w:sz w:val="24"/>
+          <w:szCs w:val="24"/>
+          <w:lang w:val="es-CO" w:eastAsia="es-CO"/>
+        </w:rPr>
+        <w:t xml:space="preserve"> Hackathon 2023, participando en el desarrollo de soluciones basadas en datos, análisis de información y resolución de problemas en entornos competitivos.</w:t>
+      </w:r>
+    </w:p>
+    <w:p>
+      <w:pPr>
+        <w:pStyle w:val="Prrafodelista"/>
+        <w:tabs>
+          <w:tab w:val="left" w:pos="1077"/>
+        </w:tabs>
+        <w:spacing w:before="1"/>
+        <w:ind w:left="720" w:firstLine="0"/>
+        <w:jc w:val="both"/>
+        <w:rPr>
+          <w:rFonts w:ascii="Arial" w:eastAsia="Times New Roman" w:hAnsi="Arial" w:cs="Arial"/>
+          <w:sz w:val="24"/>
+          <w:szCs w:val="24"/>
+          <w:lang w:val="es-CO" w:eastAsia="es-CO"/>
+        </w:rPr>
+      </w:pPr>
+    </w:p>
+    <w:p>
+      <w:pPr>
+        <w:pStyle w:val="Prrafodelista"/>
+        <w:tabs>
+          <w:tab w:val="left" w:pos="1077"/>
+        </w:tabs>
+        <w:spacing w:before="1"/>
+        <w:ind w:left="720" w:firstLine="0"/>
+        <w:jc w:val="both"/>
+        <w:rPr>
+          <w:rFonts w:ascii="Arial" w:eastAsia="Times New Roman" w:hAnsi="Arial" w:cs="Arial"/>
+          <w:sz w:val="24"/>
+          <w:szCs w:val="24"/>
+          <w:lang w:val="es-CO" w:eastAsia="es-CO"/>
+        </w:rPr>
+      </w:pPr>
+      <w:r>
+        <w:rPr>
+          <w:rFonts w:ascii="Arial" w:eastAsia="Times New Roman" w:hAnsi="Arial" w:cs="Arial"/>
+          <w:b/>
+          <w:bCs/>
+          <w:sz w:val="24"/>
+          <w:szCs w:val="24"/>
+          <w:lang w:val="es-CO" w:eastAsia="es-CO"/>
+        </w:rPr>
+        <w:t>Reconocimientos adicionales</w:t>
+      </w:r>
+      <w:r>
+        <w:rPr>
+          <w:rFonts w:ascii="Arial" w:eastAsia="Times New Roman" w:hAnsi="Arial" w:cs="Arial"/>
+          <w:sz w:val="24"/>
+          <w:szCs w:val="24"/>
+          <w:lang w:val="es-CO" w:eastAsia="es-CO"/>
+        </w:rPr>
+        <w:t xml:space="preserve">: </w:t>
+      </w:r>
+      <w:proofErr w:type="spellStart"/>
+      <w:r>
+        <w:rPr>
+          <w:rFonts w:ascii="Arial" w:eastAsia="Times New Roman" w:hAnsi="Arial" w:cs="Arial"/>
+          <w:sz w:val="24"/>
+          <w:szCs w:val="24"/>
+          <w:lang w:val="es-CO" w:eastAsia="es-CO"/>
+        </w:rPr>
+        <w:t>Champion</w:t>
+      </w:r>
+      <w:proofErr w:type="spellEnd"/>
+      <w:r>
+        <w:rPr>
+          <w:rFonts w:ascii="Arial" w:eastAsia="Times New Roman" w:hAnsi="Arial" w:cs="Arial"/>
+          <w:sz w:val="24"/>
+          <w:szCs w:val="24"/>
+          <w:lang w:val="es-CO" w:eastAsia="es-CO"/>
+        </w:rPr>
+        <w:t xml:space="preserve"> </w:t>
+      </w:r>
+      <w:proofErr w:type="spellStart"/>
+      <w:r>
+        <w:rPr>
+          <w:rFonts w:ascii="Arial" w:eastAsia="Times New Roman" w:hAnsi="Arial" w:cs="Arial"/>
+          <w:sz w:val="24"/>
+          <w:szCs w:val="24"/>
+          <w:lang w:val="es-CO" w:eastAsia="es-CO"/>
+        </w:rPr>
+        <w:t>Novice</w:t>
+      </w:r>
+      <w:proofErr w:type="spellEnd"/>
+      <w:r>
+        <w:rPr>
+          <w:rFonts w:ascii="Arial" w:eastAsia="Times New Roman" w:hAnsi="Arial" w:cs="Arial"/>
+          <w:sz w:val="24"/>
+          <w:szCs w:val="24"/>
+          <w:lang w:val="es-CO" w:eastAsia="es-CO"/>
+        </w:rPr>
+        <w:t xml:space="preserve"> — CHIDO 2024 (competencia internacional de debate, Cornell </w:t>
+      </w:r>
+      <w:proofErr w:type="spellStart"/>
+      <w:r>
+        <w:rPr>
+          <w:rFonts w:ascii="Arial" w:eastAsia="Times New Roman" w:hAnsi="Arial" w:cs="Arial"/>
+          <w:sz w:val="24"/>
+          <w:szCs w:val="24"/>
+          <w:lang w:val="es-CO" w:eastAsia="es-CO"/>
+        </w:rPr>
+        <w:t>University</w:t>
+      </w:r>
+      <w:proofErr w:type="spellEnd"/>
+      <w:r>
+        <w:rPr>
+          <w:rFonts w:ascii="Arial" w:eastAsia="Times New Roman" w:hAnsi="Arial" w:cs="Arial"/>
+          <w:sz w:val="24"/>
+          <w:szCs w:val="24"/>
+          <w:lang w:val="es-CO" w:eastAsia="es-CO"/>
+        </w:rPr>
+        <w:t>), fortaleciendo habilidades de comunicación técnica y pensamiento crítico; y Proyecto destacado — PrinciPET3D, reconocido académicamente en la Universidad Nacional de Colombia por su enfoque aplicado en ingeniería.</w:t>
+      </w:r>
     </w:p>
     <w:sectPr>
       <w:pgSz w:w="12240" w:h="15840"/>
@@ -4822,7 +5341,7 @@
 </file>
 
 <file path=word/endnotes.xml><?xml version="1.0" encoding="utf-8"?>
-<w:endnotes xmlns:wpc="http://schemas.microsoft.com/office/word/2010/wordprocessingCanvas" xmlns:cx="http://schemas.microsoft.com/office/drawing/2014/chartex" xmlns:cx1="http://schemas.microsoft.com/office/drawing/2015/9/8/chartex" xmlns:cx2="http://schemas.microsoft.com/office/drawing/2015/10/21/chartex" xmlns:cx3="http://schemas.microsoft.com/office/drawing/2016/5/9/chartex" xmlns:cx4="http://schemas.microsoft.com/office/drawing/2016/5/10/chartex" xmlns:cx5="http://schemas.microsoft.com/office/drawing/2016/5/11/chartex" xmlns:cx6="http://schemas.microsoft.com/office/drawing/2016/5/12/chartex" xmlns:cx7="http://schemas.microsoft.com/office/drawing/2016/5/13/chartex" xmlns:cx8="http://schemas.microsoft.com/office/drawing/2016/5/14/chartex" xmlns:mc="http://schemas.openxmlformats.org/markup-compatibility/2006" xmlns:aink="http://schemas.microsoft.com/office/drawing/2016/ink" xmlns:am3d="http://schemas.microsoft.com/office/drawing/2017/model3d" xmlns:o="urn:schemas-microsoft-com:office:office" xmlns:oel="http://schemas.microsoft.com/office/2019/extlst" xmlns:r="http://schemas.openxmlformats.org/officeDocument/2006/relationships" xmlns:m="http://schemas.openxmlformats.org/officeDocument/2006/math" xmlns:v="urn:schemas-microsoft-com:vml" xmlns:wp14="http://schemas.microsoft.com/office/word/2010/wordprocessingDrawing" xmlns:wp="http://schemas.openxmlformats.org/drawingml/2006/wordprocessingDrawing" xmlns:w10="urn:schemas-microsoft-com:office:word" xmlns:w="http://schemas.openxmlformats.org/wordprocessingml/2006/main" xmlns:w14="http://schemas.microsoft.com/office/word/2010/wordml" xmlns:w15="http://schemas.microsoft.com/office/word/2012/wordml" xmlns:w16cex="http://schemas.microsoft.com/office/word/2018/wordml/cex" xmlns:w16cid="http://schemas.microsoft.com/office/word/2016/wordml/cid" xmlns:w16="http://schemas.microsoft.com/office/word/2018/wordml" xmlns:w16du="http://schemas.microsoft.com/office/word/2023/wordml/word16du" xmlns:w16sdtdh="http://schemas.microsoft.com/office/word/2020/wordml/sdtdatahash" xmlns:w16sdtfl="http://schemas.microsoft.com/office/word/2024/wordml/sdtformatlock" xmlns:w16se="http://schemas.microsoft.com/office/word/2015/wordml/symex" xmlns:wpg="http://schemas.microsoft.com/office/word/2010/wordprocessingGroup" xmlns:wpi="http://schemas.microsoft.com/office/word/2010/wordprocessingInk" xmlns:wne="http://schemas.microsoft.com/office/word/2006/wordml" xmlns:wps="http://schemas.microsoft.com/office/word/2010/wordprocessingShape" mc:Ignorable="w14 w15 w16se w16cid w16 w16cex w16sdtdh w16sdtfl w16du wp14">
+<w:endnotes xmlns:wpc="http://schemas.microsoft.com/office/word/2010/wordprocessingCanvas" xmlns:cx="http://schemas.microsoft.com/office/drawing/2014/chartex" xmlns:cx1="http://schemas.microsoft.com/office/drawing/2015/9/8/chartex" xmlns:cx2="http://schemas.microsoft.com/office/drawing/2015/10/21/chartex" xmlns:cx3="http://schemas.microsoft.com/office/drawing/2016/5/9/chartex" xmlns:cx4="http://schemas.microsoft.com/office/drawing/2016/5/10/chartex" xmlns:cx5="http://schemas.microsoft.com/office/drawing/2016/5/11/chartex" xmlns:cx6="http://schemas.microsoft.com/office/drawing/2016/5/12/chartex" xmlns:cx7="http://schemas.microsoft.com/office/drawing/2016/5/13/chartex" xmlns:cx8="http://schemas.microsoft.com/office/drawing/2016/5/14/chartex" xmlns:mc="http://schemas.openxmlformats.org/markup-compatibility/2006" xmlns:aink="http://schemas.microsoft.com/office/drawing/2016/ink" xmlns:am3d="http://schemas.microsoft.com/office/drawing/2017/model3d" xmlns:o="urn:schemas-microsoft-com:office:office" xmlns:oel="http://schemas.microsoft.com/office/2019/extlst" xmlns:r="http://schemas.openxmlformats.org/officeDocument/2006/relationships" xmlns:m="http://schemas.openxmlformats.org/officeDocument/2006/math" xmlns:v="urn:schemas-microsoft-com:vml" xmlns:wp14="http://schemas.microsoft.com/office/word/2010/wordprocessingDrawing" xmlns:wp="http://schemas.openxmlformats.org/drawingml/2006/wordprocessingDrawing" xmlns:w10="urn:schemas-microsoft-com:office:word" xmlns:w="http://schemas.openxmlformats.org/wordprocessingml/2006/main" xmlns:w14="http://schemas.microsoft.com/office/word/2010/wordml" xmlns:w15="http://schemas.microsoft.com/office/word/2012/wordml" xmlns:w16cex="http://schemas.microsoft.com/office/word/2018/wordml/cex" xmlns:w16cid="http://schemas.microsoft.com/office/word/2016/wordml/cid" xmlns:w16="http://schemas.microsoft.com/office/word/2018/wordml" xmlns:w16du="http://schemas.microsoft.com/office/word/2023/wordml/word16du" xmlns:w16sdtdh="http://schemas.microsoft.com/office/word/2020/wordml/sdtdatahash" xmlns:w16se="http://schemas.microsoft.com/office/word/2015/wordml/symex" xmlns:wpg="http://schemas.microsoft.com/office/word/2010/wordprocessingGroup" xmlns:wpi="http://schemas.microsoft.com/office/word/2010/wordprocessingInk" xmlns:wne="http://schemas.microsoft.com/office/word/2006/wordml" xmlns:wps="http://schemas.microsoft.com/office/word/2010/wordprocessingShape" mc:Ignorable="w14 w15 w16se w16cid w16 w16cex w16sdtdh w16du wp14">
   <w:endnote w:type="separator" w:id="-1">
     <w:p>
       <w:r>
@@ -4841,7 +5360,7 @@
 </file>
 
 <file path=word/footnotes.xml><?xml version="1.0" encoding="utf-8"?>
-<w:footnotes xmlns:wpc="http://schemas.microsoft.com/office/word/2010/wordprocessingCanvas" xmlns:cx="http://schemas.microsoft.com/office/drawing/2014/chartex" xmlns:cx1="http://schemas.microsoft.com/office/drawing/2015/9/8/chartex" xmlns:cx2="http://schemas.microsoft.com/office/drawing/2015/10/21/chartex" xmlns:cx3="http://schemas.microsoft.com/office/drawing/2016/5/9/chartex" xmlns:cx4="http://schemas.microsoft.com/office/drawing/2016/5/10/chartex" xmlns:cx5="http://schemas.microsoft.com/office/drawing/2016/5/11/chartex" xmlns:cx6="http://schemas.microsoft.com/office/drawing/2016/5/12/chartex" xmlns:cx7="http://schemas.microsoft.com/office/drawing/2016/5/13/chartex" xmlns:cx8="http://schemas.microsoft.com/office/drawing/2016/5/14/chartex" xmlns:mc="http://schemas.openxmlformats.org/markup-compatibility/2006" xmlns:aink="http://schemas.microsoft.com/office/drawing/2016/ink" xmlns:am3d="http://schemas.microsoft.com/office/drawing/2017/model3d" xmlns:o="urn:schemas-microsoft-com:office:office" xmlns:oel="http://schemas.microsoft.com/office/2019/extlst" xmlns:r="http://schemas.openxmlformats.org/officeDocument/2006/relationships" xmlns:m="http://schemas.openxmlformats.org/officeDocument/2006/math" xmlns:v="urn:schemas-microsoft-com:vml" xmlns:wp14="http://schemas.microsoft.com/office/word/2010/wordprocessingDrawing" xmlns:wp="http://schemas.openxmlformats.org/drawingml/2006/wordprocessingDrawing" xmlns:w10="urn:schemas-microsoft-com:office:word" xmlns:w="http://schemas.openxmlformats.org/wordprocessingml/2006/main" xmlns:w14="http://schemas.microsoft.com/office/word/2010/wordml" xmlns:w15="http://schemas.microsoft.com/office/word/2012/wordml" xmlns:w16cex="http://schemas.microsoft.com/office/word/2018/wordml/cex" xmlns:w16cid="http://schemas.microsoft.com/office/word/2016/wordml/cid" xmlns:w16="http://schemas.microsoft.com/office/word/2018/wordml" xmlns:w16du="http://schemas.microsoft.com/office/word/2023/wordml/word16du" xmlns:w16sdtdh="http://schemas.microsoft.com/office/word/2020/wordml/sdtdatahash" xmlns:w16sdtfl="http://schemas.microsoft.com/office/word/2024/wordml/sdtformatlock" xmlns:w16se="http://schemas.microsoft.com/office/word/2015/wordml/symex" xmlns:wpg="http://schemas.microsoft.com/office/word/2010/wordprocessingGroup" xmlns:wpi="http://schemas.microsoft.com/office/word/2010/wordprocessingInk" xmlns:wne="http://schemas.microsoft.com/office/word/2006/wordml" xmlns:wps="http://schemas.microsoft.com/office/word/2010/wordprocessingShape" mc:Ignorable="w14 w15 w16se w16cid w16 w16cex w16sdtdh w16sdtfl w16du wp14">
+<w:footnotes xmlns:wpc="http://schemas.microsoft.com/office/word/2010/wordprocessingCanvas" xmlns:cx="http://schemas.microsoft.com/office/drawing/2014/chartex" xmlns:cx1="http://schemas.microsoft.com/office/drawing/2015/9/8/chartex" xmlns:cx2="http://schemas.microsoft.com/office/drawing/2015/10/21/chartex" xmlns:cx3="http://schemas.microsoft.com/office/drawing/2016/5/9/chartex" xmlns:cx4="http://schemas.microsoft.com/office/drawing/2016/5/10/chartex" xmlns:cx5="http://schemas.microsoft.com/office/drawing/2016/5/11/chartex" xmlns:cx6="http://schemas.microsoft.com/office/drawing/2016/5/12/chartex" xmlns:cx7="http://schemas.microsoft.com/office/drawing/2016/5/13/chartex" xmlns:cx8="http://schemas.microsoft.com/office/drawing/2016/5/14/chartex" xmlns:mc="http://schemas.openxmlformats.org/markup-compatibility/2006" xmlns:aink="http://schemas.microsoft.com/office/drawing/2016/ink" xmlns:am3d="http://schemas.microsoft.com/office/drawing/2017/model3d" xmlns:o="urn:schemas-microsoft-com:office:office" xmlns:oel="http://schemas.microsoft.com/office/2019/extlst" xmlns:r="http://schemas.openxmlformats.org/officeDocument/2006/relationships" xmlns:m="http://schemas.openxmlformats.org/officeDocument/2006/math" xmlns:v="urn:schemas-microsoft-com:vml" xmlns:wp14="http://schemas.microsoft.com/office/word/2010/wordprocessingDrawing" xmlns:wp="http://schemas.openxmlformats.org/drawingml/2006/wordprocessingDrawing" xmlns:w10="urn:schemas-microsoft-com:office:word" xmlns:w="http://schemas.openxmlformats.org/wordprocessingml/2006/main" xmlns:w14="http://schemas.microsoft.com/office/word/2010/wordml" xmlns:w15="http://schemas.microsoft.com/office/word/2012/wordml" xmlns:w16cex="http://schemas.microsoft.com/office/word/2018/wordml/cex" xmlns:w16cid="http://schemas.microsoft.com/office/word/2016/wordml/cid" xmlns:w16="http://schemas.microsoft.com/office/word/2018/wordml" xmlns:w16du="http://schemas.microsoft.com/office/word/2023/wordml/word16du" xmlns:w16sdtdh="http://schemas.microsoft.com/office/word/2020/wordml/sdtdatahash" xmlns:w16se="http://schemas.microsoft.com/office/word/2015/wordml/symex" xmlns:wpg="http://schemas.microsoft.com/office/word/2010/wordprocessingGroup" xmlns:wpi="http://schemas.microsoft.com/office/word/2010/wordprocessingInk" xmlns:wne="http://schemas.microsoft.com/office/word/2006/wordml" xmlns:wps="http://schemas.microsoft.com/office/word/2010/wordprocessingShape" mc:Ignorable="w14 w15 w16se w16cid w16 w16cex w16sdtdh w16du wp14">
   <w:footnote w:type="separator" w:id="-1">
     <w:p>
       <w:r>
@@ -4860,7 +5379,7 @@
 </file>
 
 <file path=word/header1.xml><?xml version="1.0" encoding="utf-8"?>
-<w:hdr xmlns:wpc="http://schemas.microsoft.com/office/word/2010/wordprocessingCanvas" xmlns:cx="http://schemas.microsoft.com/office/drawing/2014/chartex" xmlns:cx1="http://schemas.microsoft.com/office/drawing/2015/9/8/chartex" xmlns:cx2="http://schemas.microsoft.com/office/drawing/2015/10/21/chartex" xmlns:cx3="http://schemas.microsoft.com/office/drawing/2016/5/9/chartex" xmlns:cx4="http://schemas.microsoft.com/office/drawing/2016/5/10/chartex" xmlns:cx5="http://schemas.microsoft.com/office/drawing/2016/5/11/chartex" xmlns:cx6="http://schemas.microsoft.com/office/drawing/2016/5/12/chartex" xmlns:cx7="http://schemas.microsoft.com/office/drawing/2016/5/13/chartex" xmlns:cx8="http://schemas.microsoft.com/office/drawing/2016/5/14/chartex" xmlns:mc="http://schemas.openxmlformats.org/markup-compatibility/2006" xmlns:aink="http://schemas.microsoft.com/office/drawing/2016/ink" xmlns:am3d="http://schemas.microsoft.com/office/drawing/2017/model3d" xmlns:o="urn:schemas-microsoft-com:office:office" xmlns:oel="http://schemas.microsoft.com/office/2019/extlst" xmlns:r="http://schemas.openxmlformats.org/officeDocument/2006/relationships" xmlns:m="http://schemas.openxmlformats.org/officeDocument/2006/math" xmlns:v="urn:schemas-microsoft-com:vml" xmlns:wp14="http://schemas.microsoft.com/office/word/2010/wordprocessingDrawing" xmlns:wp="http://schemas.openxmlformats.org/drawingml/2006/wordprocessingDrawing" xmlns:w10="urn:schemas-microsoft-com:office:word" xmlns:w="http://schemas.openxmlformats.org/wordprocessingml/2006/main" xmlns:w14="http://schemas.microsoft.com/office/word/2010/wordml" xmlns:w15="http://schemas.microsoft.com/office/word/2012/wordml" xmlns:w16cex="http://schemas.microsoft.com/office/word/2018/wordml/cex" xmlns:w16cid="http://schemas.microsoft.com/office/word/2016/wordml/cid" xmlns:w16="http://schemas.microsoft.com/office/word/2018/wordml" xmlns:w16du="http://schemas.microsoft.com/office/word/2023/wordml/word16du" xmlns:w16sdtdh="http://schemas.microsoft.com/office/word/2020/wordml/sdtdatahash" xmlns:w16sdtfl="http://schemas.microsoft.com/office/word/2024/wordml/sdtformatlock" xmlns:w16se="http://schemas.microsoft.com/office/word/2015/wordml/symex" xmlns:wpg="http://schemas.microsoft.com/office/word/2010/wordprocessingGroup" xmlns:wpi="http://schemas.microsoft.com/office/word/2010/wordprocessingInk" xmlns:wne="http://schemas.microsoft.com/office/word/2006/wordml" xmlns:wps="http://schemas.microsoft.com/office/word/2010/wordprocessingShape" mc:Ignorable="w14 w15 w16se w16cid w16 w16cex w16sdtdh w16sdtfl w16du wp14">
+<w:hdr xmlns:wpc="http://schemas.microsoft.com/office/word/2010/wordprocessingCanvas" xmlns:cx="http://schemas.microsoft.com/office/drawing/2014/chartex" xmlns:cx1="http://schemas.microsoft.com/office/drawing/2015/9/8/chartex" xmlns:cx2="http://schemas.microsoft.com/office/drawing/2015/10/21/chartex" xmlns:cx3="http://schemas.microsoft.com/office/drawing/2016/5/9/chartex" xmlns:cx4="http://schemas.microsoft.com/office/drawing/2016/5/10/chartex" xmlns:cx5="http://schemas.microsoft.com/office/drawing/2016/5/11/chartex" xmlns:cx6="http://schemas.microsoft.com/office/drawing/2016/5/12/chartex" xmlns:cx7="http://schemas.microsoft.com/office/drawing/2016/5/13/chartex" xmlns:cx8="http://schemas.microsoft.com/office/drawing/2016/5/14/chartex" xmlns:mc="http://schemas.openxmlformats.org/markup-compatibility/2006" xmlns:aink="http://schemas.microsoft.com/office/drawing/2016/ink" xmlns:am3d="http://schemas.microsoft.com/office/drawing/2017/model3d" xmlns:o="urn:schemas-microsoft-com:office:office" xmlns:oel="http://schemas.microsoft.com/office/2019/extlst" xmlns:r="http://schemas.openxmlformats.org/officeDocument/2006/relationships" xmlns:m="http://schemas.openxmlformats.org/officeDocument/2006/math" xmlns:v="urn:schemas-microsoft-com:vml" xmlns:wp14="http://schemas.microsoft.com/office/word/2010/wordprocessingDrawing" xmlns:wp="http://schemas.openxmlformats.org/drawingml/2006/wordprocessingDrawing" xmlns:w10="urn:schemas-microsoft-com:office:word" xmlns:w="http://schemas.openxmlformats.org/wordprocessingml/2006/main" xmlns:w14="http://schemas.microsoft.com/office/word/2010/wordml" xmlns:w15="http://schemas.microsoft.com/office/word/2012/wordml" xmlns:w16cex="http://schemas.microsoft.com/office/word/2018/wordml/cex" xmlns:w16cid="http://schemas.microsoft.com/office/word/2016/wordml/cid" xmlns:w16="http://schemas.microsoft.com/office/word/2018/wordml" xmlns:w16du="http://schemas.microsoft.com/office/word/2023/wordml/word16du" xmlns:w16sdtdh="http://schemas.microsoft.com/office/word/2020/wordml/sdtdatahash" xmlns:w16se="http://schemas.microsoft.com/office/word/2015/wordml/symex" xmlns:wpg="http://schemas.microsoft.com/office/word/2010/wordprocessingGroup" xmlns:wpi="http://schemas.microsoft.com/office/word/2010/wordprocessingInk" xmlns:wne="http://schemas.microsoft.com/office/word/2006/wordml" xmlns:wps="http://schemas.microsoft.com/office/word/2010/wordprocessingShape" mc:Ignorable="w14 w15 w16se w16cid w16 w16cex w16sdtdh w16du wp14">
   <w:p>
     <w:pPr>
       <w:pStyle w:val="Textoindependiente"/>
@@ -4928,7 +5447,7 @@
 </file>
 
 <file path=word/numbering.xml><?xml version="1.0" encoding="utf-8"?>
-<w:numbering xmlns:wpc="http://schemas.microsoft.com/office/word/2010/wordprocessingCanvas" xmlns:cx="http://schemas.microsoft.com/office/drawing/2014/chartex" xmlns:cx1="http://schemas.microsoft.com/office/drawing/2015/9/8/chartex" xmlns:cx2="http://schemas.microsoft.com/office/drawing/2015/10/21/chartex" xmlns:cx3="http://schemas.microsoft.com/office/drawing/2016/5/9/chartex" xmlns:cx4="http://schemas.microsoft.com/office/drawing/2016/5/10/chartex" xmlns:cx5="http://schemas.microsoft.com/office/drawing/2016/5/11/chartex" xmlns:cx6="http://schemas.microsoft.com/office/drawing/2016/5/12/chartex" xmlns:cx7="http://schemas.microsoft.com/office/drawing/2016/5/13/chartex" xmlns:cx8="http://schemas.microsoft.com/office/drawing/2016/5/14/chartex" xmlns:mc="http://schemas.openxmlformats.org/markup-compatibility/2006" xmlns:aink="http://schemas.microsoft.com/office/drawing/2016/ink" xmlns:am3d="http://schemas.microsoft.com/office/drawing/2017/model3d" xmlns:o="urn:schemas-microsoft-com:office:office" xmlns:oel="http://schemas.microsoft.com/office/2019/extlst" xmlns:r="http://schemas.openxmlformats.org/officeDocument/2006/relationships" xmlns:m="http://schemas.openxmlformats.org/officeDocument/2006/math" xmlns:v="urn:schemas-microsoft-com:vml" xmlns:wp14="http://schemas.microsoft.com/office/word/2010/wordprocessingDrawing" xmlns:wp="http://schemas.openxmlformats.org/drawingml/2006/wordprocessingDrawing" xmlns:w10="urn:schemas-microsoft-com:office:word" xmlns:w="http://schemas.openxmlformats.org/wordprocessingml/2006/main" xmlns:w14="http://schemas.microsoft.com/office/word/2010/wordml" xmlns:w15="http://schemas.microsoft.com/office/word/2012/wordml" xmlns:w16cex="http://schemas.microsoft.com/office/word/2018/wordml/cex" xmlns:w16cid="http://schemas.microsoft.com/office/word/2016/wordml/cid" xmlns:w16="http://schemas.microsoft.com/office/word/2018/wordml" xmlns:w16du="http://schemas.microsoft.com/office/word/2023/wordml/word16du" xmlns:w16sdtdh="http://schemas.microsoft.com/office/word/2020/wordml/sdtdatahash" xmlns:w16sdtfl="http://schemas.microsoft.com/office/word/2024/wordml/sdtformatlock" xmlns:w16se="http://schemas.microsoft.com/office/word/2015/wordml/symex" xmlns:wpg="http://schemas.microsoft.com/office/word/2010/wordprocessingGroup" xmlns:wpi="http://schemas.microsoft.com/office/word/2010/wordprocessingInk" xmlns:wne="http://schemas.microsoft.com/office/word/2006/wordml" xmlns:wps="http://schemas.microsoft.com/office/word/2010/wordprocessingShape" mc:Ignorable="w14 w15 w16se w16cid w16 w16cex w16sdtdh w16sdtfl w16du wp14">
+<w:numbering xmlns:wpc="http://schemas.microsoft.com/office/word/2010/wordprocessingCanvas" xmlns:cx="http://schemas.microsoft.com/office/drawing/2014/chartex" xmlns:cx1="http://schemas.microsoft.com/office/drawing/2015/9/8/chartex" xmlns:cx2="http://schemas.microsoft.com/office/drawing/2015/10/21/chartex" xmlns:cx3="http://schemas.microsoft.com/office/drawing/2016/5/9/chartex" xmlns:cx4="http://schemas.microsoft.com/office/drawing/2016/5/10/chartex" xmlns:cx5="http://schemas.microsoft.com/office/drawing/2016/5/11/chartex" xmlns:cx6="http://schemas.microsoft.com/office/drawing/2016/5/12/chartex" xmlns:cx7="http://schemas.microsoft.com/office/drawing/2016/5/13/chartex" xmlns:cx8="http://schemas.microsoft.com/office/drawing/2016/5/14/chartex" xmlns:mc="http://schemas.openxmlformats.org/markup-compatibility/2006" xmlns:aink="http://schemas.microsoft.com/office/drawing/2016/ink" xmlns:am3d="http://schemas.microsoft.com/office/drawing/2017/model3d" xmlns:o="urn:schemas-microsoft-com:office:office" xmlns:oel="http://schemas.microsoft.com/office/2019/extlst" xmlns:r="http://schemas.openxmlformats.org/officeDocument/2006/relationships" xmlns:m="http://schemas.openxmlformats.org/officeDocument/2006/math" xmlns:v="urn:schemas-microsoft-com:vml" xmlns:wp14="http://schemas.microsoft.com/office/word/2010/wordprocessingDrawing" xmlns:wp="http://schemas.openxmlformats.org/drawingml/2006/wordprocessingDrawing" xmlns:w10="urn:schemas-microsoft-com:office:word" xmlns:w="http://schemas.openxmlformats.org/wordprocessingml/2006/main" xmlns:w14="http://schemas.microsoft.com/office/word/2010/wordml" xmlns:w15="http://schemas.microsoft.com/office/word/2012/wordml" xmlns:w16cex="http://schemas.microsoft.com/office/word/2018/wordml/cex" xmlns:w16cid="http://schemas.microsoft.com/office/word/2016/wordml/cid" xmlns:w16="http://schemas.microsoft.com/office/word/2018/wordml" xmlns:w16du="http://schemas.microsoft.com/office/word/2023/wordml/word16du" xmlns:w16sdtdh="http://schemas.microsoft.com/office/word/2020/wordml/sdtdatahash" xmlns:w16se="http://schemas.microsoft.com/office/word/2015/wordml/symex" xmlns:wpg="http://schemas.microsoft.com/office/word/2010/wordprocessingGroup" xmlns:wpi="http://schemas.microsoft.com/office/word/2010/wordprocessingInk" xmlns:wne="http://schemas.microsoft.com/office/word/2006/wordml" xmlns:wps="http://schemas.microsoft.com/office/word/2010/wordprocessingShape" mc:Ignorable="w14 w15 w16se w16cid w16 w16cex w16sdtdh w16du wp14">
   <w:abstractNum w:abstractNumId="0" w15:restartNumberingAfterBreak="0">
     <w:nsid w:val="05ED11C1"/>
     <w:multiLevelType w:val="hybridMultilevel"/>
@@ -9400,7 +9919,7 @@
 </file>
 
 <file path=word/styles.xml><?xml version="1.0" encoding="utf-8"?>
-<w:styles xmlns:mc="http://schemas.openxmlformats.org/markup-compatibility/2006" xmlns:r="http://schemas.openxmlformats.org/officeDocument/2006/relationships" xmlns:w="http://schemas.openxmlformats.org/wordprocessingml/2006/main" xmlns:w14="http://schemas.microsoft.com/office/word/2010/wordml" xmlns:w15="http://schemas.microsoft.com/office/word/2012/wordml" xmlns:w16cex="http://schemas.microsoft.com/office/word/2018/wordml/cex" xmlns:w16cid="http://schemas.microsoft.com/office/word/2016/wordml/cid" xmlns:w16="http://schemas.microsoft.com/office/word/2018/wordml" xmlns:w16du="http://schemas.microsoft.com/office/word/2023/wordml/word16du" xmlns:w16sdtdh="http://schemas.microsoft.com/office/word/2020/wordml/sdtdatahash" xmlns:w16sdtfl="http://schemas.microsoft.com/office/word/2024/wordml/sdtformatlock" xmlns:w16se="http://schemas.microsoft.com/office/word/2015/wordml/symex" mc:Ignorable="w14 w15 w16se w16cid w16 w16cex w16sdtdh w16sdtfl w16du">
+<w:styles xmlns:mc="http://schemas.openxmlformats.org/markup-compatibility/2006" xmlns:r="http://schemas.openxmlformats.org/officeDocument/2006/relationships" xmlns:w="http://schemas.openxmlformats.org/wordprocessingml/2006/main" xmlns:w14="http://schemas.microsoft.com/office/word/2010/wordml" xmlns:w15="http://schemas.microsoft.com/office/word/2012/wordml" xmlns:w16cex="http://schemas.microsoft.com/office/word/2018/wordml/cex" xmlns:w16cid="http://schemas.microsoft.com/office/word/2016/wordml/cid" xmlns:w16="http://schemas.microsoft.com/office/word/2018/wordml" xmlns:w16du="http://schemas.microsoft.com/office/word/2023/wordml/word16du" xmlns:w16sdtdh="http://schemas.microsoft.com/office/word/2020/wordml/sdtdatahash" xmlns:w16se="http://schemas.microsoft.com/office/word/2015/wordml/symex" mc:Ignorable="w14 w15 w16se w16cid w16 w16cex w16sdtdh w16du">
   <w:docDefaults>
     <w:rPrDefault>
       <w:rPr>
@@ -10016,7 +10535,7 @@
       <w:iCs/>
     </w:rPr>
   </w:style>
-  <w:style w:type="character" w:styleId="Fuerte">
+  <w:style w:type="character" w:styleId="Textoennegrita">
     <w:name w:val="Strong"/>
     <w:basedOn w:val="Fuentedeprrafopredeter"/>
     <w:uiPriority w:val="22"/>
